--- a/three_phase_hw_replacement_plan_simplified.docx
+++ b/three_phase_hw_replacement_plan_simplified.docx
@@ -4,32 +4,15 @@
   <w:body>
     <w:p>
       <w:pPr>
-        <w:spacing w:before="1040"/>
         <w:jc w:val="center"/>
       </w:pPr>
       <w:r>
         <w:rPr>
-          <w:rFonts w:ascii="PingFang SC" w:hAnsi="PingFang SC" w:eastAsia="PingFang SC"/>
+          <w:rFonts w:ascii="Arial" w:hAnsi="Arial" w:eastAsia="Microsoft YaHei"/>
           <w:b/>
-          <w:color w:val="1F4E79"/>
-          <w:sz w:val="48"/>
+          <w:sz w:val="40"/>
         </w:rPr>
         <w:t>三相电并网仿真教学系统</w:t>
-      </w:r>
-    </w:p>
-    <w:p>
-      <w:pPr>
-        <w:spacing w:after="560"/>
-        <w:jc w:val="center"/>
-      </w:pPr>
-      <w:r>
-        <w:rPr>
-          <w:rFonts w:ascii="PingFang SC" w:hAnsi="PingFang SC" w:eastAsia="PingFang SC"/>
-          <w:b/>
-          <w:color w:val="2E74B5"/>
-          <w:sz w:val="40"/>
-        </w:rPr>
-        <w:t>未来硬件替代计划（精简版）</w:t>
       </w:r>
     </w:p>
     <w:p>
@@ -38,37 +21,32 @@
       </w:pPr>
       <w:r>
         <w:rPr>
-          <w:rFonts w:ascii="PingFang SC" w:hAnsi="PingFang SC" w:eastAsia="PingFang SC"/>
-          <w:color w:val="505050"/>
-          <w:sz w:val="22"/>
+          <w:rFonts w:ascii="Arial" w:hAnsi="Arial" w:eastAsia="Microsoft YaHei"/>
+          <w:b/>
+          <w:color w:val="1F4E79"/>
+          <w:sz w:val="36"/>
         </w:rPr>
-        <w:t>基于《软硬结合需求定义（初稿）》整理，用于后续硬件设计、接口定义和阶段推进。</w:t>
+        <w:t>硬件替代计划（L1/L2 与 V1/V2 聚焦版）</w:t>
       </w:r>
     </w:p>
     <w:tbl>
       <w:tblPr>
         <w:tblStyle w:val="TableGrid"/>
-        <w:tblW w:type="pct" w:w="5000"/>
+        <w:tblW w:type="auto" w:w="0"/>
         <w:jc w:val="center"/>
         <w:tblLayout w:type="fixed"/>
         <w:tblLook w:firstColumn="1" w:firstRow="1" w:lastColumn="0" w:lastRow="0" w:noHBand="0" w:noVBand="1" w:val="04A0"/>
       </w:tblPr>
       <w:tblGrid>
-        <w:gridCol w:w="4986"/>
-        <w:gridCol w:w="4986"/>
+        <w:gridCol w:w="4896"/>
+        <w:gridCol w:w="4896"/>
       </w:tblGrid>
       <w:tr>
         <w:tc>
           <w:tcPr>
-            <w:tcW w:type="dxa" w:w="1814"/>
+            <w:tcW w:type="dxa" w:w="2232"/>
             <w:vAlign w:val="center"/>
-            <w:shd w:fill="1F4E79"/>
-            <w:tcMar>
-              <w:top w:w="110" w:type="dxa"/>
-              <w:start w:w="120" w:type="dxa"/>
-              <w:bottom w:w="110" w:type="dxa"/>
-              <w:end w:w="120" w:type="dxa"/>
-            </w:tcMar>
+            <w:shd w:fill="D9EAF7"/>
           </w:tcPr>
           <w:p>
             <w:pPr>
@@ -77,26 +55,19 @@
             <w:r/>
             <w:r>
               <w:rPr>
-                <w:rFonts w:ascii="PingFang SC" w:hAnsi="PingFang SC" w:eastAsia="PingFang SC"/>
+                <w:rFonts w:ascii="Arial" w:hAnsi="Arial" w:eastAsia="Microsoft YaHei"/>
                 <w:b/>
-                <w:color w:val="FFFFFF"/>
+                <w:color w:val="1F4E79"/>
                 <w:sz w:val="19"/>
               </w:rPr>
-              <w:t>项目</w:t>
+              <w:t>文档版本</w:t>
             </w:r>
           </w:p>
         </w:tc>
         <w:tc>
           <w:tcPr>
-            <w:tcW w:type="dxa" w:w="7143"/>
+            <w:tcW w:type="dxa" w:w="8424"/>
             <w:vAlign w:val="center"/>
-            <w:shd w:fill="1F4E79"/>
-            <w:tcMar>
-              <w:top w:w="110" w:type="dxa"/>
-              <w:start w:w="120" w:type="dxa"/>
-              <w:bottom w:w="110" w:type="dxa"/>
-              <w:end w:w="120" w:type="dxa"/>
-            </w:tcMar>
           </w:tcPr>
           <w:p>
             <w:pPr>
@@ -105,12 +76,11 @@
             <w:r/>
             <w:r>
               <w:rPr>
-                <w:rFonts w:ascii="PingFang SC" w:hAnsi="PingFang SC" w:eastAsia="PingFang SC"/>
-                <w:b/>
-                <w:color w:val="FFFFFF"/>
+                <w:rFonts w:ascii="Arial" w:hAnsi="Arial" w:eastAsia="Microsoft YaHei"/>
+                <w:b w:val="0"/>
                 <w:sz w:val="19"/>
               </w:rPr>
-              <w:t>内容</w:t>
+              <w:t>V0.3 L1/L2 聚焦更新版</w:t>
             </w:r>
           </w:p>
         </w:tc>
@@ -118,14 +88,9 @@
       <w:tr>
         <w:tc>
           <w:tcPr>
-            <w:tcW w:type="dxa" w:w="1814"/>
+            <w:tcW w:type="dxa" w:w="2232"/>
             <w:vAlign w:val="center"/>
-            <w:tcMar>
-              <w:top w:w="90" w:type="dxa"/>
-              <w:start w:w="120" w:type="dxa"/>
-              <w:bottom w:w="90" w:type="dxa"/>
-              <w:end w:w="120" w:type="dxa"/>
-            </w:tcMar>
+            <w:shd w:fill="D9EAF7"/>
           </w:tcPr>
           <w:p>
             <w:pPr>
@@ -134,24 +99,19 @@
             <w:r/>
             <w:r>
               <w:rPr>
-                <w:rFonts w:ascii="PingFang SC" w:hAnsi="PingFang SC" w:eastAsia="PingFang SC"/>
-                <w:b w:val="0"/>
+                <w:rFonts w:ascii="Arial" w:hAnsi="Arial" w:eastAsia="Microsoft YaHei"/>
+                <w:b/>
+                <w:color w:val="1F4E79"/>
                 <w:sz w:val="19"/>
               </w:rPr>
-              <w:t>文档版本</w:t>
+              <w:t>编制日期</w:t>
             </w:r>
           </w:p>
         </w:tc>
         <w:tc>
           <w:tcPr>
-            <w:tcW w:type="dxa" w:w="7143"/>
+            <w:tcW w:type="dxa" w:w="8424"/>
             <w:vAlign w:val="center"/>
-            <w:tcMar>
-              <w:top w:w="90" w:type="dxa"/>
-              <w:start w:w="120" w:type="dxa"/>
-              <w:bottom w:w="90" w:type="dxa"/>
-              <w:end w:w="120" w:type="dxa"/>
-            </w:tcMar>
           </w:tcPr>
           <w:p>
             <w:pPr>
@@ -160,11 +120,11 @@
             <w:r/>
             <w:r>
               <w:rPr>
-                <w:rFonts w:ascii="PingFang SC" w:hAnsi="PingFang SC" w:eastAsia="PingFang SC"/>
+                <w:rFonts w:ascii="Arial" w:hAnsi="Arial" w:eastAsia="Microsoft YaHei"/>
                 <w:b w:val="0"/>
                 <w:sz w:val="19"/>
               </w:rPr>
-              <w:t>V0.2 精简规划版</w:t>
+              <w:t>2026-05-18</w:t>
             </w:r>
           </w:p>
         </w:tc>
@@ -172,14 +132,9 @@
       <w:tr>
         <w:tc>
           <w:tcPr>
-            <w:tcW w:type="dxa" w:w="1814"/>
+            <w:tcW w:type="dxa" w:w="2232"/>
             <w:vAlign w:val="center"/>
-            <w:tcMar>
-              <w:top w:w="90" w:type="dxa"/>
-              <w:start w:w="120" w:type="dxa"/>
-              <w:bottom w:w="90" w:type="dxa"/>
-              <w:end w:w="120" w:type="dxa"/>
-            </w:tcMar>
+            <w:shd w:fill="D9EAF7"/>
           </w:tcPr>
           <w:p>
             <w:pPr>
@@ -188,24 +143,19 @@
             <w:r/>
             <w:r>
               <w:rPr>
-                <w:rFonts w:ascii="PingFang SC" w:hAnsi="PingFang SC" w:eastAsia="PingFang SC"/>
-                <w:b w:val="0"/>
+                <w:rFonts w:ascii="Arial" w:hAnsi="Arial" w:eastAsia="Microsoft YaHei"/>
+                <w:b/>
+                <w:color w:val="1F4E79"/>
                 <w:sz w:val="19"/>
               </w:rPr>
-              <w:t>编制日期</w:t>
+              <w:t>适用对象</w:t>
             </w:r>
           </w:p>
         </w:tc>
         <w:tc>
           <w:tcPr>
-            <w:tcW w:type="dxa" w:w="7143"/>
+            <w:tcW w:type="dxa" w:w="8424"/>
             <w:vAlign w:val="center"/>
-            <w:tcMar>
-              <w:top w:w="90" w:type="dxa"/>
-              <w:start w:w="120" w:type="dxa"/>
-              <w:bottom w:w="90" w:type="dxa"/>
-              <w:end w:w="120" w:type="dxa"/>
-            </w:tcMar>
           </w:tcPr>
           <w:p>
             <w:pPr>
@@ -214,61 +164,7 @@
             <w:r/>
             <w:r>
               <w:rPr>
-                <w:rFonts w:ascii="PingFang SC" w:hAnsi="PingFang SC" w:eastAsia="PingFang SC"/>
-                <w:b w:val="0"/>
-                <w:sz w:val="19"/>
-              </w:rPr>
-              <w:t>2026-04-28</w:t>
-            </w:r>
-          </w:p>
-        </w:tc>
-      </w:tr>
-      <w:tr>
-        <w:tc>
-          <w:tcPr>
-            <w:tcW w:type="dxa" w:w="1814"/>
-            <w:vAlign w:val="center"/>
-            <w:tcMar>
-              <w:top w:w="90" w:type="dxa"/>
-              <w:start w:w="120" w:type="dxa"/>
-              <w:bottom w:w="90" w:type="dxa"/>
-              <w:end w:w="120" w:type="dxa"/>
-            </w:tcMar>
-          </w:tcPr>
-          <w:p>
-            <w:pPr>
-              <w:spacing w:after="0"/>
-            </w:pPr>
-            <w:r/>
-            <w:r>
-              <w:rPr>
-                <w:rFonts w:ascii="PingFang SC" w:hAnsi="PingFang SC" w:eastAsia="PingFang SC"/>
-                <w:b w:val="0"/>
-                <w:sz w:val="19"/>
-              </w:rPr>
-              <w:t>适用对象</w:t>
-            </w:r>
-          </w:p>
-        </w:tc>
-        <w:tc>
-          <w:tcPr>
-            <w:tcW w:type="dxa" w:w="7143"/>
-            <w:vAlign w:val="center"/>
-            <w:tcMar>
-              <w:top w:w="90" w:type="dxa"/>
-              <w:start w:w="120" w:type="dxa"/>
-              <w:bottom w:w="90" w:type="dxa"/>
-              <w:end w:w="120" w:type="dxa"/>
-            </w:tcMar>
-          </w:tcPr>
-          <w:p>
-            <w:pPr>
-              <w:spacing w:after="0"/>
-            </w:pPr>
-            <w:r/>
-            <w:r>
-              <w:rPr>
-                <w:rFonts w:ascii="PingFang SC" w:hAnsi="PingFang SC" w:eastAsia="PingFang SC"/>
+                <w:rFonts w:ascii="Arial" w:hAnsi="Arial" w:eastAsia="Microsoft YaHei"/>
                 <w:b w:val="0"/>
                 <w:sz w:val="19"/>
               </w:rPr>
@@ -280,14 +176,9 @@
       <w:tr>
         <w:tc>
           <w:tcPr>
-            <w:tcW w:type="dxa" w:w="1814"/>
+            <w:tcW w:type="dxa" w:w="2232"/>
             <w:vAlign w:val="center"/>
-            <w:tcMar>
-              <w:top w:w="90" w:type="dxa"/>
-              <w:start w:w="120" w:type="dxa"/>
-              <w:bottom w:w="90" w:type="dxa"/>
-              <w:end w:w="120" w:type="dxa"/>
-            </w:tcMar>
+            <w:shd w:fill="D9EAF7"/>
           </w:tcPr>
           <w:p>
             <w:pPr>
@@ -296,24 +187,19 @@
             <w:r/>
             <w:r>
               <w:rPr>
-                <w:rFonts w:ascii="PingFang SC" w:hAnsi="PingFang SC" w:eastAsia="PingFang SC"/>
-                <w:b w:val="0"/>
+                <w:rFonts w:ascii="Arial" w:hAnsi="Arial" w:eastAsia="Microsoft YaHei"/>
+                <w:b/>
+                <w:color w:val="1F4E79"/>
                 <w:sz w:val="19"/>
               </w:rPr>
-              <w:t>主要用途</w:t>
+              <w:t>本轮重点</w:t>
             </w:r>
           </w:p>
         </w:tc>
         <w:tc>
           <w:tcPr>
-            <w:tcW w:type="dxa" w:w="7143"/>
+            <w:tcW w:type="dxa" w:w="8424"/>
             <w:vAlign w:val="center"/>
-            <w:tcMar>
-              <w:top w:w="90" w:type="dxa"/>
-              <w:start w:w="120" w:type="dxa"/>
-              <w:bottom w:w="90" w:type="dxa"/>
-              <w:end w:w="120" w:type="dxa"/>
-            </w:tcMar>
           </w:tcPr>
           <w:p>
             <w:pPr>
@@ -322,11 +208,11 @@
             <w:r/>
             <w:r>
               <w:rPr>
-                <w:rFonts w:ascii="PingFang SC" w:hAnsi="PingFang SC" w:eastAsia="PingFang SC"/>
+                <w:rFonts w:ascii="Arial" w:hAnsi="Arial" w:eastAsia="Microsoft YaHei"/>
                 <w:b w:val="0"/>
                 <w:sz w:val="19"/>
               </w:rPr>
-              <w:t>明确硬件替代边界、阶段路线、安全底线和下一步设计输入</w:t>
+              <w:t>只展开 L1 操作硬件化、L2 测量硬件化，以及 V1/V2 阶段边界。</w:t>
             </w:r>
           </w:p>
         </w:tc>
@@ -334,14 +220,9 @@
       <w:tr>
         <w:tc>
           <w:tcPr>
-            <w:tcW w:type="dxa" w:w="1814"/>
+            <w:tcW w:type="dxa" w:w="2232"/>
             <w:vAlign w:val="center"/>
-            <w:tcMar>
-              <w:top w:w="90" w:type="dxa"/>
-              <w:start w:w="120" w:type="dxa"/>
-              <w:bottom w:w="90" w:type="dxa"/>
-              <w:end w:w="120" w:type="dxa"/>
-            </w:tcMar>
+            <w:shd w:fill="D9EAF7"/>
           </w:tcPr>
           <w:p>
             <w:pPr>
@@ -350,24 +231,19 @@
             <w:r/>
             <w:r>
               <w:rPr>
-                <w:rFonts w:ascii="PingFang SC" w:hAnsi="PingFang SC" w:eastAsia="PingFang SC"/>
-                <w:b w:val="0"/>
+                <w:rFonts w:ascii="Arial" w:hAnsi="Arial" w:eastAsia="Microsoft YaHei"/>
+                <w:b/>
+                <w:color w:val="1F4E79"/>
                 <w:sz w:val="19"/>
               </w:rPr>
-              <w:t>精简原则</w:t>
+              <w:t>配套总览图</w:t>
             </w:r>
           </w:p>
         </w:tc>
         <w:tc>
           <w:tcPr>
-            <w:tcW w:type="dxa" w:w="7143"/>
+            <w:tcW w:type="dxa" w:w="8424"/>
             <w:vAlign w:val="center"/>
-            <w:tcMar>
-              <w:top w:w="90" w:type="dxa"/>
-              <w:start w:w="120" w:type="dxa"/>
-              <w:bottom w:w="90" w:type="dxa"/>
-              <w:end w:w="120" w:type="dxa"/>
-            </w:tcMar>
           </w:tcPr>
           <w:p>
             <w:pPr>
@@ -376,134 +252,124 @@
             <w:r/>
             <w:r>
               <w:rPr>
-                <w:rFonts w:ascii="PingFang SC" w:hAnsi="PingFang SC" w:eastAsia="PingFang SC"/>
+                <w:rFonts w:ascii="Arial" w:hAnsi="Arial" w:eastAsia="Microsoft YaHei"/>
                 <w:b w:val="0"/>
                 <w:sz w:val="19"/>
               </w:rPr>
-              <w:t>保留规划决策，压缩需求编号、长表格、字段细节和追踪矩阵</w:t>
+              <w:t>docs/hardware_l1_l2_overview.drawio</w:t>
             </w:r>
           </w:p>
         </w:tc>
       </w:tr>
     </w:tbl>
+    <w:p/>
+    <w:tbl>
+      <w:tblPr>
+        <w:tblStyle w:val="TableGrid"/>
+        <w:tblW w:type="auto" w:w="0"/>
+        <w:tblLook w:firstColumn="1" w:firstRow="1" w:lastColumn="0" w:lastRow="0" w:noHBand="0" w:noVBand="1" w:val="04A0"/>
+      </w:tblPr>
+      <w:tblGrid>
+        <w:gridCol w:w="9792"/>
+      </w:tblGrid>
+      <w:tr>
+        <w:tc>
+          <w:tcPr>
+            <w:tcW w:type="dxa" w:w="9792"/>
+            <w:shd w:fill="EAF3F8"/>
+            <w:top w:val="single" w:sz="8" w:space="0" w:color="6C8EBF"/>
+            <w:left w:val="single" w:sz="8" w:space="0" w:color="6C8EBF"/>
+            <w:bottom w:val="single" w:sz="8" w:space="0" w:color="6C8EBF"/>
+            <w:right w:val="single" w:sz="8" w:space="0" w:color="6C8EBF"/>
+          </w:tcPr>
+          <w:p>
+            <w:pPr>
+              <w:spacing w:after="60"/>
+            </w:pPr>
+            <w:r>
+              <w:rPr>
+                <w:rFonts w:ascii="Arial" w:hAnsi="Arial" w:eastAsia="Microsoft YaHei"/>
+                <w:b/>
+                <w:sz w:val="21"/>
+              </w:rPr>
+              <w:t>本版定位</w:t>
+            </w:r>
+            <w:r>
+              <w:br/>
+              <w:t>本文件用于冻结硬件化的近期讨论边界。主文不展开 L3/L4 的详细方案；L3/L4 仅在后续扩展边界中说明必须提前遵守的约束。硬件开发可以从 L1/L2 的 IO 点、端子布局、安全约束和适配层语义开始。</w:t>
+            </w:r>
+          </w:p>
+        </w:tc>
+      </w:tr>
+    </w:tbl>
+    <w:p/>
     <w:p>
       <w:pPr>
-        <w:spacing w:after="40"/>
-      </w:pPr>
-    </w:p>
-    <w:p>
-      <w:pPr>
-        <w:spacing w:before="160" w:after="0" w:line="283" w:lineRule="auto"/>
+        <w:pStyle w:val="Heading1"/>
       </w:pPr>
       <w:r>
-        <w:rPr>
-          <w:rFonts w:ascii="PingFang SC" w:hAnsi="PingFang SC" w:eastAsia="PingFang SC"/>
-        </w:rPr>
-        <w:t>本文不替代原始详细需求稿。原稿继续作为后续原理图、IO 点表、端子排、通信映射和验收用例的详细依据；本文件仅用于规划、沟通和阶段推进。</w:t>
+        <w:t>1. 项目目标与本轮范围</w:t>
       </w:r>
     </w:p>
     <w:p>
       <w:r>
-        <w:br w:type="page"/>
-      </w:r>
-    </w:p>
-    <w:p>
-      <w:pPr>
-        <w:pStyle w:val="Heading1"/>
-        <w:keepNext/>
-      </w:pPr>
-      <w:r>
-        <w:t>1. 项目目标与边界</w:t>
-      </w:r>
-    </w:p>
-    <w:p>
-      <w:pPr>
-        <w:spacing w:before="0" w:after="120" w:line="283" w:lineRule="auto"/>
-      </w:pPr>
-      <w:r>
-        <w:rPr>
-          <w:rFonts w:ascii="PingFang SC" w:hAnsi="PingFang SC" w:eastAsia="PingFang SC"/>
-        </w:rPr>
-        <w:t>本项目的核心目标，是把现有纯软件仿真的三相电并网教学系统，逐步升级为“上位机教学与考核平台 + 下位机硬件操作与测量平台”的软硬结合实训系统。系统追求真实操作、真实低压测量、真实故障现象和真实闭锁反馈，而不是建设真实高压并网装置。</w:t>
+        <w:t>本项目的硬件替代目标，是把现有纯软件仿真的三相电并网教学系统，逐步升级为“上位机教学与考核平台 + 下位机硬件操作与测量平台”的软硬结合实训系统。当前讨论优先覆盖 L1 和 L2，因为这两层承载了学生 80% 以上的可见操作和测量动作。</w:t>
       </w:r>
     </w:p>
     <w:p>
       <w:pPr>
         <w:pStyle w:val="ListBullet"/>
-        <w:spacing w:after="60" w:line="269" w:lineRule="auto"/>
+        <w:spacing w:after="40"/>
       </w:pPr>
       <w:r>
-        <w:rPr>
-          <w:rFonts w:ascii="PingFang SC" w:hAnsi="PingFang SC" w:eastAsia="PingFang SC"/>
-        </w:rPr>
-        <w:t>教学目标：围绕五步流程完成回路连通性、PT 线电压、相序、端子压差和同步合闸训练。</w:t>
+        <w:t>上位机继续保留五步流程、题库、评分、日志、可视化和报告。</w:t>
       </w:r>
     </w:p>
     <w:p>
       <w:pPr>
         <w:pStyle w:val="ListBullet"/>
-        <w:spacing w:after="60" w:line="269" w:lineRule="auto"/>
+        <w:spacing w:after="40"/>
       </w:pPr>
       <w:r>
-        <w:rPr>
-          <w:rFonts w:ascii="PingFang SC" w:hAnsi="PingFang SC" w:eastAsia="PingFang SC"/>
-        </w:rPr>
-        <w:t>工程边界：硬件侧采用安全低压或隔离低能量信号，软件侧可按比例显示为工程电力系统。</w:t>
+        <w:t>硬件侧优先替代实体操作、状态反馈、安全端子、普通仪表测量和手动录入闭环。</w:t>
       </w:r>
     </w:p>
     <w:p>
       <w:pPr>
         <w:pStyle w:val="ListBullet"/>
-        <w:spacing w:after="60" w:line="269" w:lineRule="auto"/>
+        <w:spacing w:after="40"/>
       </w:pPr>
-      <w:r/>
       <w:r>
-        <w:rPr>
-          <w:rFonts w:ascii="PingFang SC" w:hAnsi="PingFang SC" w:eastAsia="PingFang SC"/>
-          <w:sz w:val="20"/>
-        </w:rPr>
-        <w:t>技术路线：本阶段先以嵌入式开发板方案为主要讨论对象，先冻结功能边界、接口语义和安全要求。</w:t>
+        <w:t>V1 聚焦“真实操作 + 真实端子测量 + 手动录入 + 软件判定”。</w:t>
       </w:r>
     </w:p>
     <w:p>
       <w:pPr>
         <w:pStyle w:val="ListBullet"/>
-        <w:spacing w:after="100" w:line="276" w:lineRule="auto"/>
+        <w:spacing w:after="40"/>
       </w:pPr>
-      <w:r/>
       <w:r>
-        <w:rPr>
-          <w:rFonts w:ascii="PingFang SC" w:hAnsi="PingFang SC" w:eastAsia="PingFang SC"/>
-          <w:sz w:val="21"/>
-        </w:rPr>
-        <w:t>近期重点：优先完成实体操作、清晰标注端子、普通万用表测量与手动录入闭环，随后再推进自动采集和故障注入。</w:t>
+        <w:t>V2 是测量硬件化增强层，不等于一次性完成所有自动采集。</w:t>
       </w:r>
     </w:p>
     <w:tbl>
       <w:tblPr>
         <w:tblStyle w:val="TableGrid"/>
-        <w:tblW w:type="pct" w:w="5000"/>
+        <w:tblW w:type="auto" w:w="0"/>
         <w:jc w:val="center"/>
-        <w:tblLayout w:type="fixed"/>
         <w:tblLook w:firstColumn="1" w:firstRow="1" w:lastColumn="0" w:lastRow="0" w:noHBand="0" w:noVBand="1" w:val="04A0"/>
       </w:tblPr>
       <w:tblGrid>
-        <w:gridCol w:w="3324"/>
-        <w:gridCol w:w="3324"/>
-        <w:gridCol w:w="3324"/>
+        <w:gridCol w:w="3264"/>
+        <w:gridCol w:w="3264"/>
+        <w:gridCol w:w="3264"/>
       </w:tblGrid>
       <w:tr>
         <w:tc>
           <w:tcPr>
-            <w:tcW w:type="dxa" w:w="1587"/>
+            <w:tcW w:type="dxa" w:w="2016"/>
             <w:vAlign w:val="center"/>
             <w:shd w:fill="1F4E79"/>
-            <w:tcMar>
-              <w:top w:w="110" w:type="dxa"/>
-              <w:start w:w="120" w:type="dxa"/>
-              <w:bottom w:w="110" w:type="dxa"/>
-              <w:end w:w="120" w:type="dxa"/>
-            </w:tcMar>
           </w:tcPr>
           <w:p>
             <w:pPr>
@@ -512,26 +378,20 @@
             <w:r/>
             <w:r>
               <w:rPr>
-                <w:rFonts w:ascii="PingFang SC" w:hAnsi="PingFang SC" w:eastAsia="PingFang SC"/>
+                <w:rFonts w:ascii="Arial" w:hAnsi="Arial" w:eastAsia="Microsoft YaHei"/>
                 <w:b/>
                 <w:color w:val="FFFFFF"/>
                 <w:sz w:val="19"/>
               </w:rPr>
-              <w:t>范围</w:t>
+              <w:t>范围项</w:t>
             </w:r>
           </w:p>
         </w:tc>
         <w:tc>
           <w:tcPr>
-            <w:tcW w:type="dxa" w:w="3798"/>
+            <w:tcW w:type="dxa" w:w="4320"/>
             <w:vAlign w:val="center"/>
             <w:shd w:fill="1F4E79"/>
-            <w:tcMar>
-              <w:top w:w="110" w:type="dxa"/>
-              <w:start w:w="120" w:type="dxa"/>
-              <w:bottom w:w="110" w:type="dxa"/>
-              <w:end w:w="120" w:type="dxa"/>
-            </w:tcMar>
           </w:tcPr>
           <w:p>
             <w:pPr>
@@ -540,26 +400,20 @@
             <w:r/>
             <w:r>
               <w:rPr>
-                <w:rFonts w:ascii="PingFang SC" w:hAnsi="PingFang SC" w:eastAsia="PingFang SC"/>
+                <w:rFonts w:ascii="Arial" w:hAnsi="Arial" w:eastAsia="Microsoft YaHei"/>
                 <w:b/>
                 <w:color w:val="FFFFFF"/>
                 <w:sz w:val="19"/>
               </w:rPr>
-              <w:t>纳入</w:t>
+              <w:t>本轮纳入</w:t>
             </w:r>
           </w:p>
         </w:tc>
         <w:tc>
           <w:tcPr>
-            <w:tcW w:type="dxa" w:w="3572"/>
+            <w:tcW w:type="dxa" w:w="4320"/>
             <w:vAlign w:val="center"/>
             <w:shd w:fill="1F4E79"/>
-            <w:tcMar>
-              <w:top w:w="110" w:type="dxa"/>
-              <w:start w:w="120" w:type="dxa"/>
-              <w:bottom w:w="110" w:type="dxa"/>
-              <w:end w:w="120" w:type="dxa"/>
-            </w:tcMar>
           </w:tcPr>
           <w:p>
             <w:pPr>
@@ -568,12 +422,12 @@
             <w:r/>
             <w:r>
               <w:rPr>
-                <w:rFonts w:ascii="PingFang SC" w:hAnsi="PingFang SC" w:eastAsia="PingFang SC"/>
+                <w:rFonts w:ascii="Arial" w:hAnsi="Arial" w:eastAsia="Microsoft YaHei"/>
                 <w:b/>
                 <w:color w:val="FFFFFF"/>
                 <w:sz w:val="19"/>
               </w:rPr>
-              <w:t>不纳入</w:t>
+              <w:t>本轮不展开</w:t>
             </w:r>
           </w:p>
         </w:tc>
@@ -581,14 +435,8 @@
       <w:tr>
         <w:tc>
           <w:tcPr>
-            <w:tcW w:type="dxa" w:w="1587"/>
+            <w:tcW w:type="dxa" w:w="2016"/>
             <w:vAlign w:val="center"/>
-            <w:tcMar>
-              <w:top w:w="90" w:type="dxa"/>
-              <w:start w:w="120" w:type="dxa"/>
-              <w:bottom w:w="90" w:type="dxa"/>
-              <w:end w:w="120" w:type="dxa"/>
-            </w:tcMar>
           </w:tcPr>
           <w:p>
             <w:pPr>
@@ -597,24 +445,18 @@
             <w:r/>
             <w:r>
               <w:rPr>
-                <w:rFonts w:ascii="PingFang SC" w:hAnsi="PingFang SC" w:eastAsia="PingFang SC"/>
+                <w:rFonts w:ascii="Arial" w:hAnsi="Arial" w:eastAsia="Microsoft YaHei"/>
                 <w:b w:val="0"/>
                 <w:sz w:val="19"/>
               </w:rPr>
-              <w:t>教学对象</w:t>
+              <w:t>教学流程</w:t>
             </w:r>
           </w:p>
         </w:tc>
         <w:tc>
           <w:tcPr>
-            <w:tcW w:type="dxa" w:w="3798"/>
+            <w:tcW w:type="dxa" w:w="4320"/>
             <w:vAlign w:val="center"/>
-            <w:tcMar>
-              <w:top w:w="90" w:type="dxa"/>
-              <w:start w:w="120" w:type="dxa"/>
-              <w:bottom w:w="90" w:type="dxa"/>
-              <w:end w:w="120" w:type="dxa"/>
-            </w:tcMar>
           </w:tcPr>
           <w:p>
             <w:pPr>
@@ -623,24 +465,18 @@
             <w:r/>
             <w:r>
               <w:rPr>
-                <w:rFonts w:ascii="PingFang SC" w:hAnsi="PingFang SC" w:eastAsia="PingFang SC"/>
+                <w:rFonts w:ascii="Arial" w:hAnsi="Arial" w:eastAsia="Microsoft YaHei"/>
                 <w:b w:val="0"/>
                 <w:sz w:val="19"/>
               </w:rPr>
-              <w:t>并网前检查、PT 检查、故障排查、同期闭锁与合闸训练</w:t>
+              <w:t>五步流程在上位机保留；L1/L2 提供真实操作和测量输入。</w:t>
             </w:r>
           </w:p>
         </w:tc>
         <w:tc>
           <w:tcPr>
-            <w:tcW w:type="dxa" w:w="3572"/>
+            <w:tcW w:type="dxa" w:w="4320"/>
             <w:vAlign w:val="center"/>
-            <w:tcMar>
-              <w:top w:w="90" w:type="dxa"/>
-              <w:start w:w="120" w:type="dxa"/>
-              <w:bottom w:w="90" w:type="dxa"/>
-              <w:end w:w="120" w:type="dxa"/>
-            </w:tcMar>
           </w:tcPr>
           <w:p>
             <w:pPr>
@@ -649,11 +485,11 @@
             <w:r/>
             <w:r>
               <w:rPr>
-                <w:rFonts w:ascii="PingFang SC" w:hAnsi="PingFang SC" w:eastAsia="PingFang SC"/>
+                <w:rFonts w:ascii="Arial" w:hAnsi="Arial" w:eastAsia="Microsoft YaHei"/>
                 <w:b w:val="0"/>
                 <w:sz w:val="19"/>
               </w:rPr>
-              <w:t>真实公共电网并网、真实高压一次系统</w:t>
+              <w:t>不把评分逻辑、题库答案固化进下位机。</w:t>
             </w:r>
           </w:p>
         </w:tc>
@@ -661,14 +497,8 @@
       <w:tr>
         <w:tc>
           <w:tcPr>
-            <w:tcW w:type="dxa" w:w="1587"/>
+            <w:tcW w:type="dxa" w:w="2016"/>
             <w:vAlign w:val="center"/>
-            <w:tcMar>
-              <w:top w:w="90" w:type="dxa"/>
-              <w:start w:w="120" w:type="dxa"/>
-              <w:bottom w:w="90" w:type="dxa"/>
-              <w:end w:w="120" w:type="dxa"/>
-            </w:tcMar>
           </w:tcPr>
           <w:p>
             <w:pPr>
@@ -677,24 +507,18 @@
             <w:r/>
             <w:r>
               <w:rPr>
-                <w:rFonts w:ascii="PingFang SC" w:hAnsi="PingFang SC" w:eastAsia="PingFang SC"/>
+                <w:rFonts w:ascii="Arial" w:hAnsi="Arial" w:eastAsia="Microsoft YaHei"/>
                 <w:b w:val="0"/>
                 <w:sz w:val="19"/>
               </w:rPr>
-              <w:t>能量等级</w:t>
+              <w:t>硬件层级</w:t>
             </w:r>
           </w:p>
         </w:tc>
         <w:tc>
           <w:tcPr>
-            <w:tcW w:type="dxa" w:w="3798"/>
+            <w:tcW w:type="dxa" w:w="4320"/>
             <w:vAlign w:val="center"/>
-            <w:tcMar>
-              <w:top w:w="90" w:type="dxa"/>
-              <w:start w:w="120" w:type="dxa"/>
-              <w:bottom w:w="90" w:type="dxa"/>
-              <w:end w:w="120" w:type="dxa"/>
-            </w:tcMar>
           </w:tcPr>
           <w:p>
             <w:pPr>
@@ -703,24 +527,18 @@
             <w:r/>
             <w:r>
               <w:rPr>
-                <w:rFonts w:ascii="PingFang SC" w:hAnsi="PingFang SC" w:eastAsia="PingFang SC"/>
+                <w:rFonts w:ascii="Arial" w:hAnsi="Arial" w:eastAsia="Microsoft YaHei"/>
                 <w:b w:val="0"/>
                 <w:sz w:val="19"/>
               </w:rPr>
-              <w:t>24V/48V/100V 以内或经隔离、限流、熔断的低能量信号</w:t>
+              <w:t>L1 操作硬件化；L2 测量硬件化。</w:t>
             </w:r>
           </w:p>
         </w:tc>
         <w:tc>
           <w:tcPr>
-            <w:tcW w:type="dxa" w:w="3572"/>
+            <w:tcW w:type="dxa" w:w="4320"/>
             <w:vAlign w:val="center"/>
-            <w:tcMar>
-              <w:top w:w="90" w:type="dxa"/>
-              <w:start w:w="120" w:type="dxa"/>
-              <w:bottom w:w="90" w:type="dxa"/>
-              <w:end w:w="120" w:type="dxa"/>
-            </w:tcMar>
           </w:tcPr>
           <w:p>
             <w:pPr>
@@ -729,11 +547,11 @@
             <w:r/>
             <w:r>
               <w:rPr>
-                <w:rFonts w:ascii="PingFang SC" w:hAnsi="PingFang SC" w:eastAsia="PingFang SC"/>
+                <w:rFonts w:ascii="Arial" w:hAnsi="Arial" w:eastAsia="Microsoft YaHei"/>
                 <w:b w:val="0"/>
                 <w:sz w:val="19"/>
               </w:rPr>
-              <w:t>真实大电流短路事故和高能故障释放</w:t>
+              <w:t>L3 故障闭锁、L4 波形/保护仅做边界约束。</w:t>
             </w:r>
           </w:p>
         </w:tc>
@@ -741,14 +559,8 @@
       <w:tr>
         <w:tc>
           <w:tcPr>
-            <w:tcW w:type="dxa" w:w="1587"/>
+            <w:tcW w:type="dxa" w:w="2016"/>
             <w:vAlign w:val="center"/>
-            <w:tcMar>
-              <w:top w:w="90" w:type="dxa"/>
-              <w:start w:w="120" w:type="dxa"/>
-              <w:bottom w:w="90" w:type="dxa"/>
-              <w:end w:w="120" w:type="dxa"/>
-            </w:tcMar>
           </w:tcPr>
           <w:p>
             <w:pPr>
@@ -757,24 +569,18 @@
             <w:r/>
             <w:r>
               <w:rPr>
-                <w:rFonts w:ascii="PingFang SC" w:hAnsi="PingFang SC" w:eastAsia="PingFang SC"/>
+                <w:rFonts w:ascii="Arial" w:hAnsi="Arial" w:eastAsia="Microsoft YaHei"/>
                 <w:b w:val="0"/>
                 <w:sz w:val="19"/>
               </w:rPr>
-              <w:t>控制职责</w:t>
+              <w:t>阶段</w:t>
             </w:r>
           </w:p>
         </w:tc>
         <w:tc>
           <w:tcPr>
-            <w:tcW w:type="dxa" w:w="3798"/>
+            <w:tcW w:type="dxa" w:w="4320"/>
             <w:vAlign w:val="center"/>
-            <w:tcMar>
-              <w:top w:w="90" w:type="dxa"/>
-              <w:start w:w="120" w:type="dxa"/>
-              <w:bottom w:w="90" w:type="dxa"/>
-              <w:end w:w="120" w:type="dxa"/>
-            </w:tcMar>
           </w:tcPr>
           <w:p>
             <w:pPr>
@@ -783,24 +589,18 @@
             <w:r/>
             <w:r>
               <w:rPr>
-                <w:rFonts w:ascii="PingFang SC" w:hAnsi="PingFang SC" w:eastAsia="PingFang SC"/>
+                <w:rFonts w:ascii="Arial" w:hAnsi="Arial" w:eastAsia="Microsoft YaHei"/>
                 <w:b w:val="0"/>
                 <w:sz w:val="19"/>
               </w:rPr>
-              <w:t>下位机执行 IO、测量、故障注入、反馈和基础联锁</w:t>
+              <w:t>V1/V2 作为近期硬件化设计依据。</w:t>
             </w:r>
           </w:p>
         </w:tc>
         <w:tc>
           <w:tcPr>
-            <w:tcW w:type="dxa" w:w="3572"/>
+            <w:tcW w:type="dxa" w:w="4320"/>
             <w:vAlign w:val="center"/>
-            <w:tcMar>
-              <w:top w:w="90" w:type="dxa"/>
-              <w:start w:w="120" w:type="dxa"/>
-              <w:bottom w:w="90" w:type="dxa"/>
-              <w:end w:w="120" w:type="dxa"/>
-            </w:tcMar>
           </w:tcPr>
           <w:p>
             <w:pPr>
@@ -809,11 +609,11 @@
             <w:r/>
             <w:r>
               <w:rPr>
-                <w:rFonts w:ascii="PingFang SC" w:hAnsi="PingFang SC" w:eastAsia="PingFang SC"/>
+                <w:rFonts w:ascii="Arial" w:hAnsi="Arial" w:eastAsia="Microsoft YaHei"/>
                 <w:b w:val="0"/>
                 <w:sz w:val="19"/>
               </w:rPr>
-              <w:t>由 Python 上位机直接承担最终安全保护</w:t>
+              <w:t>V3/V4 后续再按需求展开。</w:t>
             </w:r>
           </w:p>
         </w:tc>
@@ -821,14 +621,8 @@
       <w:tr>
         <w:tc>
           <w:tcPr>
-            <w:tcW w:type="dxa" w:w="1587"/>
+            <w:tcW w:type="dxa" w:w="2016"/>
             <w:vAlign w:val="center"/>
-            <w:tcMar>
-              <w:top w:w="90" w:type="dxa"/>
-              <w:start w:w="120" w:type="dxa"/>
-              <w:bottom w:w="90" w:type="dxa"/>
-              <w:end w:w="120" w:type="dxa"/>
-            </w:tcMar>
           </w:tcPr>
           <w:p>
             <w:pPr>
@@ -837,24 +631,18 @@
             <w:r/>
             <w:r>
               <w:rPr>
-                <w:rFonts w:ascii="PingFang SC" w:hAnsi="PingFang SC" w:eastAsia="PingFang SC"/>
+                <w:rFonts w:ascii="Arial" w:hAnsi="Arial" w:eastAsia="Microsoft YaHei"/>
                 <w:b w:val="0"/>
                 <w:sz w:val="19"/>
               </w:rPr>
-              <w:t>教学资产</w:t>
+              <w:t>测量方式</w:t>
             </w:r>
           </w:p>
         </w:tc>
         <w:tc>
           <w:tcPr>
-            <w:tcW w:type="dxa" w:w="3798"/>
+            <w:tcW w:type="dxa" w:w="4320"/>
             <w:vAlign w:val="center"/>
-            <w:tcMar>
-              <w:top w:w="90" w:type="dxa"/>
-              <w:start w:w="120" w:type="dxa"/>
-              <w:bottom w:w="90" w:type="dxa"/>
-              <w:end w:w="120" w:type="dxa"/>
-            </w:tcMar>
           </w:tcPr>
           <w:p>
             <w:pPr>
@@ -863,24 +651,18 @@
             <w:r/>
             <w:r>
               <w:rPr>
-                <w:rFonts w:ascii="PingFang SC" w:hAnsi="PingFang SC" w:eastAsia="PingFang SC"/>
+                <w:rFonts w:ascii="Arial" w:hAnsi="Arial" w:eastAsia="Microsoft YaHei"/>
                 <w:b w:val="0"/>
                 <w:sz w:val="19"/>
               </w:rPr>
-              <w:t>上位机保留流程、题库、评分、日志、可视化和报告</w:t>
+              <w:t>V1 使用普通万用表/相序仪实测并手动录入；V2 选择性加入自动采集。</w:t>
             </w:r>
           </w:p>
         </w:tc>
         <w:tc>
           <w:tcPr>
-            <w:tcW w:type="dxa" w:w="3572"/>
+            <w:tcW w:type="dxa" w:w="4320"/>
             <w:vAlign w:val="center"/>
-            <w:tcMar>
-              <w:top w:w="90" w:type="dxa"/>
-              <w:start w:w="120" w:type="dxa"/>
-              <w:bottom w:w="90" w:type="dxa"/>
-              <w:end w:w="120" w:type="dxa"/>
-            </w:tcMar>
           </w:tcPr>
           <w:p>
             <w:pPr>
@@ -889,65 +671,48 @@
             <w:r/>
             <w:r>
               <w:rPr>
-                <w:rFonts w:ascii="PingFang SC" w:hAnsi="PingFang SC" w:eastAsia="PingFang SC"/>
-                <w:sz w:val="18"/>
+                <w:rFonts w:ascii="Arial" w:hAnsi="Arial" w:eastAsia="Microsoft YaHei"/>
+                <w:b w:val="0"/>
+                <w:sz w:val="19"/>
               </w:rPr>
-              <w:t>把评分逻辑和题库答案固化到下位机固件内部</w:t>
+              <w:t>不要求 V2 一次性实现通断、线电压、相序、压差和表笔识别全部自动化。</w:t>
             </w:r>
           </w:p>
         </w:tc>
       </w:tr>
     </w:tbl>
-    <w:p>
-      <w:pPr>
-        <w:spacing w:after="40"/>
-      </w:pPr>
-    </w:p>
+    <w:p/>
     <w:p>
       <w:pPr>
         <w:pStyle w:val="Heading1"/>
-        <w:keepNext/>
       </w:pPr>
       <w:r>
-        <w:t>2. 当前软件保留内容</w:t>
+        <w:t>2. 四层总览与职责边界</w:t>
       </w:r>
     </w:p>
     <w:p>
-      <w:pPr>
-        <w:spacing w:before="0" w:after="120" w:line="283" w:lineRule="auto"/>
-      </w:pPr>
       <w:r>
-        <w:rPr>
-          <w:rFonts w:ascii="PingFang SC" w:hAnsi="PingFang SC" w:eastAsia="PingFang SC"/>
-        </w:rPr>
-        <w:t>硬件替代不是重写上位机，也不是把教学逻辑全部下沉到控制器。现有软件应继续承担教学组织和考核价值；硬件只提供真实状态、真实测量和可验证反馈。</w:t>
+        <w:t>本轮总览图采用四层表达：上位机软件层、统一适配层、硬件实训台 L1/L2、下位机与低压信号层。四层的目的，是避免把教学逻辑、硬件协议、实体面板和低压信号混在一起。</w:t>
       </w:r>
     </w:p>
     <w:tbl>
       <w:tblPr>
         <w:tblStyle w:val="TableGrid"/>
-        <w:tblW w:type="pct" w:w="5000"/>
+        <w:tblW w:type="auto" w:w="0"/>
         <w:jc w:val="center"/>
-        <w:tblLayout w:type="fixed"/>
         <w:tblLook w:firstColumn="1" w:firstRow="1" w:lastColumn="0" w:lastRow="0" w:noHBand="0" w:noVBand="1" w:val="04A0"/>
       </w:tblPr>
       <w:tblGrid>
-        <w:gridCol w:w="3324"/>
-        <w:gridCol w:w="3324"/>
-        <w:gridCol w:w="3324"/>
+        <w:gridCol w:w="3264"/>
+        <w:gridCol w:w="3264"/>
+        <w:gridCol w:w="3264"/>
       </w:tblGrid>
       <w:tr>
         <w:tc>
           <w:tcPr>
-            <w:tcW w:type="dxa" w:w="1701"/>
+            <w:tcW w:type="dxa" w:w="2448"/>
             <w:vAlign w:val="center"/>
             <w:shd w:fill="1F4E79"/>
-            <w:tcMar>
-              <w:top w:w="110" w:type="dxa"/>
-              <w:start w:w="120" w:type="dxa"/>
-              <w:bottom w:w="110" w:type="dxa"/>
-              <w:end w:w="120" w:type="dxa"/>
-            </w:tcMar>
           </w:tcPr>
           <w:p>
             <w:pPr>
@@ -956,538 +721,7 @@
             <w:r/>
             <w:r>
               <w:rPr>
-                <w:rFonts w:ascii="PingFang SC" w:hAnsi="PingFang SC" w:eastAsia="PingFang SC"/>
-                <w:b/>
-                <w:color w:val="FFFFFF"/>
-                <w:sz w:val="19"/>
-              </w:rPr>
-              <w:t>软件保留项</w:t>
-            </w:r>
-          </w:p>
-        </w:tc>
-        <w:tc>
-          <w:tcPr>
-            <w:tcW w:type="dxa" w:w="3515"/>
-            <w:vAlign w:val="center"/>
-            <w:shd w:fill="1F4E79"/>
-            <w:tcMar>
-              <w:top w:w="110" w:type="dxa"/>
-              <w:start w:w="120" w:type="dxa"/>
-              <w:bottom w:w="110" w:type="dxa"/>
-              <w:end w:w="120" w:type="dxa"/>
-            </w:tcMar>
-          </w:tcPr>
-          <w:p>
-            <w:pPr>
-              <w:spacing w:after="0"/>
-            </w:pPr>
-            <w:r/>
-            <w:r>
-              <w:rPr>
-                <w:rFonts w:ascii="PingFang SC" w:hAnsi="PingFang SC" w:eastAsia="PingFang SC"/>
-                <w:b/>
-                <w:color w:val="FFFFFF"/>
-                <w:sz w:val="19"/>
-              </w:rPr>
-              <w:t>保留原因</w:t>
-            </w:r>
-          </w:p>
-        </w:tc>
-        <w:tc>
-          <w:tcPr>
-            <w:tcW w:type="dxa" w:w="3742"/>
-            <w:vAlign w:val="center"/>
-            <w:shd w:fill="1F4E79"/>
-            <w:tcMar>
-              <w:top w:w="110" w:type="dxa"/>
-              <w:start w:w="120" w:type="dxa"/>
-              <w:bottom w:w="110" w:type="dxa"/>
-              <w:end w:w="120" w:type="dxa"/>
-            </w:tcMar>
-          </w:tcPr>
-          <w:p>
-            <w:pPr>
-              <w:spacing w:after="0"/>
-            </w:pPr>
-            <w:r/>
-            <w:r>
-              <w:rPr>
-                <w:rFonts w:ascii="PingFang SC" w:hAnsi="PingFang SC" w:eastAsia="PingFang SC"/>
-                <w:b/>
-                <w:color w:val="FFFFFF"/>
-                <w:sz w:val="19"/>
-              </w:rPr>
-              <w:t>硬件配合方式</w:t>
-            </w:r>
-          </w:p>
-        </w:tc>
-      </w:tr>
-      <w:tr>
-        <w:tc>
-          <w:tcPr>
-            <w:tcW w:type="dxa" w:w="1701"/>
-            <w:vAlign w:val="center"/>
-            <w:tcMar>
-              <w:top w:w="90" w:type="dxa"/>
-              <w:start w:w="120" w:type="dxa"/>
-              <w:bottom w:w="90" w:type="dxa"/>
-              <w:end w:w="120" w:type="dxa"/>
-            </w:tcMar>
-          </w:tcPr>
-          <w:p>
-            <w:pPr>
-              <w:spacing w:after="0"/>
-            </w:pPr>
-            <w:r/>
-            <w:r>
-              <w:rPr>
-                <w:rFonts w:ascii="PingFang SC" w:hAnsi="PingFang SC" w:eastAsia="PingFang SC"/>
-                <w:b w:val="0"/>
-                <w:sz w:val="19"/>
-              </w:rPr>
-              <w:t>五步教学流程</w:t>
-            </w:r>
-          </w:p>
-        </w:tc>
-        <w:tc>
-          <w:tcPr>
-            <w:tcW w:type="dxa" w:w="3515"/>
-            <w:vAlign w:val="center"/>
-            <w:tcMar>
-              <w:top w:w="90" w:type="dxa"/>
-              <w:start w:w="120" w:type="dxa"/>
-              <w:bottom w:w="90" w:type="dxa"/>
-              <w:end w:w="120" w:type="dxa"/>
-            </w:tcMar>
-          </w:tcPr>
-          <w:p>
-            <w:pPr>
-              <w:spacing w:after="0"/>
-            </w:pPr>
-            <w:r/>
-            <w:r>
-              <w:rPr>
-                <w:rFonts w:ascii="PingFang SC" w:hAnsi="PingFang SC" w:eastAsia="PingFang SC"/>
-                <w:b w:val="0"/>
-                <w:sz w:val="19"/>
-              </w:rPr>
-              <w:t>流程需要灵活调整、提示、重复训练和考核记录</w:t>
-            </w:r>
-          </w:p>
-        </w:tc>
-        <w:tc>
-          <w:tcPr>
-            <w:tcW w:type="dxa" w:w="3742"/>
-            <w:vAlign w:val="center"/>
-            <w:tcMar>
-              <w:top w:w="90" w:type="dxa"/>
-              <w:start w:w="120" w:type="dxa"/>
-              <w:bottom w:w="90" w:type="dxa"/>
-              <w:end w:w="120" w:type="dxa"/>
-            </w:tcMar>
-          </w:tcPr>
-          <w:p>
-            <w:pPr>
-              <w:spacing w:after="0" w:line="259" w:lineRule="auto"/>
-            </w:pPr>
-            <w:r/>
-            <w:r>
-              <w:rPr>
-                <w:rFonts w:ascii="PingFang SC" w:hAnsi="PingFang SC" w:eastAsia="PingFang SC"/>
-                <w:b w:val="0"/>
-                <w:sz w:val="18"/>
-              </w:rPr>
-              <w:t>上传实体操作状态；第一版由学生手动录入测量值，后续再接入自动采集。</w:t>
-            </w:r>
-          </w:p>
-        </w:tc>
-      </w:tr>
-      <w:tr>
-        <w:tc>
-          <w:tcPr>
-            <w:tcW w:type="dxa" w:w="1701"/>
-            <w:vAlign w:val="center"/>
-            <w:tcMar>
-              <w:top w:w="90" w:type="dxa"/>
-              <w:start w:w="120" w:type="dxa"/>
-              <w:bottom w:w="90" w:type="dxa"/>
-              <w:end w:w="120" w:type="dxa"/>
-            </w:tcMar>
-          </w:tcPr>
-          <w:p>
-            <w:pPr>
-              <w:spacing w:after="0"/>
-            </w:pPr>
-            <w:r/>
-            <w:r>
-              <w:rPr>
-                <w:rFonts w:ascii="PingFang SC" w:hAnsi="PingFang SC" w:eastAsia="PingFang SC"/>
-                <w:b w:val="0"/>
-                <w:sz w:val="19"/>
-              </w:rPr>
-              <w:t>故障题库与隐藏答案</w:t>
-            </w:r>
-          </w:p>
-        </w:tc>
-        <w:tc>
-          <w:tcPr>
-            <w:tcW w:type="dxa" w:w="3515"/>
-            <w:vAlign w:val="center"/>
-            <w:tcMar>
-              <w:top w:w="90" w:type="dxa"/>
-              <w:start w:w="120" w:type="dxa"/>
-              <w:bottom w:w="90" w:type="dxa"/>
-              <w:end w:w="120" w:type="dxa"/>
-            </w:tcMar>
-          </w:tcPr>
-          <w:p>
-            <w:pPr>
-              <w:spacing w:after="0"/>
-            </w:pPr>
-            <w:r/>
-            <w:r>
-              <w:rPr>
-                <w:rFonts w:ascii="PingFang SC" w:hAnsi="PingFang SC" w:eastAsia="PingFang SC"/>
-                <w:b w:val="0"/>
-                <w:sz w:val="19"/>
-              </w:rPr>
-              <w:t>考核内容应由教师端管理，不能暴露在学生硬件端</w:t>
-            </w:r>
-          </w:p>
-        </w:tc>
-        <w:tc>
-          <w:tcPr>
-            <w:tcW w:type="dxa" w:w="3742"/>
-            <w:vAlign w:val="center"/>
-            <w:tcMar>
-              <w:top w:w="90" w:type="dxa"/>
-              <w:start w:w="120" w:type="dxa"/>
-              <w:bottom w:w="90" w:type="dxa"/>
-              <w:end w:w="120" w:type="dxa"/>
-            </w:tcMar>
-          </w:tcPr>
-          <w:p>
-            <w:pPr>
-              <w:spacing w:after="0"/>
-            </w:pPr>
-            <w:r/>
-            <w:r>
-              <w:rPr>
-                <w:rFonts w:ascii="PingFang SC" w:hAnsi="PingFang SC" w:eastAsia="PingFang SC"/>
-                <w:b w:val="0"/>
-                <w:sz w:val="19"/>
-              </w:rPr>
-              <w:t>按题库要求执行故障矩阵，反馈执行状态</w:t>
-            </w:r>
-          </w:p>
-        </w:tc>
-      </w:tr>
-      <w:tr>
-        <w:tc>
-          <w:tcPr>
-            <w:tcW w:type="dxa" w:w="1701"/>
-            <w:vAlign w:val="center"/>
-            <w:tcMar>
-              <w:top w:w="90" w:type="dxa"/>
-              <w:start w:w="120" w:type="dxa"/>
-              <w:bottom w:w="90" w:type="dxa"/>
-              <w:end w:w="120" w:type="dxa"/>
-            </w:tcMar>
-          </w:tcPr>
-          <w:p>
-            <w:pPr>
-              <w:spacing w:after="0"/>
-            </w:pPr>
-            <w:r/>
-            <w:r>
-              <w:rPr>
-                <w:rFonts w:ascii="PingFang SC" w:hAnsi="PingFang SC" w:eastAsia="PingFang SC"/>
-                <w:b w:val="0"/>
-                <w:sz w:val="19"/>
-              </w:rPr>
-              <w:t>评分与日志</w:t>
-            </w:r>
-          </w:p>
-        </w:tc>
-        <w:tc>
-          <w:tcPr>
-            <w:tcW w:type="dxa" w:w="3515"/>
-            <w:vAlign w:val="center"/>
-            <w:tcMar>
-              <w:top w:w="90" w:type="dxa"/>
-              <w:start w:w="120" w:type="dxa"/>
-              <w:bottom w:w="90" w:type="dxa"/>
-              <w:end w:w="120" w:type="dxa"/>
-            </w:tcMar>
-          </w:tcPr>
-          <w:p>
-            <w:pPr>
-              <w:spacing w:after="0"/>
-            </w:pPr>
-            <w:r/>
-            <w:r>
-              <w:rPr>
-                <w:rFonts w:ascii="PingFang SC" w:hAnsi="PingFang SC" w:eastAsia="PingFang SC"/>
-                <w:b w:val="0"/>
-                <w:sz w:val="19"/>
-              </w:rPr>
-              <w:t>评分需综合时间、步骤、测量、误操作和修复结果</w:t>
-            </w:r>
-          </w:p>
-        </w:tc>
-        <w:tc>
-          <w:tcPr>
-            <w:tcW w:type="dxa" w:w="3742"/>
-            <w:vAlign w:val="center"/>
-            <w:tcMar>
-              <w:top w:w="90" w:type="dxa"/>
-              <w:start w:w="120" w:type="dxa"/>
-              <w:bottom w:w="90" w:type="dxa"/>
-              <w:end w:w="120" w:type="dxa"/>
-            </w:tcMar>
-          </w:tcPr>
-          <w:p>
-            <w:pPr>
-              <w:spacing w:after="0"/>
-            </w:pPr>
-            <w:r/>
-            <w:r>
-              <w:rPr>
-                <w:rFonts w:ascii="PingFang SC" w:hAnsi="PingFang SC" w:eastAsia="PingFang SC"/>
-                <w:b w:val="0"/>
-                <w:sz w:val="19"/>
-              </w:rPr>
-              <w:t>提供带时间戳的事件、快照和闭锁原因</w:t>
-            </w:r>
-          </w:p>
-        </w:tc>
-      </w:tr>
-      <w:tr>
-        <w:tc>
-          <w:tcPr>
-            <w:tcW w:type="dxa" w:w="1701"/>
-            <w:vAlign w:val="center"/>
-            <w:tcMar>
-              <w:top w:w="90" w:type="dxa"/>
-              <w:start w:w="120" w:type="dxa"/>
-              <w:bottom w:w="90" w:type="dxa"/>
-              <w:end w:w="120" w:type="dxa"/>
-            </w:tcMar>
-          </w:tcPr>
-          <w:p>
-            <w:pPr>
-              <w:spacing w:after="0"/>
-            </w:pPr>
-            <w:r/>
-            <w:r>
-              <w:rPr>
-                <w:rFonts w:ascii="PingFang SC" w:hAnsi="PingFang SC" w:eastAsia="PingFang SC"/>
-                <w:b w:val="0"/>
-                <w:sz w:val="19"/>
-              </w:rPr>
-              <w:t>主接线图与波形显示</w:t>
-            </w:r>
-          </w:p>
-        </w:tc>
-        <w:tc>
-          <w:tcPr>
-            <w:tcW w:type="dxa" w:w="3515"/>
-            <w:vAlign w:val="center"/>
-            <w:tcMar>
-              <w:top w:w="90" w:type="dxa"/>
-              <w:start w:w="120" w:type="dxa"/>
-              <w:bottom w:w="90" w:type="dxa"/>
-              <w:end w:w="120" w:type="dxa"/>
-            </w:tcMar>
-          </w:tcPr>
-          <w:p>
-            <w:pPr>
-              <w:spacing w:after="0"/>
-            </w:pPr>
-            <w:r/>
-            <w:r>
-              <w:rPr>
-                <w:rFonts w:ascii="PingFang SC" w:hAnsi="PingFang SC" w:eastAsia="PingFang SC"/>
-                <w:b w:val="0"/>
-                <w:sz w:val="19"/>
-              </w:rPr>
-              <w:t>可视化解释是上位机优势，便于教学演示和复盘</w:t>
-            </w:r>
-          </w:p>
-        </w:tc>
-        <w:tc>
-          <w:tcPr>
-            <w:tcW w:type="dxa" w:w="3742"/>
-            <w:vAlign w:val="center"/>
-            <w:tcMar>
-              <w:top w:w="90" w:type="dxa"/>
-              <w:start w:w="120" w:type="dxa"/>
-              <w:bottom w:w="90" w:type="dxa"/>
-              <w:end w:w="120" w:type="dxa"/>
-            </w:tcMar>
-          </w:tcPr>
-          <w:p>
-            <w:pPr>
-              <w:spacing w:after="0"/>
-            </w:pPr>
-            <w:r/>
-            <w:r>
-              <w:rPr>
-                <w:rFonts w:ascii="PingFang SC" w:hAnsi="PingFang SC" w:eastAsia="PingFang SC"/>
-                <w:b w:val="0"/>
-                <w:sz w:val="19"/>
-              </w:rPr>
-              <w:t>上传状态、测量、sync_ok 和必要波形/相角数据</w:t>
-            </w:r>
-          </w:p>
-        </w:tc>
-      </w:tr>
-      <w:tr>
-        <w:tc>
-          <w:tcPr>
-            <w:tcW w:type="dxa" w:w="1701"/>
-            <w:vAlign w:val="center"/>
-            <w:tcMar>
-              <w:top w:w="90" w:type="dxa"/>
-              <w:start w:w="120" w:type="dxa"/>
-              <w:bottom w:w="90" w:type="dxa"/>
-              <w:end w:w="120" w:type="dxa"/>
-            </w:tcMar>
-          </w:tcPr>
-          <w:p>
-            <w:pPr>
-              <w:spacing w:after="0"/>
-            </w:pPr>
-            <w:r/>
-            <w:r>
-              <w:rPr>
-                <w:rFonts w:ascii="PingFang SC" w:hAnsi="PingFang SC" w:eastAsia="PingFang SC"/>
-                <w:b w:val="0"/>
-                <w:sz w:val="19"/>
-              </w:rPr>
-              <w:t>训练/考核/维护模式</w:t>
-            </w:r>
-          </w:p>
-        </w:tc>
-        <w:tc>
-          <w:tcPr>
-            <w:tcW w:type="dxa" w:w="3515"/>
-            <w:vAlign w:val="center"/>
-            <w:tcMar>
-              <w:top w:w="90" w:type="dxa"/>
-              <w:start w:w="120" w:type="dxa"/>
-              <w:bottom w:w="90" w:type="dxa"/>
-              <w:end w:w="120" w:type="dxa"/>
-            </w:tcMar>
-          </w:tcPr>
-          <w:p>
-            <w:pPr>
-              <w:spacing w:after="0"/>
-            </w:pPr>
-            <w:r/>
-            <w:r>
-              <w:rPr>
-                <w:rFonts w:ascii="PingFang SC" w:hAnsi="PingFang SC" w:eastAsia="PingFang SC"/>
-                <w:b w:val="0"/>
-                <w:sz w:val="19"/>
-              </w:rPr>
-              <w:t>模式策略与权限管理属于教学软件资产</w:t>
-            </w:r>
-          </w:p>
-        </w:tc>
-        <w:tc>
-          <w:tcPr>
-            <w:tcW w:type="dxa" w:w="3742"/>
-            <w:vAlign w:val="center"/>
-            <w:tcMar>
-              <w:top w:w="90" w:type="dxa"/>
-              <w:start w:w="120" w:type="dxa"/>
-              <w:bottom w:w="90" w:type="dxa"/>
-              <w:end w:w="120" w:type="dxa"/>
-            </w:tcMar>
-          </w:tcPr>
-          <w:p>
-            <w:pPr>
-              <w:spacing w:after="0"/>
-            </w:pPr>
-            <w:r/>
-            <w:r>
-              <w:rPr>
-                <w:rFonts w:ascii="PingFang SC" w:hAnsi="PingFang SC" w:eastAsia="PingFang SC"/>
-                <w:b w:val="0"/>
-                <w:sz w:val="19"/>
-              </w:rPr>
-              <w:t>下位机按模式限制输出和维护测试能力</w:t>
-            </w:r>
-          </w:p>
-        </w:tc>
-      </w:tr>
-    </w:tbl>
-    <w:p>
-      <w:pPr>
-        <w:spacing w:after="40"/>
-      </w:pPr>
-    </w:p>
-    <w:p>
-      <w:r>
-        <w:br w:type="page"/>
-      </w:r>
-    </w:p>
-    <w:p>
-      <w:pPr>
-        <w:pStyle w:val="Heading1"/>
-        <w:keepNext/>
-      </w:pPr>
-      <w:r>
-        <w:t>3. 硬件替代范围</w:t>
-      </w:r>
-    </w:p>
-    <w:p>
-      <w:pPr>
-        <w:spacing w:before="0" w:after="120" w:line="283" w:lineRule="auto"/>
-      </w:pPr>
-      <w:r>
-        <w:rPr>
-          <w:rFonts w:ascii="PingFang SC" w:hAnsi="PingFang SC" w:eastAsia="PingFang SC"/>
-        </w:rPr>
-        <w:t>硬件替代应按层级推进，避免一次性堆叠 IO、采样和保护功能。每一层都必须服务五步教学流程，并能被上位机记录和验收。</w:t>
-      </w:r>
-    </w:p>
-    <w:tbl>
-      <w:tblPr>
-        <w:tblStyle w:val="TableGrid"/>
-        <w:tblW w:type="pct" w:w="5000"/>
-        <w:jc w:val="center"/>
-        <w:tblLayout w:type="fixed"/>
-        <w:tblLook w:firstColumn="1" w:firstRow="1" w:lastColumn="0" w:lastRow="0" w:noHBand="0" w:noVBand="1" w:val="04A0"/>
-      </w:tblPr>
-      <w:tblGrid>
-        <w:gridCol w:w="2493"/>
-        <w:gridCol w:w="2493"/>
-        <w:gridCol w:w="2493"/>
-        <w:gridCol w:w="2493"/>
-      </w:tblGrid>
-      <w:tr>
-        <w:tc>
-          <w:tcPr>
-            <w:tcW w:type="dxa" w:w="1701"/>
-            <w:vAlign w:val="center"/>
-            <w:shd w:fill="1F4E79"/>
-            <w:tcMar>
-              <w:top w:w="110" w:type="dxa"/>
-              <w:start w:w="120" w:type="dxa"/>
-              <w:bottom w:w="110" w:type="dxa"/>
-              <w:end w:w="120" w:type="dxa"/>
-            </w:tcMar>
-          </w:tcPr>
-          <w:p>
-            <w:pPr>
-              <w:spacing w:after="0"/>
-            </w:pPr>
-            <w:r/>
-            <w:r>
-              <w:rPr>
-                <w:rFonts w:ascii="PingFang SC" w:hAnsi="PingFang SC" w:eastAsia="PingFang SC"/>
+                <w:rFonts w:ascii="Arial" w:hAnsi="Arial" w:eastAsia="Microsoft YaHei"/>
                 <w:b/>
                 <w:color w:val="FFFFFF"/>
                 <w:sz w:val="19"/>
@@ -1498,15 +732,9 @@
         </w:tc>
         <w:tc>
           <w:tcPr>
-            <w:tcW w:type="dxa" w:w="2268"/>
+            <w:tcW w:type="dxa" w:w="4896"/>
             <w:vAlign w:val="center"/>
             <w:shd w:fill="1F4E79"/>
-            <w:tcMar>
-              <w:top w:w="110" w:type="dxa"/>
-              <w:start w:w="120" w:type="dxa"/>
-              <w:bottom w:w="110" w:type="dxa"/>
-              <w:end w:w="120" w:type="dxa"/>
-            </w:tcMar>
           </w:tcPr>
           <w:p>
             <w:pPr>
@@ -1515,26 +743,20 @@
             <w:r/>
             <w:r>
               <w:rPr>
-                <w:rFonts w:ascii="PingFang SC" w:hAnsi="PingFang SC" w:eastAsia="PingFang SC"/>
+                <w:rFonts w:ascii="Arial" w:hAnsi="Arial" w:eastAsia="Microsoft YaHei"/>
                 <w:b/>
                 <w:color w:val="FFFFFF"/>
                 <w:sz w:val="19"/>
               </w:rPr>
-              <w:t>目标</w:t>
+              <w:t>主要职责</w:t>
             </w:r>
           </w:p>
         </w:tc>
         <w:tc>
           <w:tcPr>
-            <w:tcW w:type="dxa" w:w="3742"/>
+            <w:tcW w:type="dxa" w:w="3312"/>
             <w:vAlign w:val="center"/>
             <w:shd w:fill="1F4E79"/>
-            <w:tcMar>
-              <w:top w:w="110" w:type="dxa"/>
-              <w:start w:w="120" w:type="dxa"/>
-              <w:bottom w:w="110" w:type="dxa"/>
-              <w:end w:w="120" w:type="dxa"/>
-            </w:tcMar>
           </w:tcPr>
           <w:p>
             <w:pPr>
@@ -1543,26 +765,21 @@
             <w:r/>
             <w:r>
               <w:rPr>
-                <w:rFonts w:ascii="PingFang SC" w:hAnsi="PingFang SC" w:eastAsia="PingFang SC"/>
+                <w:rFonts w:ascii="Arial" w:hAnsi="Arial" w:eastAsia="Microsoft YaHei"/>
                 <w:b/>
                 <w:color w:val="FFFFFF"/>
                 <w:sz w:val="19"/>
               </w:rPr>
-              <w:t>主要替代内容</w:t>
+              <w:t>不承担的职责</w:t>
             </w:r>
           </w:p>
         </w:tc>
+      </w:tr>
+      <w:tr>
         <w:tc>
           <w:tcPr>
-            <w:tcW w:type="dxa" w:w="1247"/>
+            <w:tcW w:type="dxa" w:w="2448"/>
             <w:vAlign w:val="center"/>
-            <w:shd w:fill="1F4E79"/>
-            <w:tcMar>
-              <w:top w:w="110" w:type="dxa"/>
-              <w:start w:w="120" w:type="dxa"/>
-              <w:bottom w:w="110" w:type="dxa"/>
-              <w:end w:w="120" w:type="dxa"/>
-            </w:tcMar>
           </w:tcPr>
           <w:p>
             <w:pPr>
@@ -1571,27 +788,18 @@
             <w:r/>
             <w:r>
               <w:rPr>
-                <w:rFonts w:ascii="PingFang SC" w:hAnsi="PingFang SC" w:eastAsia="PingFang SC"/>
-                <w:b/>
-                <w:color w:val="FFFFFF"/>
+                <w:rFonts w:ascii="Arial" w:hAnsi="Arial" w:eastAsia="Microsoft YaHei"/>
+                <w:b w:val="0"/>
                 <w:sz w:val="19"/>
               </w:rPr>
-              <w:t>建议阶段</w:t>
+              <w:t>上位机软件层</w:t>
             </w:r>
           </w:p>
         </w:tc>
-      </w:tr>
-      <w:tr>
         <w:tc>
           <w:tcPr>
-            <w:tcW w:type="dxa" w:w="1701"/>
+            <w:tcW w:type="dxa" w:w="4896"/>
             <w:vAlign w:val="center"/>
-            <w:tcMar>
-              <w:top w:w="90" w:type="dxa"/>
-              <w:start w:w="120" w:type="dxa"/>
-              <w:bottom w:w="90" w:type="dxa"/>
-              <w:end w:w="120" w:type="dxa"/>
-            </w:tcMar>
           </w:tcPr>
           <w:p>
             <w:pPr>
@@ -1600,24 +808,18 @@
             <w:r/>
             <w:r>
               <w:rPr>
-                <w:rFonts w:ascii="PingFang SC" w:hAnsi="PingFang SC" w:eastAsia="PingFang SC"/>
+                <w:rFonts w:ascii="Arial" w:hAnsi="Arial" w:eastAsia="Microsoft YaHei"/>
                 <w:b w:val="0"/>
                 <w:sz w:val="19"/>
               </w:rPr>
-              <w:t>L1 操作硬件化</w:t>
+              <w:t>组织教学流程、手动录入、判定读数、评分、日志、报告和回放。</w:t>
             </w:r>
           </w:p>
         </w:tc>
         <w:tc>
           <w:tcPr>
-            <w:tcW w:type="dxa" w:w="2268"/>
+            <w:tcW w:type="dxa" w:w="3312"/>
             <w:vAlign w:val="center"/>
-            <w:tcMar>
-              <w:top w:w="90" w:type="dxa"/>
-              <w:start w:w="120" w:type="dxa"/>
-              <w:bottom w:w="90" w:type="dxa"/>
-              <w:end w:w="120" w:type="dxa"/>
-            </w:tcMar>
           </w:tcPr>
           <w:p>
             <w:pPr>
@@ -1626,24 +828,20 @@
             <w:r/>
             <w:r>
               <w:rPr>
-                <w:rFonts w:ascii="PingFang SC" w:hAnsi="PingFang SC" w:eastAsia="PingFang SC"/>
+                <w:rFonts w:ascii="Arial" w:hAnsi="Arial" w:eastAsia="Microsoft YaHei"/>
                 <w:b w:val="0"/>
                 <w:sz w:val="19"/>
               </w:rPr>
-              <w:t>把鼠标点击变成实体动作</w:t>
+              <w:t>不直接绑定开发板寄存器；不作为唯一安全保护。</w:t>
             </w:r>
           </w:p>
         </w:tc>
+      </w:tr>
+      <w:tr>
         <w:tc>
           <w:tcPr>
-            <w:tcW w:type="dxa" w:w="3742"/>
+            <w:tcW w:type="dxa" w:w="2448"/>
             <w:vAlign w:val="center"/>
-            <w:tcMar>
-              <w:top w:w="90" w:type="dxa"/>
-              <w:start w:w="120" w:type="dxa"/>
-              <w:bottom w:w="90" w:type="dxa"/>
-              <w:end w:w="120" w:type="dxa"/>
-            </w:tcMar>
           </w:tcPr>
           <w:p>
             <w:pPr>
@@ -1652,24 +850,18 @@
             <w:r/>
             <w:r>
               <w:rPr>
-                <w:rFonts w:ascii="PingFang SC" w:hAnsi="PingFang SC" w:eastAsia="PingFang SC"/>
+                <w:rFonts w:ascii="Arial" w:hAnsi="Arial" w:eastAsia="Microsoft YaHei"/>
                 <w:b w:val="0"/>
                 <w:sz w:val="19"/>
               </w:rPr>
-              <w:t>启停、模式选择、合分闸按钮、断路器位置、接地方式、急停、状态灯</w:t>
+              <w:t>统一适配层</w:t>
             </w:r>
           </w:p>
         </w:tc>
         <w:tc>
           <w:tcPr>
-            <w:tcW w:type="dxa" w:w="1247"/>
+            <w:tcW w:type="dxa" w:w="4896"/>
             <w:vAlign w:val="center"/>
-            <w:tcMar>
-              <w:top w:w="90" w:type="dxa"/>
-              <w:start w:w="120" w:type="dxa"/>
-              <w:bottom w:w="90" w:type="dxa"/>
-              <w:end w:w="120" w:type="dxa"/>
-            </w:tcMar>
           </w:tcPr>
           <w:p>
             <w:pPr>
@@ -1678,26 +870,18 @@
             <w:r/>
             <w:r>
               <w:rPr>
-                <w:rFonts w:ascii="PingFang SC" w:hAnsi="PingFang SC" w:eastAsia="PingFang SC"/>
+                <w:rFonts w:ascii="Arial" w:hAnsi="Arial" w:eastAsia="Microsoft YaHei"/>
                 <w:b w:val="0"/>
                 <w:sz w:val="19"/>
               </w:rPr>
-              <w:t>V1</w:t>
+              <w:t>把 PlantCommand / PlantSnapshot 等语义转换为具体硬件协议；屏蔽串口、USB、网络或开发板差异。</w:t>
             </w:r>
           </w:p>
         </w:tc>
-      </w:tr>
-      <w:tr>
         <w:tc>
           <w:tcPr>
-            <w:tcW w:type="dxa" w:w="1701"/>
+            <w:tcW w:type="dxa" w:w="3312"/>
             <w:vAlign w:val="center"/>
-            <w:tcMar>
-              <w:top w:w="90" w:type="dxa"/>
-              <w:start w:w="120" w:type="dxa"/>
-              <w:bottom w:w="90" w:type="dxa"/>
-              <w:end w:w="120" w:type="dxa"/>
-            </w:tcMar>
           </w:tcPr>
           <w:p>
             <w:pPr>
@@ -1706,72 +890,20 @@
             <w:r/>
             <w:r>
               <w:rPr>
-                <w:rFonts w:ascii="PingFang SC" w:hAnsi="PingFang SC" w:eastAsia="PingFang SC"/>
+                <w:rFonts w:ascii="Arial" w:hAnsi="Arial" w:eastAsia="Microsoft YaHei"/>
                 <w:b w:val="0"/>
                 <w:sz w:val="19"/>
               </w:rPr>
-              <w:t>L2 测量硬件化</w:t>
+              <w:t>不承载题库答案、评分规则和复杂教学提示。</w:t>
             </w:r>
           </w:p>
         </w:tc>
+      </w:tr>
+      <w:tr>
         <w:tc>
           <w:tcPr>
-            <w:tcW w:type="dxa" w:w="2268"/>
+            <w:tcW w:type="dxa" w:w="2448"/>
             <w:vAlign w:val="center"/>
-            <w:tcMar>
-              <w:top w:w="90" w:type="dxa"/>
-              <w:start w:w="120" w:type="dxa"/>
-              <w:bottom w:w="90" w:type="dxa"/>
-              <w:end w:w="120" w:type="dxa"/>
-            </w:tcMar>
-          </w:tcPr>
-          <w:p>
-            <w:r/>
-            <w:r>
-              <w:rPr>
-                <w:rFonts w:ascii="PingFang SC" w:hAnsi="PingFang SC" w:eastAsia="PingFang SC"/>
-                <w:sz w:val="18"/>
-              </w:rPr>
-              <w:t>让学生使用普通万用表和真实端子完成检查</w:t>
-            </w:r>
-          </w:p>
-        </w:tc>
-        <w:tc>
-          <w:tcPr>
-            <w:tcW w:type="dxa" w:w="3742"/>
-            <w:vAlign w:val="center"/>
-            <w:tcMar>
-              <w:top w:w="90" w:type="dxa"/>
-              <w:start w:w="120" w:type="dxa"/>
-              <w:bottom w:w="90" w:type="dxa"/>
-              <w:end w:w="120" w:type="dxa"/>
-            </w:tcMar>
-          </w:tcPr>
-          <w:p>
-            <w:pPr>
-              <w:spacing w:after="0" w:line="259" w:lineRule="auto"/>
-            </w:pPr>
-            <w:r/>
-            <w:r>
-              <w:rPr>
-                <w:rFonts w:ascii="PingFang SC" w:hAnsi="PingFang SC" w:eastAsia="PingFang SC"/>
-                <w:b w:val="0"/>
-                <w:sz w:val="18"/>
-              </w:rPr>
-              <w:t>标注端子、普通万用表测量与手动录入；后续扩展通断检测、PT 线电压、端子压差、相序自动采集</w:t>
-            </w:r>
-          </w:p>
-        </w:tc>
-        <w:tc>
-          <w:tcPr>
-            <w:tcW w:type="dxa" w:w="1247"/>
-            <w:vAlign w:val="center"/>
-            <w:tcMar>
-              <w:top w:w="90" w:type="dxa"/>
-              <w:start w:w="120" w:type="dxa"/>
-              <w:bottom w:w="90" w:type="dxa"/>
-              <w:end w:w="120" w:type="dxa"/>
-            </w:tcMar>
           </w:tcPr>
           <w:p>
             <w:pPr>
@@ -1780,26 +912,18 @@
             <w:r/>
             <w:r>
               <w:rPr>
-                <w:rFonts w:ascii="PingFang SC" w:hAnsi="PingFang SC" w:eastAsia="PingFang SC"/>
+                <w:rFonts w:ascii="Arial" w:hAnsi="Arial" w:eastAsia="Microsoft YaHei"/>
                 <w:b w:val="0"/>
                 <w:sz w:val="19"/>
               </w:rPr>
-              <w:t>V2</w:t>
+              <w:t>硬件实训台 L1/L2</w:t>
             </w:r>
           </w:p>
         </w:tc>
-      </w:tr>
-      <w:tr>
         <w:tc>
           <w:tcPr>
-            <w:tcW w:type="dxa" w:w="1701"/>
+            <w:tcW w:type="dxa" w:w="4896"/>
             <w:vAlign w:val="center"/>
-            <w:tcMar>
-              <w:top w:w="90" w:type="dxa"/>
-              <w:start w:w="120" w:type="dxa"/>
-              <w:bottom w:w="90" w:type="dxa"/>
-              <w:end w:w="120" w:type="dxa"/>
-            </w:tcMar>
           </w:tcPr>
           <w:p>
             <w:pPr>
@@ -1808,24 +932,18 @@
             <w:r/>
             <w:r>
               <w:rPr>
-                <w:rFonts w:ascii="PingFang SC" w:hAnsi="PingFang SC" w:eastAsia="PingFang SC"/>
+                <w:rFonts w:ascii="Arial" w:hAnsi="Arial" w:eastAsia="Microsoft YaHei"/>
                 <w:b w:val="0"/>
                 <w:sz w:val="19"/>
               </w:rPr>
-              <w:t>L3 故障与闭锁硬件化</w:t>
+              <w:t>给学生提供可见、可触、可测的操作面板和低压端子区。</w:t>
             </w:r>
           </w:p>
         </w:tc>
         <w:tc>
           <w:tcPr>
-            <w:tcW w:type="dxa" w:w="2268"/>
+            <w:tcW w:type="dxa" w:w="3312"/>
             <w:vAlign w:val="center"/>
-            <w:tcMar>
-              <w:top w:w="90" w:type="dxa"/>
-              <w:start w:w="120" w:type="dxa"/>
-              <w:bottom w:w="90" w:type="dxa"/>
-              <w:end w:w="120" w:type="dxa"/>
-            </w:tcMar>
           </w:tcPr>
           <w:p>
             <w:pPr>
@@ -1834,24 +952,20 @@
             <w:r/>
             <w:r>
               <w:rPr>
-                <w:rFonts w:ascii="PingFang SC" w:hAnsi="PingFang SC" w:eastAsia="PingFang SC"/>
+                <w:rFonts w:ascii="Arial" w:hAnsi="Arial" w:eastAsia="Microsoft YaHei"/>
                 <w:b w:val="0"/>
                 <w:sz w:val="19"/>
               </w:rPr>
-              <w:t>让故障和合闸闭锁具有硬件反馈</w:t>
+              <w:t>不在本层讨论 MCU 选型、板级原理图和 L3/L4 深度闭锁。</w:t>
             </w:r>
           </w:p>
         </w:tc>
+      </w:tr>
+      <w:tr>
         <w:tc>
           <w:tcPr>
-            <w:tcW w:type="dxa" w:w="3742"/>
+            <w:tcW w:type="dxa" w:w="2448"/>
             <w:vAlign w:val="center"/>
-            <w:tcMar>
-              <w:top w:w="90" w:type="dxa"/>
-              <w:start w:w="120" w:type="dxa"/>
-              <w:bottom w:w="90" w:type="dxa"/>
-              <w:end w:w="120" w:type="dxa"/>
-            </w:tcMar>
           </w:tcPr>
           <w:p>
             <w:pPr>
@@ -1860,24 +974,18 @@
             <w:r/>
             <w:r>
               <w:rPr>
-                <w:rFonts w:ascii="PingFang SC" w:hAnsi="PingFang SC" w:eastAsia="PingFang SC"/>
+                <w:rFonts w:ascii="Arial" w:hAnsi="Arial" w:eastAsia="Microsoft YaHei"/>
                 <w:b w:val="0"/>
                 <w:sz w:val="19"/>
               </w:rPr>
-              <w:t>E01-E04 故障矩阵、sync_ok、位置联锁、故障未修复闭锁</w:t>
+              <w:t>下位机与低压信号层</w:t>
             </w:r>
           </w:p>
         </w:tc>
         <w:tc>
           <w:tcPr>
-            <w:tcW w:type="dxa" w:w="1247"/>
+            <w:tcW w:type="dxa" w:w="4896"/>
             <w:vAlign w:val="center"/>
-            <w:tcMar>
-              <w:top w:w="90" w:type="dxa"/>
-              <w:start w:w="120" w:type="dxa"/>
-              <w:bottom w:w="90" w:type="dxa"/>
-              <w:end w:w="120" w:type="dxa"/>
-            </w:tcMar>
           </w:tcPr>
           <w:p>
             <w:pPr>
@@ -1886,26 +994,18 @@
             <w:r/>
             <w:r>
               <w:rPr>
-                <w:rFonts w:ascii="PingFang SC" w:hAnsi="PingFang SC" w:eastAsia="PingFang SC"/>
+                <w:rFonts w:ascii="Arial" w:hAnsi="Arial" w:eastAsia="Microsoft YaHei"/>
                 <w:b w:val="0"/>
                 <w:sz w:val="19"/>
               </w:rPr>
-              <w:t>V2/V3</w:t>
+              <w:t>采集 DI、驱动 DO、生成低压等效信号、执行基础联锁和失效安全。</w:t>
             </w:r>
           </w:p>
         </w:tc>
-      </w:tr>
-      <w:tr>
         <w:tc>
           <w:tcPr>
-            <w:tcW w:type="dxa" w:w="1701"/>
+            <w:tcW w:type="dxa" w:w="3312"/>
             <w:vAlign w:val="center"/>
-            <w:tcMar>
-              <w:top w:w="90" w:type="dxa"/>
-              <w:start w:w="120" w:type="dxa"/>
-              <w:bottom w:w="90" w:type="dxa"/>
-              <w:end w:w="120" w:type="dxa"/>
-            </w:tcMar>
           </w:tcPr>
           <w:p>
             <w:pPr>
@@ -1914,24 +1014,88 @@
             <w:r/>
             <w:r>
               <w:rPr>
-                <w:rFonts w:ascii="PingFang SC" w:hAnsi="PingFang SC" w:eastAsia="PingFang SC"/>
+                <w:rFonts w:ascii="Arial" w:hAnsi="Arial" w:eastAsia="Microsoft YaHei"/>
                 <w:b w:val="0"/>
                 <w:sz w:val="19"/>
               </w:rPr>
-              <w:t>L4 实时测量与保护硬件化</w:t>
+              <w:t>不替代上位机的教学组织和考核资产。</w:t>
             </w:r>
           </w:p>
         </w:tc>
+      </w:tr>
+    </w:tbl>
+    <w:p/>
+    <w:tbl>
+      <w:tblPr>
+        <w:tblStyle w:val="TableGrid"/>
+        <w:tblW w:type="auto" w:w="0"/>
+        <w:tblLook w:firstColumn="1" w:firstRow="1" w:lastColumn="0" w:lastRow="0" w:noHBand="0" w:noVBand="1" w:val="04A0"/>
+      </w:tblPr>
+      <w:tblGrid>
+        <w:gridCol w:w="9792"/>
+      </w:tblGrid>
+      <w:tr>
         <w:tc>
           <w:tcPr>
-            <w:tcW w:type="dxa" w:w="2268"/>
+            <w:tcW w:type="dxa" w:w="9792"/>
+            <w:shd w:fill="F5F5F5"/>
+            <w:top w:val="single" w:sz="8" w:space="0" w:color="999999"/>
+            <w:left w:val="single" w:sz="8" w:space="0" w:color="999999"/>
+            <w:bottom w:val="single" w:sz="8" w:space="0" w:color="999999"/>
+            <w:right w:val="single" w:sz="8" w:space="0" w:color="999999"/>
+          </w:tcPr>
+          <w:p>
+            <w:pPr>
+              <w:spacing w:after="60"/>
+            </w:pPr>
+            <w:r>
+              <w:rPr>
+                <w:rFonts w:ascii="Arial" w:hAnsi="Arial" w:eastAsia="Microsoft YaHei"/>
+                <w:b/>
+                <w:sz w:val="21"/>
+              </w:rPr>
+              <w:t>总览图使用方式</w:t>
+            </w:r>
+            <w:r>
+              <w:br/>
+              <w:t>配套 draw.io 文件只作为 L1/L2 和 V1/V2 的总览图，不作为开发板原理图、端子排施工图或 IO 点表。后续硬件设计应在此基础上再拆出 IO 点表、端子排图、低压信号表和安全联锁表。</w:t>
+            </w:r>
+          </w:p>
+        </w:tc>
+      </w:tr>
+    </w:tbl>
+    <w:p/>
+    <w:p>
+      <w:pPr>
+        <w:pStyle w:val="Heading1"/>
+      </w:pPr>
+      <w:r>
+        <w:t>3. L1 / V1：实体操作硬件化</w:t>
+      </w:r>
+    </w:p>
+    <w:p>
+      <w:r>
+        <w:t>L1 的目标是把鼠标点击变成真实实体动作。它优先服务学生操作习惯训练，让学生通过按钮、旋钮、开关和状态灯完成并网前操作，而不是继续依赖纯软件控件。</w:t>
+      </w:r>
+    </w:p>
+    <w:tbl>
+      <w:tblPr>
+        <w:tblStyle w:val="TableGrid"/>
+        <w:tblW w:type="auto" w:w="0"/>
+        <w:jc w:val="center"/>
+        <w:tblLook w:firstColumn="1" w:firstRow="1" w:lastColumn="0" w:lastRow="0" w:noHBand="0" w:noVBand="1" w:val="04A0"/>
+      </w:tblPr>
+      <w:tblGrid>
+        <w:gridCol w:w="3264"/>
+        <w:gridCol w:w="3264"/>
+        <w:gridCol w:w="3264"/>
+      </w:tblGrid>
+      <w:tr>
+        <w:tc>
+          <w:tcPr>
+            <w:tcW w:type="dxa" w:w="2160"/>
             <w:vAlign w:val="center"/>
-            <w:tcMar>
-              <w:top w:w="90" w:type="dxa"/>
-              <w:start w:w="120" w:type="dxa"/>
-              <w:bottom w:w="90" w:type="dxa"/>
-              <w:end w:w="120" w:type="dxa"/>
-            </w:tcMar>
+            <w:shd w:fill="1F4E79"/>
           </w:tcPr>
           <w:p>
             <w:pPr>
@@ -1940,24 +1104,20 @@
             <w:r/>
             <w:r>
               <w:rPr>
-                <w:rFonts w:ascii="PingFang SC" w:hAnsi="PingFang SC" w:eastAsia="PingFang SC"/>
-                <w:b w:val="0"/>
+                <w:rFonts w:ascii="Arial" w:hAnsi="Arial" w:eastAsia="Microsoft YaHei"/>
+                <w:b/>
+                <w:color w:val="FFFFFF"/>
                 <w:sz w:val="19"/>
               </w:rPr>
-              <w:t>支持更完整的同步和扩展实训</w:t>
+              <w:t>L1 对象</w:t>
             </w:r>
           </w:p>
         </w:tc>
         <w:tc>
           <w:tcPr>
-            <w:tcW w:type="dxa" w:w="3742"/>
+            <w:tcW w:type="dxa" w:w="4608"/>
             <w:vAlign w:val="center"/>
-            <w:tcMar>
-              <w:top w:w="90" w:type="dxa"/>
-              <w:start w:w="120" w:type="dxa"/>
-              <w:bottom w:w="90" w:type="dxa"/>
-              <w:end w:w="120" w:type="dxa"/>
-            </w:tcMar>
+            <w:shd w:fill="1F4E79"/>
           </w:tcPr>
           <w:p>
             <w:pPr>
@@ -1966,24 +1126,20 @@
             <w:r/>
             <w:r>
               <w:rPr>
-                <w:rFonts w:ascii="PingFang SC" w:hAnsi="PingFang SC" w:eastAsia="PingFang SC"/>
-                <w:b w:val="0"/>
+                <w:rFonts w:ascii="Arial" w:hAnsi="Arial" w:eastAsia="Microsoft YaHei"/>
+                <w:b/>
+                <w:color w:val="FFFFFF"/>
                 <w:sz w:val="19"/>
               </w:rPr>
-              <w:t>ΔU、Δf、Δφ、过流/欠压、波形采样、事件录波</w:t>
+              <w:t>建议纳入 V1</w:t>
             </w:r>
           </w:p>
         </w:tc>
         <w:tc>
           <w:tcPr>
-            <w:tcW w:type="dxa" w:w="1247"/>
+            <w:tcW w:type="dxa" w:w="3888"/>
             <w:vAlign w:val="center"/>
-            <w:tcMar>
-              <w:top w:w="90" w:type="dxa"/>
-              <w:start w:w="120" w:type="dxa"/>
-              <w:bottom w:w="90" w:type="dxa"/>
-              <w:end w:w="120" w:type="dxa"/>
-            </w:tcMar>
+            <w:shd w:fill="1F4E79"/>
           </w:tcPr>
           <w:p>
             <w:pPr>
@@ -1992,1269 +1148,7 @@
             <w:r/>
             <w:r>
               <w:rPr>
-                <w:rFonts w:ascii="PingFang SC" w:hAnsi="PingFang SC" w:eastAsia="PingFang SC"/>
-                <w:b w:val="0"/>
-                <w:sz w:val="19"/>
-              </w:rPr>
-              <w:t>V3/V4</w:t>
-            </w:r>
-          </w:p>
-        </w:tc>
-      </w:tr>
-    </w:tbl>
-    <w:p>
-      <w:pPr>
-        <w:spacing w:after="40"/>
-      </w:pPr>
-    </w:p>
-    <w:tbl>
-      <w:tblPr>
-        <w:tblStyle w:val="TableGrid"/>
-        <w:tblW w:type="pct" w:w="5000"/>
-        <w:jc w:val="center"/>
-        <w:tblLayout w:type="fixed"/>
-        <w:tblLook w:firstColumn="1" w:firstRow="1" w:lastColumn="0" w:lastRow="0" w:noHBand="0" w:noVBand="1" w:val="04A0"/>
-      </w:tblPr>
-      <w:tblGrid>
-        <w:gridCol w:w="3324"/>
-        <w:gridCol w:w="3324"/>
-        <w:gridCol w:w="3324"/>
-      </w:tblGrid>
-      <w:tr>
-        <w:tc>
-          <w:tcPr>
-            <w:tcW w:type="dxa" w:w="1928"/>
-            <w:vAlign w:val="center"/>
-            <w:shd w:fill="1F4E79"/>
-            <w:tcMar>
-              <w:top w:w="110" w:type="dxa"/>
-              <w:start w:w="120" w:type="dxa"/>
-              <w:bottom w:w="110" w:type="dxa"/>
-              <w:end w:w="120" w:type="dxa"/>
-            </w:tcMar>
-          </w:tcPr>
-          <w:p>
-            <w:pPr>
-              <w:spacing w:after="0"/>
-            </w:pPr>
-            <w:r/>
-            <w:r>
-              <w:rPr>
-                <w:rFonts w:ascii="PingFang SC" w:hAnsi="PingFang SC" w:eastAsia="PingFang SC"/>
-                <w:b/>
-                <w:color w:val="FFFFFF"/>
-                <w:sz w:val="19"/>
-              </w:rPr>
-              <w:t>近期硬件模块</w:t>
-            </w:r>
-          </w:p>
-        </w:tc>
-        <w:tc>
-          <w:tcPr>
-            <w:tcW w:type="dxa" w:w="4195"/>
-            <w:vAlign w:val="center"/>
-            <w:shd w:fill="1F4E79"/>
-            <w:tcMar>
-              <w:top w:w="110" w:type="dxa"/>
-              <w:start w:w="120" w:type="dxa"/>
-              <w:bottom w:w="110" w:type="dxa"/>
-              <w:end w:w="120" w:type="dxa"/>
-            </w:tcMar>
-          </w:tcPr>
-          <w:p>
-            <w:pPr>
-              <w:spacing w:after="0"/>
-            </w:pPr>
-            <w:r/>
-            <w:r>
-              <w:rPr>
-                <w:rFonts w:ascii="PingFang SC" w:hAnsi="PingFang SC" w:eastAsia="PingFang SC"/>
-                <w:b/>
-                <w:color w:val="FFFFFF"/>
-                <w:sz w:val="19"/>
-              </w:rPr>
-              <w:t>最低能力</w:t>
-            </w:r>
-          </w:p>
-        </w:tc>
-        <w:tc>
-          <w:tcPr>
-            <w:tcW w:type="dxa" w:w="2835"/>
-            <w:vAlign w:val="center"/>
-            <w:shd w:fill="1F4E79"/>
-            <w:tcMar>
-              <w:top w:w="110" w:type="dxa"/>
-              <w:start w:w="120" w:type="dxa"/>
-              <w:bottom w:w="110" w:type="dxa"/>
-              <w:end w:w="120" w:type="dxa"/>
-            </w:tcMar>
-          </w:tcPr>
-          <w:p>
-            <w:pPr>
-              <w:spacing w:after="0"/>
-            </w:pPr>
-            <w:r/>
-            <w:r>
-              <w:rPr>
-                <w:rFonts w:ascii="PingFang SC" w:hAnsi="PingFang SC" w:eastAsia="PingFang SC"/>
-                <w:b/>
-                <w:color w:val="FFFFFF"/>
-                <w:sz w:val="19"/>
-              </w:rPr>
-              <w:t>规划意义</w:t>
-            </w:r>
-          </w:p>
-        </w:tc>
-      </w:tr>
-      <w:tr>
-        <w:tc>
-          <w:tcPr>
-            <w:tcW w:type="dxa" w:w="1928"/>
-            <w:vAlign w:val="center"/>
-            <w:tcMar>
-              <w:top w:w="90" w:type="dxa"/>
-              <w:start w:w="120" w:type="dxa"/>
-              <w:bottom w:w="90" w:type="dxa"/>
-              <w:end w:w="120" w:type="dxa"/>
-            </w:tcMar>
-          </w:tcPr>
-          <w:p>
-            <w:pPr>
-              <w:spacing w:after="0"/>
-            </w:pPr>
-            <w:r/>
-            <w:r>
-              <w:rPr>
-                <w:rFonts w:ascii="PingFang SC" w:hAnsi="PingFang SC" w:eastAsia="PingFang SC"/>
-                <w:b w:val="0"/>
-                <w:sz w:val="19"/>
-              </w:rPr>
-              <w:t>实体操作面板</w:t>
-            </w:r>
-          </w:p>
-        </w:tc>
-        <w:tc>
-          <w:tcPr>
-            <w:tcW w:type="dxa" w:w="4195"/>
-            <w:vAlign w:val="center"/>
-            <w:tcMar>
-              <w:top w:w="90" w:type="dxa"/>
-              <w:start w:w="120" w:type="dxa"/>
-              <w:bottom w:w="90" w:type="dxa"/>
-              <w:end w:w="120" w:type="dxa"/>
-            </w:tcMar>
-          </w:tcPr>
-          <w:p>
-            <w:pPr>
-              <w:spacing w:after="0"/>
-            </w:pPr>
-            <w:r/>
-            <w:r>
-              <w:rPr>
-                <w:rFonts w:ascii="PingFang SC" w:hAnsi="PingFang SC" w:eastAsia="PingFang SC"/>
-                <w:b w:val="0"/>
-                <w:sz w:val="19"/>
-              </w:rPr>
-              <w:t>两台机组启停、合分闸、位置、接地方式、急停和指示反馈</w:t>
-            </w:r>
-          </w:p>
-        </w:tc>
-        <w:tc>
-          <w:tcPr>
-            <w:tcW w:type="dxa" w:w="2835"/>
-            <w:vAlign w:val="center"/>
-            <w:tcMar>
-              <w:top w:w="90" w:type="dxa"/>
-              <w:start w:w="120" w:type="dxa"/>
-              <w:bottom w:w="90" w:type="dxa"/>
-              <w:end w:w="120" w:type="dxa"/>
-            </w:tcMar>
-          </w:tcPr>
-          <w:p>
-            <w:pPr>
-              <w:spacing w:after="0"/>
-            </w:pPr>
-            <w:r/>
-            <w:r>
-              <w:rPr>
-                <w:rFonts w:ascii="PingFang SC" w:hAnsi="PingFang SC" w:eastAsia="PingFang SC"/>
-                <w:b w:val="0"/>
-                <w:sz w:val="19"/>
-              </w:rPr>
-              <w:t>支撑学生真实操作，完成 V1 的体验替代</w:t>
-            </w:r>
-          </w:p>
-        </w:tc>
-      </w:tr>
-      <w:tr>
-        <w:tc>
-          <w:tcPr>
-            <w:tcW w:type="dxa" w:w="1928"/>
-            <w:vAlign w:val="center"/>
-            <w:tcMar>
-              <w:top w:w="90" w:type="dxa"/>
-              <w:start w:w="120" w:type="dxa"/>
-              <w:bottom w:w="90" w:type="dxa"/>
-              <w:end w:w="120" w:type="dxa"/>
-            </w:tcMar>
-          </w:tcPr>
-          <w:p>
-            <w:pPr>
-              <w:spacing w:after="0" w:line="259" w:lineRule="auto"/>
-            </w:pPr>
-            <w:r/>
-            <w:r>
-              <w:rPr>
-                <w:rFonts w:ascii="PingFang SC" w:hAnsi="PingFang SC" w:eastAsia="PingFang SC"/>
-                <w:b w:val="0"/>
-                <w:sz w:val="18"/>
-              </w:rPr>
-              <w:t>标注端子与普通万用表</w:t>
-            </w:r>
-          </w:p>
-        </w:tc>
-        <w:tc>
-          <w:tcPr>
-            <w:tcW w:type="dxa" w:w="4195"/>
-            <w:vAlign w:val="center"/>
-            <w:tcMar>
-              <w:top w:w="90" w:type="dxa"/>
-              <w:start w:w="120" w:type="dxa"/>
-              <w:bottom w:w="90" w:type="dxa"/>
-              <w:end w:w="120" w:type="dxa"/>
-            </w:tcMar>
-          </w:tcPr>
-          <w:p>
-            <w:pPr>
-              <w:spacing w:after="0" w:line="259" w:lineRule="auto"/>
-            </w:pPr>
-            <w:r/>
-            <w:r>
-              <w:rPr>
-                <w:rFonts w:ascii="PingFang SC" w:hAnsi="PingFang SC" w:eastAsia="PingFang SC"/>
-                <w:b w:val="0"/>
-                <w:sz w:val="18"/>
-              </w:rPr>
-              <w:t>端子排直接标注 PT1_A/PT1_B/PT1_C、PT2_A 等节点；学生用普通万用表测量并在上位机录入读数</w:t>
-            </w:r>
-          </w:p>
-        </w:tc>
-        <w:tc>
-          <w:tcPr>
-            <w:tcW w:type="dxa" w:w="2835"/>
-            <w:vAlign w:val="center"/>
-            <w:tcMar>
-              <w:top w:w="90" w:type="dxa"/>
-              <w:start w:w="120" w:type="dxa"/>
-              <w:bottom w:w="90" w:type="dxa"/>
-              <w:end w:w="120" w:type="dxa"/>
-            </w:tcMar>
-          </w:tcPr>
-          <w:p>
-            <w:pPr>
-              <w:spacing w:after="0" w:line="259" w:lineRule="auto"/>
-            </w:pPr>
-            <w:r/>
-            <w:r>
-              <w:rPr>
-                <w:rFonts w:ascii="PingFang SC" w:hAnsi="PingFang SC" w:eastAsia="PingFang SC"/>
-                <w:b w:val="0"/>
-                <w:sz w:val="18"/>
-              </w:rPr>
-              <w:t>第一版先建立真实端子测量动作与软件判定闭环，暂不要求表笔自动识别</w:t>
-            </w:r>
-          </w:p>
-        </w:tc>
-      </w:tr>
-      <w:tr>
-        <w:tc>
-          <w:tcPr>
-            <w:tcW w:type="dxa" w:w="1928"/>
-            <w:vAlign w:val="center"/>
-            <w:tcMar>
-              <w:top w:w="90" w:type="dxa"/>
-              <w:start w:w="120" w:type="dxa"/>
-              <w:bottom w:w="90" w:type="dxa"/>
-              <w:end w:w="120" w:type="dxa"/>
-            </w:tcMar>
-          </w:tcPr>
-          <w:p>
-            <w:pPr>
-              <w:spacing w:after="0"/>
-            </w:pPr>
-            <w:r/>
-            <w:r>
-              <w:rPr>
-                <w:rFonts w:ascii="PingFang SC" w:hAnsi="PingFang SC" w:eastAsia="PingFang SC"/>
-                <w:b w:val="0"/>
-                <w:sz w:val="19"/>
-              </w:rPr>
-              <w:t>PT 低压测量</w:t>
-            </w:r>
-          </w:p>
-        </w:tc>
-        <w:tc>
-          <w:tcPr>
-            <w:tcW w:type="dxa" w:w="4195"/>
-            <w:vAlign w:val="center"/>
-            <w:tcMar>
-              <w:top w:w="90" w:type="dxa"/>
-              <w:start w:w="120" w:type="dxa"/>
-              <w:bottom w:w="90" w:type="dxa"/>
-              <w:end w:w="120" w:type="dxa"/>
-            </w:tcMar>
-          </w:tcPr>
-          <w:p>
-            <w:pPr>
-              <w:spacing w:after="0" w:line="259" w:lineRule="auto"/>
-            </w:pPr>
-            <w:r/>
-            <w:r>
-              <w:rPr>
-                <w:rFonts w:ascii="PingFang SC" w:hAnsi="PingFang SC" w:eastAsia="PingFang SC"/>
-                <w:b w:val="0"/>
-                <w:sz w:val="18"/>
-              </w:rPr>
-              <w:t>开发板提供安全低压等效 PT 信号；第一版读数由普通万用表测得并手动录入，后续再接自动采集与状态码</w:t>
-            </w:r>
-          </w:p>
-        </w:tc>
-        <w:tc>
-          <w:tcPr>
-            <w:tcW w:type="dxa" w:w="2835"/>
-            <w:vAlign w:val="center"/>
-            <w:tcMar>
-              <w:top w:w="90" w:type="dxa"/>
-              <w:start w:w="120" w:type="dxa"/>
-              <w:bottom w:w="90" w:type="dxa"/>
-              <w:end w:w="120" w:type="dxa"/>
-            </w:tcMar>
-          </w:tcPr>
-          <w:p>
-            <w:pPr>
-              <w:spacing w:after="0"/>
-            </w:pPr>
-            <w:r/>
-            <w:r>
-              <w:rPr>
-                <w:rFonts w:ascii="PingFang SC" w:hAnsi="PingFang SC" w:eastAsia="PingFang SC"/>
-                <w:b w:val="0"/>
-                <w:sz w:val="19"/>
-              </w:rPr>
-              <w:t>支撑第二步测量和故障现象呈现</w:t>
-            </w:r>
-          </w:p>
-        </w:tc>
-      </w:tr>
-      <w:tr>
-        <w:tc>
-          <w:tcPr>
-            <w:tcW w:type="dxa" w:w="1928"/>
-            <w:vAlign w:val="center"/>
-            <w:tcMar>
-              <w:top w:w="90" w:type="dxa"/>
-              <w:start w:w="120" w:type="dxa"/>
-              <w:bottom w:w="90" w:type="dxa"/>
-              <w:end w:w="120" w:type="dxa"/>
-            </w:tcMar>
-          </w:tcPr>
-          <w:p>
-            <w:pPr>
-              <w:spacing w:after="0"/>
-            </w:pPr>
-            <w:r/>
-            <w:r>
-              <w:rPr>
-                <w:rFonts w:ascii="PingFang SC" w:hAnsi="PingFang SC" w:eastAsia="PingFang SC"/>
-                <w:b w:val="0"/>
-                <w:sz w:val="19"/>
-              </w:rPr>
-              <w:t>相序与压差判断</w:t>
-            </w:r>
-          </w:p>
-        </w:tc>
-        <w:tc>
-          <w:tcPr>
-            <w:tcW w:type="dxa" w:w="4195"/>
-            <w:vAlign w:val="center"/>
-            <w:tcMar>
-              <w:top w:w="90" w:type="dxa"/>
-              <w:start w:w="120" w:type="dxa"/>
-              <w:bottom w:w="90" w:type="dxa"/>
-              <w:end w:w="120" w:type="dxa"/>
-            </w:tcMar>
-          </w:tcPr>
-          <w:p>
-            <w:pPr>
-              <w:spacing w:after="0"/>
-            </w:pPr>
-            <w:r/>
-            <w:r>
-              <w:rPr>
-                <w:rFonts w:ascii="PingFang SC" w:hAnsi="PingFang SC" w:eastAsia="PingFang SC"/>
-                <w:b w:val="0"/>
-                <w:sz w:val="19"/>
-              </w:rPr>
-              <w:t>ABC/ACB/异常/未知；对应相与异常压差区分</w:t>
-            </w:r>
-          </w:p>
-        </w:tc>
-        <w:tc>
-          <w:tcPr>
-            <w:tcW w:type="dxa" w:w="2835"/>
-            <w:vAlign w:val="center"/>
-            <w:tcMar>
-              <w:top w:w="90" w:type="dxa"/>
-              <w:start w:w="120" w:type="dxa"/>
-              <w:bottom w:w="90" w:type="dxa"/>
-              <w:end w:w="120" w:type="dxa"/>
-            </w:tcMar>
-          </w:tcPr>
-          <w:p>
-            <w:pPr>
-              <w:spacing w:after="0"/>
-            </w:pPr>
-            <w:r/>
-            <w:r>
-              <w:rPr>
-                <w:rFonts w:ascii="PingFang SC" w:hAnsi="PingFang SC" w:eastAsia="PingFang SC"/>
-                <w:b w:val="0"/>
-                <w:sz w:val="19"/>
-              </w:rPr>
-              <w:t>支撑第三、四步考核</w:t>
-            </w:r>
-          </w:p>
-        </w:tc>
-      </w:tr>
-      <w:tr>
-        <w:tc>
-          <w:tcPr>
-            <w:tcW w:type="dxa" w:w="1928"/>
-            <w:vAlign w:val="center"/>
-            <w:tcMar>
-              <w:top w:w="90" w:type="dxa"/>
-              <w:start w:w="120" w:type="dxa"/>
-              <w:bottom w:w="90" w:type="dxa"/>
-              <w:end w:w="120" w:type="dxa"/>
-            </w:tcMar>
-          </w:tcPr>
-          <w:p>
-            <w:pPr>
-              <w:spacing w:after="0"/>
-            </w:pPr>
-            <w:r/>
-            <w:r>
-              <w:rPr>
-                <w:rFonts w:ascii="PingFang SC" w:hAnsi="PingFang SC" w:eastAsia="PingFang SC"/>
-                <w:b w:val="0"/>
-                <w:sz w:val="19"/>
-              </w:rPr>
-              <w:t>故障注入矩阵</w:t>
-            </w:r>
-          </w:p>
-        </w:tc>
-        <w:tc>
-          <w:tcPr>
-            <w:tcW w:type="dxa" w:w="4195"/>
-            <w:vAlign w:val="center"/>
-            <w:tcMar>
-              <w:top w:w="90" w:type="dxa"/>
-              <w:start w:w="120" w:type="dxa"/>
-              <w:bottom w:w="90" w:type="dxa"/>
-              <w:end w:w="120" w:type="dxa"/>
-            </w:tcMar>
-          </w:tcPr>
-          <w:p>
-            <w:pPr>
-              <w:spacing w:after="0"/>
-            </w:pPr>
-            <w:r/>
-            <w:r>
-              <w:rPr>
-                <w:rFonts w:ascii="PingFang SC" w:hAnsi="PingFang SC" w:eastAsia="PingFang SC"/>
-                <w:b w:val="0"/>
-                <w:sz w:val="19"/>
-              </w:rPr>
-              <w:t>至少实现 E01-E04，掉电或通信中断时回到安全状态</w:t>
-            </w:r>
-          </w:p>
-        </w:tc>
-        <w:tc>
-          <w:tcPr>
-            <w:tcW w:type="dxa" w:w="2835"/>
-            <w:vAlign w:val="center"/>
-            <w:tcMar>
-              <w:top w:w="90" w:type="dxa"/>
-              <w:start w:w="120" w:type="dxa"/>
-              <w:bottom w:w="90" w:type="dxa"/>
-              <w:end w:w="120" w:type="dxa"/>
-            </w:tcMar>
-          </w:tcPr>
-          <w:p>
-            <w:pPr>
-              <w:spacing w:after="0"/>
-            </w:pPr>
-            <w:r/>
-            <w:r>
-              <w:rPr>
-                <w:rFonts w:ascii="PingFang SC" w:hAnsi="PingFang SC" w:eastAsia="PingFang SC"/>
-                <w:b w:val="0"/>
-                <w:sz w:val="19"/>
-              </w:rPr>
-              <w:t>让故障题库从纯软件变为可测量现象</w:t>
-            </w:r>
-          </w:p>
-        </w:tc>
-      </w:tr>
-      <w:tr>
-        <w:tc>
-          <w:tcPr>
-            <w:tcW w:type="dxa" w:w="1928"/>
-            <w:vAlign w:val="center"/>
-            <w:tcMar>
-              <w:top w:w="90" w:type="dxa"/>
-              <w:start w:w="120" w:type="dxa"/>
-              <w:bottom w:w="90" w:type="dxa"/>
-              <w:end w:w="120" w:type="dxa"/>
-            </w:tcMar>
-          </w:tcPr>
-          <w:p>
-            <w:pPr>
-              <w:spacing w:after="0"/>
-            </w:pPr>
-            <w:r/>
-            <w:r>
-              <w:rPr>
-                <w:rFonts w:ascii="PingFang SC" w:hAnsi="PingFang SC" w:eastAsia="PingFang SC"/>
-                <w:b w:val="0"/>
-                <w:sz w:val="19"/>
-              </w:rPr>
-              <w:t>同期闭锁信号</w:t>
-            </w:r>
-          </w:p>
-        </w:tc>
-        <w:tc>
-          <w:tcPr>
-            <w:tcW w:type="dxa" w:w="4195"/>
-            <w:vAlign w:val="center"/>
-            <w:tcMar>
-              <w:top w:w="90" w:type="dxa"/>
-              <w:start w:w="120" w:type="dxa"/>
-              <w:bottom w:w="90" w:type="dxa"/>
-              <w:end w:w="120" w:type="dxa"/>
-            </w:tcMar>
-          </w:tcPr>
-          <w:p>
-            <w:pPr>
-              <w:spacing w:after="0"/>
-            </w:pPr>
-            <w:r/>
-            <w:r>
-              <w:rPr>
-                <w:rFonts w:ascii="PingFang SC" w:hAnsi="PingFang SC" w:eastAsia="PingFang SC"/>
-                <w:b w:val="0"/>
-                <w:sz w:val="19"/>
-              </w:rPr>
-              <w:t>提供 sync_ok，必要时扩展 ΔU、Δf、Δφ</w:t>
-            </w:r>
-          </w:p>
-        </w:tc>
-        <w:tc>
-          <w:tcPr>
-            <w:tcW w:type="dxa" w:w="2835"/>
-            <w:vAlign w:val="center"/>
-            <w:tcMar>
-              <w:top w:w="90" w:type="dxa"/>
-              <w:start w:w="120" w:type="dxa"/>
-              <w:bottom w:w="90" w:type="dxa"/>
-              <w:end w:w="120" w:type="dxa"/>
-            </w:tcMar>
-          </w:tcPr>
-          <w:p>
-            <w:pPr>
-              <w:spacing w:after="0"/>
-            </w:pPr>
-            <w:r/>
-            <w:r>
-              <w:rPr>
-                <w:rFonts w:ascii="PingFang SC" w:hAnsi="PingFang SC" w:eastAsia="PingFang SC"/>
-                <w:b w:val="0"/>
-                <w:sz w:val="19"/>
-              </w:rPr>
-              <w:t>支撑第五步同步测试和合闸安全</w:t>
-            </w:r>
-          </w:p>
-        </w:tc>
-      </w:tr>
-    </w:tbl>
-    <w:p>
-      <w:pPr>
-        <w:spacing w:after="40"/>
-      </w:pPr>
-    </w:p>
-    <w:p>
-      <w:pPr>
-        <w:pStyle w:val="Heading2"/>
-      </w:pPr>
-      <w:r>
-        <w:rPr>
-          <w:rFonts w:ascii="PingFang SC" w:hAnsi="PingFang SC" w:eastAsia="PingFang SC"/>
-        </w:rPr>
-        <w:t>第一版表笔测量方案</w:t>
-      </w:r>
-    </w:p>
-    <w:p>
-      <w:pPr>
-        <w:spacing w:after="100" w:line="276" w:lineRule="auto"/>
-      </w:pPr>
-      <w:r>
-        <w:rPr>
-          <w:rFonts w:ascii="PingFang SC" w:hAnsi="PingFang SC" w:eastAsia="PingFang SC"/>
-          <w:sz w:val="21"/>
-        </w:rPr>
-        <w:t>第一版不做表笔节点自动识别，也不要求内置测量模块回传读数。开发板或面板上直接把每个端子名称标注清楚，学生使用普通万用表按软件提示测量指定端子对，并把读数录入上位机。这样可以先验证真实端子、真实测量动作和软件判定流程。</w:t>
-      </w:r>
-    </w:p>
-    <w:tbl>
-      <w:tblPr>
-        <w:tblStyle w:val="TableGrid"/>
-        <w:tblW w:type="pct" w:w="5000"/>
-        <w:jc w:val="center"/>
-        <w:tblLayout w:type="fixed"/>
-        <w:tblLook w:firstColumn="1" w:firstRow="1" w:lastColumn="0" w:lastRow="0" w:noHBand="0" w:noVBand="1" w:val="04A0"/>
-      </w:tblPr>
-      <w:tblGrid>
-        <w:gridCol w:w="3324"/>
-        <w:gridCol w:w="3324"/>
-        <w:gridCol w:w="3324"/>
-      </w:tblGrid>
-      <w:tr>
-        <w:tc>
-          <w:tcPr>
-            <w:tcW w:type="dxa" w:w="1474"/>
-            <w:vAlign w:val="center"/>
-            <w:tcMar>
-              <w:top w:w="90" w:type="dxa"/>
-              <w:start w:w="120" w:type="dxa"/>
-              <w:bottom w:w="90" w:type="dxa"/>
-              <w:end w:w="120" w:type="dxa"/>
-            </w:tcMar>
-            <w:shd w:fill="1F4E79"/>
-          </w:tcPr>
-          <w:p>
-            <w:pPr>
-              <w:spacing w:after="0" w:line="259" w:lineRule="auto"/>
-            </w:pPr>
-            <w:r/>
-            <w:r>
-              <w:rPr>
-                <w:rFonts w:ascii="PingFang SC" w:hAnsi="PingFang SC" w:eastAsia="PingFang SC"/>
-                <w:b/>
-                <w:color w:val="FFFFFF"/>
-                <w:sz w:val="18"/>
-              </w:rPr>
-              <w:t>项目</w:t>
-            </w:r>
-          </w:p>
-        </w:tc>
-        <w:tc>
-          <w:tcPr>
-            <w:tcW w:type="dxa" w:w="4535"/>
-            <w:vAlign w:val="center"/>
-            <w:tcMar>
-              <w:top w:w="90" w:type="dxa"/>
-              <w:start w:w="120" w:type="dxa"/>
-              <w:bottom w:w="90" w:type="dxa"/>
-              <w:end w:w="120" w:type="dxa"/>
-            </w:tcMar>
-            <w:shd w:fill="1F4E79"/>
-          </w:tcPr>
-          <w:p>
-            <w:pPr>
-              <w:spacing w:after="0" w:line="259" w:lineRule="auto"/>
-            </w:pPr>
-            <w:r/>
-            <w:r>
-              <w:rPr>
-                <w:rFonts w:ascii="PingFang SC" w:hAnsi="PingFang SC" w:eastAsia="PingFang SC"/>
-                <w:b/>
-                <w:color w:val="FFFFFF"/>
-                <w:sz w:val="18"/>
-              </w:rPr>
-              <w:t>第一版做法</w:t>
-            </w:r>
-          </w:p>
-        </w:tc>
-        <w:tc>
-          <w:tcPr>
-            <w:tcW w:type="dxa" w:w="2835"/>
-            <w:vAlign w:val="center"/>
-            <w:tcMar>
-              <w:top w:w="90" w:type="dxa"/>
-              <w:start w:w="120" w:type="dxa"/>
-              <w:bottom w:w="90" w:type="dxa"/>
-              <w:end w:w="120" w:type="dxa"/>
-            </w:tcMar>
-            <w:shd w:fill="1F4E79"/>
-          </w:tcPr>
-          <w:p>
-            <w:pPr>
-              <w:spacing w:after="0" w:line="259" w:lineRule="auto"/>
-            </w:pPr>
-            <w:r/>
-            <w:r>
-              <w:rPr>
-                <w:rFonts w:ascii="PingFang SC" w:hAnsi="PingFang SC" w:eastAsia="PingFang SC"/>
-                <w:b/>
-                <w:color w:val="FFFFFF"/>
-                <w:sz w:val="18"/>
-              </w:rPr>
-              <w:t>后续升级方向</w:t>
-            </w:r>
-          </w:p>
-        </w:tc>
-      </w:tr>
-      <w:tr>
-        <w:tc>
-          <w:tcPr>
-            <w:tcW w:type="dxa" w:w="1474"/>
-            <w:vAlign w:val="center"/>
-            <w:tcMar>
-              <w:top w:w="90" w:type="dxa"/>
-              <w:start w:w="120" w:type="dxa"/>
-              <w:bottom w:w="90" w:type="dxa"/>
-              <w:end w:w="120" w:type="dxa"/>
-            </w:tcMar>
-          </w:tcPr>
-          <w:p>
-            <w:pPr>
-              <w:spacing w:after="0" w:line="259" w:lineRule="auto"/>
-            </w:pPr>
-            <w:r/>
-            <w:r>
-              <w:rPr>
-                <w:rFonts w:ascii="PingFang SC" w:hAnsi="PingFang SC" w:eastAsia="PingFang SC"/>
-                <w:b w:val="0"/>
-                <w:sz w:val="18"/>
-              </w:rPr>
-              <w:t>端子</w:t>
-            </w:r>
-          </w:p>
-        </w:tc>
-        <w:tc>
-          <w:tcPr>
-            <w:tcW w:type="dxa" w:w="4535"/>
-            <w:vAlign w:val="center"/>
-            <w:tcMar>
-              <w:top w:w="90" w:type="dxa"/>
-              <w:start w:w="120" w:type="dxa"/>
-              <w:bottom w:w="90" w:type="dxa"/>
-              <w:end w:w="120" w:type="dxa"/>
-            </w:tcMar>
-          </w:tcPr>
-          <w:p>
-            <w:pPr>
-              <w:spacing w:after="0" w:line="259" w:lineRule="auto"/>
-            </w:pPr>
-            <w:r/>
-            <w:r>
-              <w:rPr>
-                <w:rFonts w:ascii="PingFang SC" w:hAnsi="PingFang SC" w:eastAsia="PingFang SC"/>
-                <w:b w:val="0"/>
-                <w:sz w:val="18"/>
-              </w:rPr>
-              <w:t>在开发板/面板上固定标注 PT1_A、PT1_B、PT1_C、PT2_A 等节点，按分组和相别排布。</w:t>
-            </w:r>
-          </w:p>
-        </w:tc>
-        <w:tc>
-          <w:tcPr>
-            <w:tcW w:type="dxa" w:w="2835"/>
-            <w:vAlign w:val="center"/>
-            <w:tcMar>
-              <w:top w:w="90" w:type="dxa"/>
-              <w:start w:w="120" w:type="dxa"/>
-              <w:bottom w:w="90" w:type="dxa"/>
-              <w:end w:w="120" w:type="dxa"/>
-            </w:tcMar>
-          </w:tcPr>
-          <w:p>
-            <w:pPr>
-              <w:spacing w:after="0" w:line="259" w:lineRule="auto"/>
-            </w:pPr>
-            <w:r/>
-            <w:r>
-              <w:rPr>
-                <w:rFonts w:ascii="PingFang SC" w:hAnsi="PingFang SC" w:eastAsia="PingFang SC"/>
-                <w:b w:val="0"/>
-                <w:sz w:val="18"/>
-              </w:rPr>
-              <w:t>可升级为带插入检测或节点编码的端子。</w:t>
-            </w:r>
-          </w:p>
-        </w:tc>
-      </w:tr>
-      <w:tr>
-        <w:tc>
-          <w:tcPr>
-            <w:tcW w:type="dxa" w:w="1474"/>
-            <w:vAlign w:val="center"/>
-            <w:tcMar>
-              <w:top w:w="90" w:type="dxa"/>
-              <w:start w:w="120" w:type="dxa"/>
-              <w:bottom w:w="90" w:type="dxa"/>
-              <w:end w:w="120" w:type="dxa"/>
-            </w:tcMar>
-          </w:tcPr>
-          <w:p>
-            <w:pPr>
-              <w:spacing w:after="0" w:line="259" w:lineRule="auto"/>
-            </w:pPr>
-            <w:r/>
-            <w:r>
-              <w:rPr>
-                <w:rFonts w:ascii="PingFang SC" w:hAnsi="PingFang SC" w:eastAsia="PingFang SC"/>
-                <w:b w:val="0"/>
-                <w:sz w:val="18"/>
-              </w:rPr>
-              <w:t>测量工具</w:t>
-            </w:r>
-          </w:p>
-        </w:tc>
-        <w:tc>
-          <w:tcPr>
-            <w:tcW w:type="dxa" w:w="4535"/>
-            <w:vAlign w:val="center"/>
-            <w:tcMar>
-              <w:top w:w="90" w:type="dxa"/>
-              <w:start w:w="120" w:type="dxa"/>
-              <w:bottom w:w="90" w:type="dxa"/>
-              <w:end w:w="120" w:type="dxa"/>
-            </w:tcMar>
-          </w:tcPr>
-          <w:p>
-            <w:pPr>
-              <w:spacing w:after="0" w:line="259" w:lineRule="auto"/>
-            </w:pPr>
-            <w:r/>
-            <w:r>
-              <w:rPr>
-                <w:rFonts w:ascii="PingFang SC" w:hAnsi="PingFang SC" w:eastAsia="PingFang SC"/>
-                <w:b w:val="0"/>
-                <w:sz w:val="18"/>
-              </w:rPr>
-              <w:t>使用普通万用表，学生按软件提示测量指定端子对。</w:t>
-            </w:r>
-          </w:p>
-        </w:tc>
-        <w:tc>
-          <w:tcPr>
-            <w:tcW w:type="dxa" w:w="2835"/>
-            <w:vAlign w:val="center"/>
-            <w:tcMar>
-              <w:top w:w="90" w:type="dxa"/>
-              <w:start w:w="120" w:type="dxa"/>
-              <w:bottom w:w="90" w:type="dxa"/>
-              <w:end w:w="120" w:type="dxa"/>
-            </w:tcMar>
-          </w:tcPr>
-          <w:p>
-            <w:pPr>
-              <w:spacing w:after="0" w:line="259" w:lineRule="auto"/>
-            </w:pPr>
-            <w:r/>
-            <w:r>
-              <w:rPr>
-                <w:rFonts w:ascii="PingFang SC" w:hAnsi="PingFang SC" w:eastAsia="PingFang SC"/>
-                <w:b w:val="0"/>
-                <w:sz w:val="18"/>
-              </w:rPr>
-              <w:t>可升级为带通信接口的万用表或系统内置测量模块。</w:t>
-            </w:r>
-          </w:p>
-        </w:tc>
-      </w:tr>
-      <w:tr>
-        <w:tc>
-          <w:tcPr>
-            <w:tcW w:type="dxa" w:w="1474"/>
-            <w:vAlign w:val="center"/>
-            <w:tcMar>
-              <w:top w:w="90" w:type="dxa"/>
-              <w:start w:w="120" w:type="dxa"/>
-              <w:bottom w:w="90" w:type="dxa"/>
-              <w:end w:w="120" w:type="dxa"/>
-            </w:tcMar>
-          </w:tcPr>
-          <w:p>
-            <w:pPr>
-              <w:spacing w:after="0" w:line="259" w:lineRule="auto"/>
-            </w:pPr>
-            <w:r/>
-            <w:r>
-              <w:rPr>
-                <w:rFonts w:ascii="PingFang SC" w:hAnsi="PingFang SC" w:eastAsia="PingFang SC"/>
-                <w:b w:val="0"/>
-                <w:sz w:val="18"/>
-              </w:rPr>
-              <w:t>数据回传</w:t>
-            </w:r>
-          </w:p>
-        </w:tc>
-        <w:tc>
-          <w:tcPr>
-            <w:tcW w:type="dxa" w:w="4535"/>
-            <w:vAlign w:val="center"/>
-            <w:tcMar>
-              <w:top w:w="90" w:type="dxa"/>
-              <w:start w:w="120" w:type="dxa"/>
-              <w:bottom w:w="90" w:type="dxa"/>
-              <w:end w:w="120" w:type="dxa"/>
-            </w:tcMar>
-          </w:tcPr>
-          <w:p>
-            <w:pPr>
-              <w:spacing w:after="0" w:line="259" w:lineRule="auto"/>
-            </w:pPr>
-            <w:r/>
-            <w:r>
-              <w:rPr>
-                <w:rFonts w:ascii="PingFang SC" w:hAnsi="PingFang SC" w:eastAsia="PingFang SC"/>
-                <w:b w:val="0"/>
-                <w:sz w:val="18"/>
-              </w:rPr>
-              <w:t>学生手动录入电压、通断或异常现象；软件按阈值和当前故障状态判定。</w:t>
-            </w:r>
-          </w:p>
-        </w:tc>
-        <w:tc>
-          <w:tcPr>
-            <w:tcW w:type="dxa" w:w="2835"/>
-            <w:vAlign w:val="center"/>
-            <w:tcMar>
-              <w:top w:w="90" w:type="dxa"/>
-              <w:start w:w="120" w:type="dxa"/>
-              <w:bottom w:w="90" w:type="dxa"/>
-              <w:end w:w="120" w:type="dxa"/>
-            </w:tcMar>
-          </w:tcPr>
-          <w:p>
-            <w:pPr>
-              <w:spacing w:after="0" w:line="259" w:lineRule="auto"/>
-            </w:pPr>
-            <w:r/>
-            <w:r>
-              <w:rPr>
-                <w:rFonts w:ascii="PingFang SC" w:hAnsi="PingFang SC" w:eastAsia="PingFang SC"/>
-                <w:b w:val="0"/>
-                <w:sz w:val="18"/>
-              </w:rPr>
-              <w:t>自动上传 red_probe_node、black_probe_node、value、status 等字段。</w:t>
-            </w:r>
-          </w:p>
-        </w:tc>
-      </w:tr>
-      <w:tr>
-        <w:tc>
-          <w:tcPr>
-            <w:tcW w:type="dxa" w:w="1474"/>
-            <w:vAlign w:val="center"/>
-            <w:tcMar>
-              <w:top w:w="90" w:type="dxa"/>
-              <w:start w:w="120" w:type="dxa"/>
-              <w:bottom w:w="90" w:type="dxa"/>
-              <w:end w:w="120" w:type="dxa"/>
-            </w:tcMar>
-          </w:tcPr>
-          <w:p>
-            <w:pPr>
-              <w:spacing w:after="0" w:line="259" w:lineRule="auto"/>
-            </w:pPr>
-            <w:r/>
-            <w:r>
-              <w:rPr>
-                <w:rFonts w:ascii="PingFang SC" w:hAnsi="PingFang SC" w:eastAsia="PingFang SC"/>
-                <w:b w:val="0"/>
-                <w:sz w:val="18"/>
-              </w:rPr>
-              <w:t>适用阶段</w:t>
-            </w:r>
-          </w:p>
-        </w:tc>
-        <w:tc>
-          <w:tcPr>
-            <w:tcW w:type="dxa" w:w="4535"/>
-            <w:vAlign w:val="center"/>
-            <w:tcMar>
-              <w:top w:w="90" w:type="dxa"/>
-              <w:start w:w="120" w:type="dxa"/>
-              <w:bottom w:w="90" w:type="dxa"/>
-              <w:end w:w="120" w:type="dxa"/>
-            </w:tcMar>
-          </w:tcPr>
-          <w:p>
-            <w:pPr>
-              <w:spacing w:after="0" w:line="259" w:lineRule="auto"/>
-            </w:pPr>
-            <w:r/>
-            <w:r>
-              <w:rPr>
-                <w:rFonts w:ascii="PingFang SC" w:hAnsi="PingFang SC" w:eastAsia="PingFang SC"/>
-                <w:b w:val="0"/>
-                <w:sz w:val="18"/>
-              </w:rPr>
-              <w:t>V1 原型与训练模式，重点验证真实端子测量流程。</w:t>
-            </w:r>
-          </w:p>
-        </w:tc>
-        <w:tc>
-          <w:tcPr>
-            <w:tcW w:type="dxa" w:w="2835"/>
-            <w:vAlign w:val="center"/>
-            <w:tcMar>
-              <w:top w:w="90" w:type="dxa"/>
-              <w:start w:w="120" w:type="dxa"/>
-              <w:bottom w:w="90" w:type="dxa"/>
-              <w:end w:w="120" w:type="dxa"/>
-            </w:tcMar>
-          </w:tcPr>
-          <w:p>
-            <w:pPr>
-              <w:spacing w:after="0" w:line="259" w:lineRule="auto"/>
-            </w:pPr>
-            <w:r/>
-            <w:r>
-              <w:rPr>
-                <w:rFonts w:ascii="PingFang SC" w:hAnsi="PingFang SC" w:eastAsia="PingFang SC"/>
-                <w:b w:val="0"/>
-                <w:sz w:val="18"/>
-              </w:rPr>
-              <w:t>V2/V3 再提升考核自动化和防误填能力。</w:t>
-            </w:r>
-          </w:p>
-        </w:tc>
-      </w:tr>
-      <w:tr>
-        <w:tc>
-          <w:tcPr>
-            <w:tcW w:type="dxa" w:w="1474"/>
-            <w:vAlign w:val="center"/>
-            <w:tcMar>
-              <w:top w:w="90" w:type="dxa"/>
-              <w:start w:w="120" w:type="dxa"/>
-              <w:bottom w:w="90" w:type="dxa"/>
-              <w:end w:w="120" w:type="dxa"/>
-            </w:tcMar>
-          </w:tcPr>
-          <w:p>
-            <w:pPr>
-              <w:spacing w:after="0" w:line="259" w:lineRule="auto"/>
-            </w:pPr>
-            <w:r/>
-            <w:r>
-              <w:rPr>
-                <w:rFonts w:ascii="PingFang SC" w:hAnsi="PingFang SC" w:eastAsia="PingFang SC"/>
-                <w:b w:val="0"/>
-                <w:sz w:val="18"/>
-              </w:rPr>
-              <w:t>设计约束</w:t>
-            </w:r>
-          </w:p>
-        </w:tc>
-        <w:tc>
-          <w:tcPr>
-            <w:tcW w:type="dxa" w:w="4535"/>
-            <w:vAlign w:val="center"/>
-            <w:tcMar>
-              <w:top w:w="90" w:type="dxa"/>
-              <w:start w:w="120" w:type="dxa"/>
-              <w:bottom w:w="90" w:type="dxa"/>
-              <w:end w:w="120" w:type="dxa"/>
-            </w:tcMar>
-          </w:tcPr>
-          <w:p>
-            <w:pPr>
-              <w:spacing w:after="0" w:line="259" w:lineRule="auto"/>
-            </w:pPr>
-            <w:r/>
-            <w:r>
-              <w:rPr>
-                <w:rFonts w:ascii="PingFang SC" w:hAnsi="PingFang SC" w:eastAsia="PingFang SC"/>
-                <w:b w:val="0"/>
-                <w:sz w:val="18"/>
-              </w:rPr>
-              <w:t>端子必须安全低压、隔离限流、标注清晰；录入界面需保存测量项、读数、单位和时间。</w:t>
-            </w:r>
-          </w:p>
-        </w:tc>
-        <w:tc>
-          <w:tcPr>
-            <w:tcW w:type="dxa" w:w="2835"/>
-            <w:vAlign w:val="center"/>
-            <w:tcMar>
-              <w:top w:w="90" w:type="dxa"/>
-              <w:start w:w="120" w:type="dxa"/>
-              <w:bottom w:w="90" w:type="dxa"/>
-              <w:end w:w="120" w:type="dxa"/>
-            </w:tcMar>
-          </w:tcPr>
-          <w:p>
-            <w:pPr>
-              <w:spacing w:after="0" w:line="259" w:lineRule="auto"/>
-            </w:pPr>
-            <w:r/>
-            <w:r>
-              <w:rPr>
-                <w:rFonts w:ascii="PingFang SC" w:hAnsi="PingFang SC" w:eastAsia="PingFang SC"/>
-                <w:b w:val="0"/>
-                <w:sz w:val="18"/>
-              </w:rPr>
-              <w:t>追加防误插、自动识别、采集状态码和校准机制。</w:t>
-            </w:r>
-          </w:p>
-        </w:tc>
-      </w:tr>
-    </w:tbl>
-    <w:p>
-      <w:pPr>
-        <w:spacing w:after="100" w:line="276" w:lineRule="auto"/>
-      </w:pPr>
-      <w:r>
-        <w:rPr>
-          <w:rFonts w:ascii="PingFang SC" w:hAnsi="PingFang SC" w:eastAsia="PingFang SC"/>
-          <w:sz w:val="21"/>
-        </w:rPr>
-        <w:t>该方案的取舍是：第一版不自动证明学生实际插到了哪个端子，但能最快完成软硬结合闭环；后续是否做表笔识别，应根据考核严格程度、端子数量和成本再决定。</w:t>
-      </w:r>
-    </w:p>
-    <w:p>
-      <w:pPr>
-        <w:spacing w:before="80" w:after="100" w:line="276" w:lineRule="auto"/>
-      </w:pPr>
-      <w:r/>
-      <w:r>
-        <w:rPr>
-          <w:rFonts w:ascii="PingFang SC" w:hAnsi="PingFang SC" w:eastAsia="PingFang SC"/>
-          <w:sz w:val="21"/>
-        </w:rPr>
-        <w:t>统一接口原则：第一版由上位机保存学生手动录入的测量值、端子组合和判定结果；后续再通过 PlantAdapter 接入自动采集的硬件快照与命令请求。PlantSnapshot 和 PlantCommand 仍作为平台无关语义，不在规划版展开完整字段。</w:t>
-      </w:r>
-    </w:p>
-    <w:p>
-      <w:r>
-        <w:br w:type="page"/>
-      </w:r>
-    </w:p>
-    <w:p>
-      <w:pPr>
-        <w:pStyle w:val="Heading1"/>
-        <w:keepNext/>
-      </w:pPr>
-      <w:r>
-        <w:t>4. 安全底线与联锁要求</w:t>
-      </w:r>
-    </w:p>
-    <w:p>
-      <w:pPr>
-        <w:spacing w:before="0" w:after="120" w:line="283" w:lineRule="auto"/>
-      </w:pPr>
-      <w:r>
-        <w:rPr>
-          <w:rFonts w:ascii="PingFang SC" w:hAnsi="PingFang SC" w:eastAsia="PingFang SC"/>
-        </w:rPr>
-        <w:t>即使硬件侧采用低压等效信号，也必须按“学生会误插、通信会中断、软件会崩溃、控制器会复位”的前提设计。安全目标不只是不触电，还包括避免误合闸、短路、过流、端子误接、继电器误动作和设备损坏。</w:t>
-      </w:r>
-    </w:p>
-    <w:tbl>
-      <w:tblPr>
-        <w:tblStyle w:val="TableGrid"/>
-        <w:tblW w:type="pct" w:w="5000"/>
-        <w:jc w:val="center"/>
-        <w:tblLayout w:type="fixed"/>
-        <w:tblLook w:firstColumn="1" w:firstRow="1" w:lastColumn="0" w:lastRow="0" w:noHBand="0" w:noVBand="1" w:val="04A0"/>
-      </w:tblPr>
-      <w:tblGrid>
-        <w:gridCol w:w="3324"/>
-        <w:gridCol w:w="3324"/>
-        <w:gridCol w:w="3324"/>
-      </w:tblGrid>
-      <w:tr>
-        <w:tc>
-          <w:tcPr>
-            <w:tcW w:type="dxa" w:w="1701"/>
-            <w:vAlign w:val="center"/>
-            <w:shd w:fill="1F4E79"/>
-            <w:tcMar>
-              <w:top w:w="110" w:type="dxa"/>
-              <w:start w:w="120" w:type="dxa"/>
-              <w:bottom w:w="110" w:type="dxa"/>
-              <w:end w:w="120" w:type="dxa"/>
-            </w:tcMar>
-          </w:tcPr>
-          <w:p>
-            <w:pPr>
-              <w:spacing w:after="0"/>
-            </w:pPr>
-            <w:r/>
-            <w:r>
-              <w:rPr>
-                <w:rFonts w:ascii="PingFang SC" w:hAnsi="PingFang SC" w:eastAsia="PingFang SC"/>
-                <w:b/>
-                <w:color w:val="FFFFFF"/>
-                <w:sz w:val="19"/>
-              </w:rPr>
-              <w:t>安全底线</w:t>
-            </w:r>
-          </w:p>
-        </w:tc>
-        <w:tc>
-          <w:tcPr>
-            <w:tcW w:type="dxa" w:w="4082"/>
-            <w:vAlign w:val="center"/>
-            <w:shd w:fill="1F4E79"/>
-            <w:tcMar>
-              <w:top w:w="110" w:type="dxa"/>
-              <w:start w:w="120" w:type="dxa"/>
-              <w:bottom w:w="110" w:type="dxa"/>
-              <w:end w:w="120" w:type="dxa"/>
-            </w:tcMar>
-          </w:tcPr>
-          <w:p>
-            <w:pPr>
-              <w:spacing w:after="0"/>
-            </w:pPr>
-            <w:r/>
-            <w:r>
-              <w:rPr>
-                <w:rFonts w:ascii="PingFang SC" w:hAnsi="PingFang SC" w:eastAsia="PingFang SC"/>
-                <w:b/>
-                <w:color w:val="FFFFFF"/>
-                <w:sz w:val="19"/>
-              </w:rPr>
-              <w:t>必须满足的设计要求</w:t>
-            </w:r>
-          </w:p>
-        </w:tc>
-        <w:tc>
-          <w:tcPr>
-            <w:tcW w:type="dxa" w:w="3175"/>
-            <w:vAlign w:val="center"/>
-            <w:shd w:fill="1F4E79"/>
-            <w:tcMar>
-              <w:top w:w="110" w:type="dxa"/>
-              <w:start w:w="120" w:type="dxa"/>
-              <w:bottom w:w="110" w:type="dxa"/>
-              <w:end w:w="120" w:type="dxa"/>
-            </w:tcMar>
-          </w:tcPr>
-          <w:p>
-            <w:pPr>
-              <w:spacing w:after="0"/>
-            </w:pPr>
-            <w:r/>
-            <w:r>
-              <w:rPr>
-                <w:rFonts w:ascii="PingFang SC" w:hAnsi="PingFang SC" w:eastAsia="PingFang SC"/>
+                <w:rFonts w:ascii="Arial" w:hAnsi="Arial" w:eastAsia="Microsoft YaHei"/>
                 <w:b/>
                 <w:color w:val="FFFFFF"/>
                 <w:sz w:val="19"/>
@@ -3267,14 +1161,8 @@
       <w:tr>
         <w:tc>
           <w:tcPr>
-            <w:tcW w:type="dxa" w:w="1701"/>
+            <w:tcW w:type="dxa" w:w="2160"/>
             <w:vAlign w:val="center"/>
-            <w:tcMar>
-              <w:top w:w="90" w:type="dxa"/>
-              <w:start w:w="120" w:type="dxa"/>
-              <w:bottom w:w="90" w:type="dxa"/>
-              <w:end w:w="120" w:type="dxa"/>
-            </w:tcMar>
           </w:tcPr>
           <w:p>
             <w:pPr>
@@ -3283,24 +1171,18 @@
             <w:r/>
             <w:r>
               <w:rPr>
-                <w:rFonts w:ascii="PingFang SC" w:hAnsi="PingFang SC" w:eastAsia="PingFang SC"/>
+                <w:rFonts w:ascii="Arial" w:hAnsi="Arial" w:eastAsia="Microsoft YaHei"/>
                 <w:b w:val="0"/>
                 <w:sz w:val="19"/>
               </w:rPr>
-              <w:t>低压隔离</w:t>
+              <w:t>机组操作</w:t>
             </w:r>
           </w:p>
         </w:tc>
         <w:tc>
           <w:tcPr>
-            <w:tcW w:type="dxa" w:w="4082"/>
+            <w:tcW w:type="dxa" w:w="4608"/>
             <w:vAlign w:val="center"/>
-            <w:tcMar>
-              <w:top w:w="90" w:type="dxa"/>
-              <w:start w:w="120" w:type="dxa"/>
-              <w:bottom w:w="90" w:type="dxa"/>
-              <w:end w:w="120" w:type="dxa"/>
-            </w:tcMar>
           </w:tcPr>
           <w:p>
             <w:pPr>
@@ -3309,24 +1191,18 @@
             <w:r/>
             <w:r>
               <w:rPr>
-                <w:rFonts w:ascii="PingFang SC" w:hAnsi="PingFang SC" w:eastAsia="PingFang SC"/>
+                <w:rFonts w:ascii="Arial" w:hAnsi="Arial" w:eastAsia="Microsoft YaHei"/>
                 <w:b w:val="0"/>
                 <w:sz w:val="19"/>
               </w:rPr>
-              <w:t>所有学生可触及端子采用安全低压，或经隔离、限流、熔断保护</w:t>
+              <w:t>Gen1/Gen2 启动、停止、模式选择。</w:t>
             </w:r>
           </w:p>
         </w:tc>
         <w:tc>
           <w:tcPr>
-            <w:tcW w:type="dxa" w:w="3175"/>
+            <w:tcW w:type="dxa" w:w="3888"/>
             <w:vAlign w:val="center"/>
-            <w:tcMar>
-              <w:top w:w="90" w:type="dxa"/>
-              <w:start w:w="120" w:type="dxa"/>
-              <w:bottom w:w="90" w:type="dxa"/>
-              <w:end w:w="120" w:type="dxa"/>
-            </w:tcMar>
           </w:tcPr>
           <w:p>
             <w:pPr>
@@ -3335,11 +1211,11 @@
             <w:r/>
             <w:r>
               <w:rPr>
-                <w:rFonts w:ascii="PingFang SC" w:hAnsi="PingFang SC" w:eastAsia="PingFang SC"/>
+                <w:rFonts w:ascii="Arial" w:hAnsi="Arial" w:eastAsia="Microsoft YaHei"/>
                 <w:b w:val="0"/>
                 <w:sz w:val="19"/>
               </w:rPr>
-              <w:t>误插、跨相测量、端子短接时不损坏设备</w:t>
+              <w:t>实体动作能及时上传；日志能记录来源；状态灯与软件一致。</w:t>
             </w:r>
           </w:p>
         </w:tc>
@@ -3347,14 +1223,8 @@
       <w:tr>
         <w:tc>
           <w:tcPr>
-            <w:tcW w:type="dxa" w:w="1701"/>
+            <w:tcW w:type="dxa" w:w="2160"/>
             <w:vAlign w:val="center"/>
-            <w:tcMar>
-              <w:top w:w="90" w:type="dxa"/>
-              <w:start w:w="120" w:type="dxa"/>
-              <w:bottom w:w="90" w:type="dxa"/>
-              <w:end w:w="120" w:type="dxa"/>
-            </w:tcMar>
           </w:tcPr>
           <w:p>
             <w:pPr>
@@ -3363,24 +1233,18 @@
             <w:r/>
             <w:r>
               <w:rPr>
-                <w:rFonts w:ascii="PingFang SC" w:hAnsi="PingFang SC" w:eastAsia="PingFang SC"/>
+                <w:rFonts w:ascii="Arial" w:hAnsi="Arial" w:eastAsia="Microsoft YaHei"/>
                 <w:b w:val="0"/>
                 <w:sz w:val="19"/>
               </w:rPr>
-              <w:t>急停独立</w:t>
+              <w:t>断路器操作</w:t>
             </w:r>
           </w:p>
         </w:tc>
         <w:tc>
           <w:tcPr>
-            <w:tcW w:type="dxa" w:w="4082"/>
+            <w:tcW w:type="dxa" w:w="4608"/>
             <w:vAlign w:val="center"/>
-            <w:tcMar>
-              <w:top w:w="90" w:type="dxa"/>
-              <w:start w:w="120" w:type="dxa"/>
-              <w:bottom w:w="90" w:type="dxa"/>
-              <w:end w:w="120" w:type="dxa"/>
-            </w:tcMar>
           </w:tcPr>
           <w:p>
             <w:pPr>
@@ -3389,24 +1253,18 @@
             <w:r/>
             <w:r>
               <w:rPr>
-                <w:rFonts w:ascii="PingFang SC" w:hAnsi="PingFang SC" w:eastAsia="PingFang SC"/>
+                <w:rFonts w:ascii="Arial" w:hAnsi="Arial" w:eastAsia="Microsoft YaHei"/>
                 <w:b w:val="0"/>
                 <w:sz w:val="19"/>
               </w:rPr>
-              <w:t>急停采用硬接线或等效独立安全回路，不依赖上位机和普通通信</w:t>
+              <w:t>合闸、分闸、工作位/脱开位反馈。</w:t>
             </w:r>
           </w:p>
         </w:tc>
         <w:tc>
           <w:tcPr>
-            <w:tcW w:type="dxa" w:w="3175"/>
+            <w:tcW w:type="dxa" w:w="3888"/>
             <w:vAlign w:val="center"/>
-            <w:tcMar>
-              <w:top w:w="90" w:type="dxa"/>
-              <w:start w:w="120" w:type="dxa"/>
-              <w:bottom w:w="90" w:type="dxa"/>
-              <w:end w:w="120" w:type="dxa"/>
-            </w:tcMar>
           </w:tcPr>
           <w:p>
             <w:pPr>
@@ -3415,11 +1273,11 @@
             <w:r/>
             <w:r>
               <w:rPr>
-                <w:rFonts w:ascii="PingFang SC" w:hAnsi="PingFang SC" w:eastAsia="PingFang SC"/>
+                <w:rFonts w:ascii="Arial" w:hAnsi="Arial" w:eastAsia="Microsoft YaHei"/>
                 <w:b w:val="0"/>
                 <w:sz w:val="19"/>
               </w:rPr>
-              <w:t>急停后危险输出切断，未人工复位不得恢复</w:t>
+              <w:t>误操作有闭锁反馈；上位机不能只凭命令假定动作成功。</w:t>
             </w:r>
           </w:p>
         </w:tc>
@@ -3427,14 +1285,8 @@
       <w:tr>
         <w:tc>
           <w:tcPr>
-            <w:tcW w:type="dxa" w:w="1701"/>
+            <w:tcW w:type="dxa" w:w="2160"/>
             <w:vAlign w:val="center"/>
-            <w:tcMar>
-              <w:top w:w="90" w:type="dxa"/>
-              <w:start w:w="120" w:type="dxa"/>
-              <w:bottom w:w="90" w:type="dxa"/>
-              <w:end w:w="120" w:type="dxa"/>
-            </w:tcMar>
           </w:tcPr>
           <w:p>
             <w:pPr>
@@ -3443,24 +1295,18 @@
             <w:r/>
             <w:r>
               <w:rPr>
-                <w:rFonts w:ascii="PingFang SC" w:hAnsi="PingFang SC" w:eastAsia="PingFang SC"/>
+                <w:rFonts w:ascii="Arial" w:hAnsi="Arial" w:eastAsia="Microsoft YaHei"/>
                 <w:b w:val="0"/>
                 <w:sz w:val="19"/>
               </w:rPr>
-              <w:t>合闸双重闭锁</w:t>
+              <w:t>接地方式</w:t>
             </w:r>
           </w:p>
         </w:tc>
         <w:tc>
           <w:tcPr>
-            <w:tcW w:type="dxa" w:w="4082"/>
+            <w:tcW w:type="dxa" w:w="4608"/>
             <w:vAlign w:val="center"/>
-            <w:tcMar>
-              <w:top w:w="90" w:type="dxa"/>
-              <w:start w:w="120" w:type="dxa"/>
-              <w:bottom w:w="90" w:type="dxa"/>
-              <w:end w:w="120" w:type="dxa"/>
-            </w:tcMar>
           </w:tcPr>
           <w:p>
             <w:pPr>
@@ -3469,24 +1315,18 @@
             <w:r/>
             <w:r>
               <w:rPr>
-                <w:rFonts w:ascii="PingFang SC" w:hAnsi="PingFang SC" w:eastAsia="PingFang SC"/>
+                <w:rFonts w:ascii="Arial" w:hAnsi="Arial" w:eastAsia="Microsoft YaHei"/>
                 <w:b w:val="0"/>
                 <w:sz w:val="19"/>
               </w:rPr>
-              <w:t>上位机流程闭锁只能作为第一层，下位机必须在输出前检查硬件条件</w:t>
+              <w:t>断开、小电阻接地、直接接地的实体选择或反馈。</w:t>
             </w:r>
           </w:p>
         </w:tc>
         <w:tc>
           <w:tcPr>
-            <w:tcW w:type="dxa" w:w="3175"/>
+            <w:tcW w:type="dxa" w:w="3888"/>
             <w:vAlign w:val="center"/>
-            <w:tcMar>
-              <w:top w:w="90" w:type="dxa"/>
-              <w:start w:w="120" w:type="dxa"/>
-              <w:bottom w:w="90" w:type="dxa"/>
-              <w:end w:w="120" w:type="dxa"/>
-            </w:tcMar>
           </w:tcPr>
           <w:p>
             <w:pPr>
@@ -3495,11 +1335,11 @@
             <w:r/>
             <w:r>
               <w:rPr>
-                <w:rFonts w:ascii="PingFang SC" w:hAnsi="PingFang SC" w:eastAsia="PingFang SC"/>
+                <w:rFonts w:ascii="Arial" w:hAnsi="Arial" w:eastAsia="Microsoft YaHei"/>
                 <w:b w:val="0"/>
                 <w:sz w:val="19"/>
               </w:rPr>
-              <w:t>不同期、位置错误、急停、通信异常时不得合闸</w:t>
+              <w:t>第一步回路测试与后续 PT 测试的接地门禁一致。</w:t>
             </w:r>
           </w:p>
         </w:tc>
@@ -3507,14 +1347,8 @@
       <w:tr>
         <w:tc>
           <w:tcPr>
-            <w:tcW w:type="dxa" w:w="1701"/>
+            <w:tcW w:type="dxa" w:w="2160"/>
             <w:vAlign w:val="center"/>
-            <w:tcMar>
-              <w:top w:w="90" w:type="dxa"/>
-              <w:start w:w="120" w:type="dxa"/>
-              <w:bottom w:w="90" w:type="dxa"/>
-              <w:end w:w="120" w:type="dxa"/>
-            </w:tcMar>
           </w:tcPr>
           <w:p>
             <w:pPr>
@@ -3523,24 +1357,18 @@
             <w:r/>
             <w:r>
               <w:rPr>
-                <w:rFonts w:ascii="PingFang SC" w:hAnsi="PingFang SC" w:eastAsia="PingFang SC"/>
+                <w:rFonts w:ascii="Arial" w:hAnsi="Arial" w:eastAsia="Microsoft YaHei"/>
                 <w:b w:val="0"/>
                 <w:sz w:val="19"/>
               </w:rPr>
-              <w:t>失效安全</w:t>
+              <w:t>急停与状态灯</w:t>
             </w:r>
           </w:p>
         </w:tc>
         <w:tc>
           <w:tcPr>
-            <w:tcW w:type="dxa" w:w="4082"/>
+            <w:tcW w:type="dxa" w:w="4608"/>
             <w:vAlign w:val="center"/>
-            <w:tcMar>
-              <w:top w:w="90" w:type="dxa"/>
-              <w:start w:w="120" w:type="dxa"/>
-              <w:bottom w:w="90" w:type="dxa"/>
-              <w:end w:w="120" w:type="dxa"/>
-            </w:tcMar>
           </w:tcPr>
           <w:p>
             <w:pPr>
@@ -3549,24 +1377,18 @@
             <w:r/>
             <w:r>
               <w:rPr>
-                <w:rFonts w:ascii="PingFang SC" w:hAnsi="PingFang SC" w:eastAsia="PingFang SC"/>
+                <w:rFonts w:ascii="Arial" w:hAnsi="Arial" w:eastAsia="Microsoft YaHei"/>
                 <w:b w:val="0"/>
                 <w:sz w:val="19"/>
               </w:rPr>
-              <w:t>通信超时、下位机复位、掉电时 DO 默认断开，故障矩阵回到无危险状态</w:t>
+              <w:t>急停、电源、通信、故障、闭锁、运行、合闸等指示。</w:t>
             </w:r>
           </w:p>
         </w:tc>
         <w:tc>
           <w:tcPr>
-            <w:tcW w:type="dxa" w:w="3175"/>
+            <w:tcW w:type="dxa" w:w="3888"/>
             <w:vAlign w:val="center"/>
-            <w:tcMar>
-              <w:top w:w="90" w:type="dxa"/>
-              <w:start w:w="120" w:type="dxa"/>
-              <w:bottom w:w="90" w:type="dxa"/>
-              <w:end w:w="120" w:type="dxa"/>
-            </w:tcMar>
           </w:tcPr>
           <w:p>
             <w:pPr>
@@ -3575,26 +1397,75 @@
             <w:r/>
             <w:r>
               <w:rPr>
-                <w:rFonts w:ascii="PingFang SC" w:hAnsi="PingFang SC" w:eastAsia="PingFang SC"/>
+                <w:rFonts w:ascii="Arial" w:hAnsi="Arial" w:eastAsia="Microsoft YaHei"/>
                 <w:b w:val="0"/>
                 <w:sz w:val="19"/>
               </w:rPr>
-              <w:t>复位或断联期间不得出现合闸脉冲</w:t>
+              <w:t>急停独立于上位机；状态灯不能只由软件模拟。</w:t>
             </w:r>
           </w:p>
         </w:tc>
       </w:tr>
+    </w:tbl>
+    <w:p/>
+    <w:p>
+      <w:pPr>
+        <w:pStyle w:val="ListBullet"/>
+        <w:spacing w:after="40"/>
+      </w:pPr>
+      <w:r>
+        <w:t>L1 先冻结“学生会操作什么”和“上位机会收到什么状态”，暂不展开开发板引脚分配。</w:t>
+      </w:r>
+    </w:p>
+    <w:p>
+      <w:pPr>
+        <w:pStyle w:val="ListBullet"/>
+        <w:spacing w:after="40"/>
+      </w:pPr>
+      <w:r>
+        <w:t>L1 的输出动作必须有反馈闭环，不能只记录“命令已发送”。</w:t>
+      </w:r>
+    </w:p>
+    <w:p>
+      <w:pPr>
+        <w:pStyle w:val="ListBullet"/>
+        <w:spacing w:after="40"/>
+      </w:pPr>
+      <w:r>
+        <w:t>V1 不要求实现完整硬件故障矩阵，但必须为后续闭锁和故障反馈预留语义。</w:t>
+      </w:r>
+    </w:p>
+    <w:p>
+      <w:pPr>
+        <w:pStyle w:val="Heading1"/>
+      </w:pPr>
+      <w:r>
+        <w:t>4. L2 / V1-V2：真实测量硬件化</w:t>
+      </w:r>
+    </w:p>
+    <w:p>
+      <w:r>
+        <w:t>L2 的目标是让学生面对真实标注端子，使用普通万用表或相序仪完成测量动作，并由上位机保存结构化测量记录。L2 不等于一开始就实现全自动采集；V1 的重点是手动测量闭环，V2 才选择性增强自动采集。</w:t>
+      </w:r>
+    </w:p>
+    <w:tbl>
+      <w:tblPr>
+        <w:tblStyle w:val="TableGrid"/>
+        <w:tblW w:type="auto" w:w="0"/>
+        <w:jc w:val="center"/>
+        <w:tblLook w:firstColumn="1" w:firstRow="1" w:lastColumn="0" w:lastRow="0" w:noHBand="0" w:noVBand="1" w:val="04A0"/>
+      </w:tblPr>
+      <w:tblGrid>
+        <w:gridCol w:w="3264"/>
+        <w:gridCol w:w="3264"/>
+        <w:gridCol w:w="3264"/>
+      </w:tblGrid>
       <w:tr>
         <w:tc>
           <w:tcPr>
-            <w:tcW w:type="dxa" w:w="1701"/>
+            <w:tcW w:type="dxa" w:w="2016"/>
             <w:vAlign w:val="center"/>
-            <w:tcMar>
-              <w:top w:w="90" w:type="dxa"/>
-              <w:start w:w="120" w:type="dxa"/>
-              <w:bottom w:w="90" w:type="dxa"/>
-              <w:end w:w="120" w:type="dxa"/>
-            </w:tcMar>
+            <w:shd w:fill="1F4E79"/>
           </w:tcPr>
           <w:p>
             <w:pPr>
@@ -3603,50 +1474,20 @@
             <w:r/>
             <w:r>
               <w:rPr>
-                <w:rFonts w:ascii="PingFang SC" w:hAnsi="PingFang SC" w:eastAsia="PingFang SC"/>
-                <w:b w:val="0"/>
+                <w:rFonts w:ascii="Arial" w:hAnsi="Arial" w:eastAsia="Microsoft YaHei"/>
+                <w:b/>
+                <w:color w:val="FFFFFF"/>
                 <w:sz w:val="19"/>
               </w:rPr>
-              <w:t>反馈闭环</w:t>
+              <w:t>测量对象</w:t>
             </w:r>
           </w:p>
         </w:tc>
         <w:tc>
           <w:tcPr>
-            <w:tcW w:type="dxa" w:w="4082"/>
+            <w:tcW w:type="dxa" w:w="4968"/>
             <w:vAlign w:val="center"/>
-            <w:tcMar>
-              <w:top w:w="90" w:type="dxa"/>
-              <w:start w:w="120" w:type="dxa"/>
-              <w:bottom w:w="90" w:type="dxa"/>
-              <w:end w:w="120" w:type="dxa"/>
-            </w:tcMar>
-          </w:tcPr>
-          <w:p>
-            <w:pPr>
-              <w:spacing w:after="0" w:line="259" w:lineRule="auto"/>
-            </w:pPr>
-            <w:r/>
-            <w:r>
-              <w:rPr>
-                <w:rFonts w:ascii="PingFang SC" w:hAnsi="PingFang SC" w:eastAsia="PingFang SC"/>
-                <w:b w:val="0"/>
-                <w:sz w:val="18"/>
-              </w:rPr>
-              <w:t>断路器、继电器、故障矩阵和自动测量通道必须有反馈或自检；第一版手动录入值需保留人工确认和记录</w:t>
-            </w:r>
-          </w:p>
-        </w:tc>
-        <w:tc>
-          <w:tcPr>
-            <w:tcW w:type="dxa" w:w="3175"/>
-            <w:vAlign w:val="center"/>
-            <w:tcMar>
-              <w:top w:w="90" w:type="dxa"/>
-              <w:start w:w="120" w:type="dxa"/>
-              <w:bottom w:w="90" w:type="dxa"/>
-              <w:end w:w="120" w:type="dxa"/>
-            </w:tcMar>
+            <w:shd w:fill="1F4E79"/>
           </w:tcPr>
           <w:p>
             <w:pPr>
@@ -3655,26 +1496,20 @@
             <w:r/>
             <w:r>
               <w:rPr>
-                <w:rFonts w:ascii="PingFang SC" w:hAnsi="PingFang SC" w:eastAsia="PingFang SC"/>
-                <w:b w:val="0"/>
+                <w:rFonts w:ascii="Arial" w:hAnsi="Arial" w:eastAsia="Microsoft YaHei"/>
+                <w:b/>
+                <w:color w:val="FFFFFF"/>
                 <w:sz w:val="19"/>
               </w:rPr>
-              <w:t>上位机不能仅凭命令假定动作成功</w:t>
+              <w:t>V1 做法</w:t>
             </w:r>
           </w:p>
         </w:tc>
-      </w:tr>
-      <w:tr>
         <w:tc>
           <w:tcPr>
-            <w:tcW w:type="dxa" w:w="1701"/>
+            <w:tcW w:type="dxa" w:w="3672"/>
             <w:vAlign w:val="center"/>
-            <w:tcMar>
-              <w:top w:w="90" w:type="dxa"/>
-              <w:start w:w="120" w:type="dxa"/>
-              <w:bottom w:w="90" w:type="dxa"/>
-              <w:end w:w="120" w:type="dxa"/>
-            </w:tcMar>
+            <w:shd w:fill="1F4E79"/>
           </w:tcPr>
           <w:p>
             <w:pPr>
@@ -3683,24 +1518,21 @@
             <w:r/>
             <w:r>
               <w:rPr>
-                <w:rFonts w:ascii="PingFang SC" w:hAnsi="PingFang SC" w:eastAsia="PingFang SC"/>
-                <w:b w:val="0"/>
+                <w:rFonts w:ascii="Arial" w:hAnsi="Arial" w:eastAsia="Microsoft YaHei"/>
+                <w:b/>
+                <w:color w:val="FFFFFF"/>
                 <w:sz w:val="19"/>
               </w:rPr>
-              <w:t>维护隔离</w:t>
+              <w:t>V2 增强方向</w:t>
             </w:r>
           </w:p>
         </w:tc>
+      </w:tr>
+      <w:tr>
         <w:tc>
           <w:tcPr>
-            <w:tcW w:type="dxa" w:w="4082"/>
+            <w:tcW w:type="dxa" w:w="2016"/>
             <w:vAlign w:val="center"/>
-            <w:tcMar>
-              <w:top w:w="90" w:type="dxa"/>
-              <w:start w:w="120" w:type="dxa"/>
-              <w:bottom w:w="90" w:type="dxa"/>
-              <w:end w:w="120" w:type="dxa"/>
-            </w:tcMar>
           </w:tcPr>
           <w:p>
             <w:pPr>
@@ -3709,24 +1541,18 @@
             <w:r/>
             <w:r>
               <w:rPr>
-                <w:rFonts w:ascii="PingFang SC" w:hAnsi="PingFang SC" w:eastAsia="PingFang SC"/>
+                <w:rFonts w:ascii="Arial" w:hAnsi="Arial" w:eastAsia="Microsoft YaHei"/>
                 <w:b w:val="0"/>
                 <w:sz w:val="19"/>
               </w:rPr>
-              <w:t>维护模式允许单点测试，但禁止学生训练合闸流程和危险输出</w:t>
+              <w:t>回路连通性</w:t>
             </w:r>
           </w:p>
         </w:tc>
         <w:tc>
           <w:tcPr>
-            <w:tcW w:type="dxa" w:w="3175"/>
+            <w:tcW w:type="dxa" w:w="4968"/>
             <w:vAlign w:val="center"/>
-            <w:tcMar>
-              <w:top w:w="90" w:type="dxa"/>
-              <w:start w:w="120" w:type="dxa"/>
-              <w:bottom w:w="90" w:type="dxa"/>
-              <w:end w:w="120" w:type="dxa"/>
-            </w:tcMar>
           </w:tcPr>
           <w:p>
             <w:pPr>
@@ -3735,85 +1561,18 @@
             <w:r/>
             <w:r>
               <w:rPr>
-                <w:rFonts w:ascii="PingFang SC" w:hAnsi="PingFang SC" w:eastAsia="PingFang SC"/>
+                <w:rFonts w:ascii="Arial" w:hAnsi="Arial" w:eastAsia="Microsoft YaHei"/>
                 <w:b w:val="0"/>
                 <w:sz w:val="19"/>
               </w:rPr>
-              <w:t>维护状态清晰可见，测试动作可追踪</w:t>
+              <w:t>标注 LOOP_G1_A/B/C 与 LOOP_G2_A/B/C，学生用万用表通断挡测量 AA/BB/CC/AB/AC/BC 并手动录入。</w:t>
             </w:r>
           </w:p>
         </w:tc>
-      </w:tr>
-    </w:tbl>
-    <w:p>
-      <w:pPr>
-        <w:spacing w:after="40"/>
-      </w:pPr>
-    </w:p>
-    <w:p>
-      <w:pPr>
-        <w:spacing w:before="80" w:after="100" w:line="276" w:lineRule="auto"/>
-      </w:pPr>
-      <w:r/>
-      <w:r>
-        <w:rPr>
-          <w:rFonts w:ascii="PingFang SC" w:hAnsi="PingFang SC" w:eastAsia="PingFang SC"/>
-          <w:sz w:val="21"/>
-        </w:rPr>
-        <w:t>安全等级可简化为三条规划准则：提示只能教育，不能保护；软件可以拒绝命令，但不能作为最终保护；急停、限能、熔断、线圈电源和关键输出闭锁必须由硬件或下位机独立承担。第一版使用普通万用表时，端子必须保持安全低压、清晰标注，并避免学生误短接造成设备损坏。</w:t>
-      </w:r>
-    </w:p>
-    <w:p>
-      <w:r>
-        <w:br w:type="page"/>
-      </w:r>
-    </w:p>
-    <w:p>
-      <w:pPr>
-        <w:pStyle w:val="Heading1"/>
-        <w:keepNext/>
-      </w:pPr>
-      <w:r>
-        <w:t>5. 分阶段实施路线</w:t>
-      </w:r>
-    </w:p>
-    <w:p>
-      <w:pPr>
-        <w:spacing w:before="0" w:after="120" w:line="283" w:lineRule="auto"/>
-      </w:pPr>
-      <w:r>
-        <w:rPr>
-          <w:rFonts w:ascii="PingFang SC" w:hAnsi="PingFang SC" w:eastAsia="PingFang SC"/>
-        </w:rPr>
-        <w:t>建议采用分阶段替代路线。V1/V2 优先解决“学生能真实操作、真实测量、真实看到故障现象”的问题；V3/V4 再扩展同步参数、闭锁深度、波形和高级实训。</w:t>
-      </w:r>
-    </w:p>
-    <w:tbl>
-      <w:tblPr>
-        <w:tblStyle w:val="TableGrid"/>
-        <w:tblW w:type="pct" w:w="5000"/>
-        <w:jc w:val="center"/>
-        <w:tblLayout w:type="fixed"/>
-        <w:tblLook w:firstColumn="1" w:firstRow="1" w:lastColumn="0" w:lastRow="0" w:noHBand="0" w:noVBand="1" w:val="04A0"/>
-      </w:tblPr>
-      <w:tblGrid>
-        <w:gridCol w:w="2493"/>
-        <w:gridCol w:w="2493"/>
-        <w:gridCol w:w="2493"/>
-        <w:gridCol w:w="2493"/>
-      </w:tblGrid>
-      <w:tr>
         <w:tc>
           <w:tcPr>
-            <w:tcW w:type="dxa" w:w="1701"/>
+            <w:tcW w:type="dxa" w:w="3672"/>
             <w:vAlign w:val="center"/>
-            <w:shd w:fill="1F4E79"/>
-            <w:tcMar>
-              <w:top w:w="110" w:type="dxa"/>
-              <w:start w:w="120" w:type="dxa"/>
-              <w:bottom w:w="110" w:type="dxa"/>
-              <w:end w:w="120" w:type="dxa"/>
-            </w:tcMar>
           </w:tcPr>
           <w:p>
             <w:pPr>
@@ -3822,7 +1581,315 @@
             <w:r/>
             <w:r>
               <w:rPr>
-                <w:rFonts w:ascii="PingFang SC" w:hAnsi="PingFang SC" w:eastAsia="PingFang SC"/>
+                <w:rFonts w:ascii="Arial" w:hAnsi="Arial" w:eastAsia="Microsoft YaHei"/>
+                <w:b w:val="0"/>
+                <w:sz w:val="19"/>
+              </w:rPr>
+              <w:t>通断自动检测可作为增强项，不作为 V2 必选。</w:t>
+            </w:r>
+          </w:p>
+        </w:tc>
+      </w:tr>
+      <w:tr>
+        <w:tc>
+          <w:tcPr>
+            <w:tcW w:type="dxa" w:w="2016"/>
+            <w:vAlign w:val="center"/>
+          </w:tcPr>
+          <w:p>
+            <w:pPr>
+              <w:spacing w:after="0"/>
+            </w:pPr>
+            <w:r/>
+            <w:r>
+              <w:rPr>
+                <w:rFonts w:ascii="Arial" w:hAnsi="Arial" w:eastAsia="Microsoft YaHei"/>
+                <w:b w:val="0"/>
+                <w:sz w:val="19"/>
+              </w:rPr>
+              <w:t>PT 线电压</w:t>
+            </w:r>
+          </w:p>
+        </w:tc>
+        <w:tc>
+          <w:tcPr>
+            <w:tcW w:type="dxa" w:w="4968"/>
+            <w:vAlign w:val="center"/>
+          </w:tcPr>
+          <w:p>
+            <w:pPr>
+              <w:spacing w:after="0"/>
+            </w:pPr>
+            <w:r/>
+            <w:r>
+              <w:rPr>
+                <w:rFonts w:ascii="Arial" w:hAnsi="Arial" w:eastAsia="Microsoft YaHei"/>
+                <w:b w:val="0"/>
+                <w:sz w:val="19"/>
+              </w:rPr>
+              <w:t>标注 PT1/PT2/PT3 的 A/B/C 低压安全端子，学生测 AB/BC/CA 后手动录入。</w:t>
+            </w:r>
+          </w:p>
+        </w:tc>
+        <w:tc>
+          <w:tcPr>
+            <w:tcW w:type="dxa" w:w="3672"/>
+            <w:vAlign w:val="center"/>
+          </w:tcPr>
+          <w:p>
+            <w:pPr>
+              <w:spacing w:after="0"/>
+            </w:pPr>
+            <w:r/>
+            <w:r>
+              <w:rPr>
+                <w:rFonts w:ascii="Arial" w:hAnsi="Arial" w:eastAsia="Microsoft YaHei"/>
+                <w:b w:val="0"/>
+                <w:sz w:val="19"/>
+              </w:rPr>
+              <w:t>优先考虑自动采集对象之一。</w:t>
+            </w:r>
+          </w:p>
+        </w:tc>
+      </w:tr>
+      <w:tr>
+        <w:tc>
+          <w:tcPr>
+            <w:tcW w:type="dxa" w:w="2016"/>
+            <w:vAlign w:val="center"/>
+          </w:tcPr>
+          <w:p>
+            <w:pPr>
+              <w:spacing w:after="0"/>
+            </w:pPr>
+            <w:r/>
+            <w:r>
+              <w:rPr>
+                <w:rFonts w:ascii="Arial" w:hAnsi="Arial" w:eastAsia="Microsoft YaHei"/>
+                <w:b w:val="0"/>
+                <w:sz w:val="19"/>
+              </w:rPr>
+              <w:t>PT 相序</w:t>
+            </w:r>
+          </w:p>
+        </w:tc>
+        <w:tc>
+          <w:tcPr>
+            <w:tcW w:type="dxa" w:w="4968"/>
+            <w:vAlign w:val="center"/>
+          </w:tcPr>
+          <w:p>
+            <w:pPr>
+              <w:spacing w:after="0"/>
+            </w:pPr>
+            <w:r/>
+            <w:r>
+              <w:rPr>
+                <w:rFonts w:ascii="Arial" w:hAnsi="Arial" w:eastAsia="Microsoft YaHei"/>
+                <w:b w:val="0"/>
+                <w:sz w:val="19"/>
+              </w:rPr>
+              <w:t>学生使用相序仪读取 ABC/BCA/CAB/ACB/BAC/CBA/异常，并手动录入。</w:t>
+            </w:r>
+          </w:p>
+        </w:tc>
+        <w:tc>
+          <w:tcPr>
+            <w:tcW w:type="dxa" w:w="3672"/>
+            <w:vAlign w:val="center"/>
+          </w:tcPr>
+          <w:p>
+            <w:pPr>
+              <w:spacing w:after="0"/>
+            </w:pPr>
+            <w:r/>
+            <w:r>
+              <w:rPr>
+                <w:rFonts w:ascii="Arial" w:hAnsi="Arial" w:eastAsia="Microsoft YaHei"/>
+                <w:b w:val="0"/>
+                <w:sz w:val="19"/>
+              </w:rPr>
+              <w:t>相序自动识别作为可选增强，不强制纳入 V2 首版。</w:t>
+            </w:r>
+          </w:p>
+        </w:tc>
+      </w:tr>
+      <w:tr>
+        <w:tc>
+          <w:tcPr>
+            <w:tcW w:type="dxa" w:w="2016"/>
+            <w:vAlign w:val="center"/>
+          </w:tcPr>
+          <w:p>
+            <w:pPr>
+              <w:spacing w:after="0"/>
+            </w:pPr>
+            <w:r/>
+            <w:r>
+              <w:rPr>
+                <w:rFonts w:ascii="Arial" w:hAnsi="Arial" w:eastAsia="Microsoft YaHei"/>
+                <w:b w:val="0"/>
+                <w:sz w:val="19"/>
+              </w:rPr>
+              <w:t>PT 二次端子压差</w:t>
+            </w:r>
+          </w:p>
+        </w:tc>
+        <w:tc>
+          <w:tcPr>
+            <w:tcW w:type="dxa" w:w="4968"/>
+            <w:vAlign w:val="center"/>
+          </w:tcPr>
+          <w:p>
+            <w:pPr>
+              <w:spacing w:after="0"/>
+            </w:pPr>
+            <w:r/>
+            <w:r>
+              <w:rPr>
+                <w:rFonts w:ascii="Arial" w:hAnsi="Arial" w:eastAsia="Microsoft YaHei"/>
+                <w:b w:val="0"/>
+                <w:sz w:val="19"/>
+              </w:rPr>
+              <w:t>学生测 PT1/PT2 或 PT3/PT2 对应端子压差并手动录入。</w:t>
+            </w:r>
+          </w:p>
+        </w:tc>
+        <w:tc>
+          <w:tcPr>
+            <w:tcW w:type="dxa" w:w="3672"/>
+            <w:vAlign w:val="center"/>
+          </w:tcPr>
+          <w:p>
+            <w:pPr>
+              <w:spacing w:after="0"/>
+            </w:pPr>
+            <w:r/>
+            <w:r>
+              <w:rPr>
+                <w:rFonts w:ascii="Arial" w:hAnsi="Arial" w:eastAsia="Microsoft YaHei"/>
+                <w:b w:val="0"/>
+                <w:sz w:val="19"/>
+              </w:rPr>
+              <w:t>优先考虑自动采集对象之一。</w:t>
+            </w:r>
+          </w:p>
+        </w:tc>
+      </w:tr>
+    </w:tbl>
+    <w:p/>
+    <w:tbl>
+      <w:tblPr>
+        <w:tblStyle w:val="TableGrid"/>
+        <w:tblW w:type="auto" w:w="0"/>
+        <w:tblLook w:firstColumn="1" w:firstRow="1" w:lastColumn="0" w:lastRow="0" w:noHBand="0" w:noVBand="1" w:val="04A0"/>
+      </w:tblPr>
+      <w:tblGrid>
+        <w:gridCol w:w="9792"/>
+      </w:tblGrid>
+      <w:tr>
+        <w:tc>
+          <w:tcPr>
+            <w:tcW w:type="dxa" w:w="9792"/>
+            <w:shd w:fill="FFF2CC"/>
+            <w:top w:val="single" w:sz="8" w:space="0" w:color="D6B656"/>
+            <w:left w:val="single" w:sz="8" w:space="0" w:color="D6B656"/>
+            <w:bottom w:val="single" w:sz="8" w:space="0" w:color="D6B656"/>
+            <w:right w:val="single" w:sz="8" w:space="0" w:color="D6B656"/>
+          </w:tcPr>
+          <w:p>
+            <w:pPr>
+              <w:spacing w:after="60"/>
+            </w:pPr>
+            <w:r>
+              <w:rPr>
+                <w:rFonts w:ascii="Arial" w:hAnsi="Arial" w:eastAsia="Microsoft YaHei"/>
+                <w:b/>
+                <w:sz w:val="21"/>
+              </w:rPr>
+              <w:t>V2 新表述</w:t>
+            </w:r>
+            <w:r>
+              <w:br/>
+              <w:t>V2 定义为“测量硬件化增强”：在 V1 手动测量闭环基础上，选择性加入自动采集能力。优先对象为 PT 线电压和 PT 二次端子压差；通断检测、相序自动识别和表笔识别作为可选增强，不作为 V2 必选项。</w:t>
+            </w:r>
+          </w:p>
+        </w:tc>
+      </w:tr>
+    </w:tbl>
+    <w:p/>
+    <w:p>
+      <w:pPr>
+        <w:pStyle w:val="ListBullet"/>
+        <w:spacing w:after="40"/>
+      </w:pPr>
+      <w:r>
+        <w:t>L2 端子必须保持安全低压、隔离限流、标注清晰。</w:t>
+      </w:r>
+    </w:p>
+    <w:p>
+      <w:pPr>
+        <w:pStyle w:val="ListBullet"/>
+        <w:spacing w:after="40"/>
+      </w:pPr>
+      <w:r>
+        <w:t>V1 手动录入必须保存 measurement_id、origin、terminal_ids、读数、单位、时间戳和判定结果。</w:t>
+      </w:r>
+    </w:p>
+    <w:p>
+      <w:pPr>
+        <w:pStyle w:val="ListBullet"/>
+        <w:spacing w:after="40"/>
+      </w:pPr>
+      <w:r>
+        <w:t>V2 自动上传时使用 origin="hardware"，但不能破坏 V1 的 origin="manual" 闭环。</w:t>
+      </w:r>
+    </w:p>
+    <w:p>
+      <w:pPr>
+        <w:pStyle w:val="ListBullet"/>
+        <w:spacing w:after="40"/>
+      </w:pPr>
+      <w:r>
+        <w:t>自动采集只增强考核严谨性，不应成为 V1 落地的前置条件。</w:t>
+      </w:r>
+    </w:p>
+    <w:p>
+      <w:pPr>
+        <w:pStyle w:val="Heading1"/>
+      </w:pPr>
+      <w:r>
+        <w:t>5. V1/V2 阶段边界</w:t>
+      </w:r>
+    </w:p>
+    <w:tbl>
+      <w:tblPr>
+        <w:tblStyle w:val="TableGrid"/>
+        <w:tblW w:type="auto" w:w="0"/>
+        <w:jc w:val="center"/>
+        <w:tblLook w:firstColumn="1" w:firstRow="1" w:lastColumn="0" w:lastRow="0" w:noHBand="0" w:noVBand="1" w:val="04A0"/>
+      </w:tblPr>
+      <w:tblGrid>
+        <w:gridCol w:w="2448"/>
+        <w:gridCol w:w="2448"/>
+        <w:gridCol w:w="2448"/>
+        <w:gridCol w:w="2448"/>
+      </w:tblGrid>
+      <w:tr>
+        <w:tc>
+          <w:tcPr>
+            <w:tcW w:type="dxa" w:w="1296"/>
+            <w:vAlign w:val="center"/>
+            <w:shd w:fill="1F4E79"/>
+          </w:tcPr>
+          <w:p>
+            <w:pPr>
+              <w:spacing w:after="0"/>
+            </w:pPr>
+            <w:r/>
+            <w:r>
+              <w:rPr>
+                <w:rFonts w:ascii="Arial" w:hAnsi="Arial" w:eastAsia="Microsoft YaHei"/>
                 <w:b/>
                 <w:color w:val="FFFFFF"/>
                 <w:sz w:val="19"/>
@@ -3833,15 +1900,9 @@
         </w:tc>
         <w:tc>
           <w:tcPr>
-            <w:tcW w:type="dxa" w:w="2268"/>
+            <w:tcW w:type="dxa" w:w="2880"/>
             <w:vAlign w:val="center"/>
             <w:shd w:fill="1F4E79"/>
-            <w:tcMar>
-              <w:top w:w="110" w:type="dxa"/>
-              <w:start w:w="120" w:type="dxa"/>
-              <w:bottom w:w="110" w:type="dxa"/>
-              <w:end w:w="120" w:type="dxa"/>
-            </w:tcMar>
           </w:tcPr>
           <w:p>
             <w:pPr>
@@ -3850,7 +1911,7 @@
             <w:r/>
             <w:r>
               <w:rPr>
-                <w:rFonts w:ascii="PingFang SC" w:hAnsi="PingFang SC" w:eastAsia="PingFang SC"/>
+                <w:rFonts w:ascii="Arial" w:hAnsi="Arial" w:eastAsia="Microsoft YaHei"/>
                 <w:b/>
                 <w:color w:val="FFFFFF"/>
                 <w:sz w:val="19"/>
@@ -3861,15 +1922,9 @@
         </w:tc>
         <w:tc>
           <w:tcPr>
-            <w:tcW w:type="dxa" w:w="3572"/>
+            <w:tcW w:type="dxa" w:w="4032"/>
             <w:vAlign w:val="center"/>
             <w:shd w:fill="1F4E79"/>
-            <w:tcMar>
-              <w:top w:w="110" w:type="dxa"/>
-              <w:start w:w="120" w:type="dxa"/>
-              <w:bottom w:w="110" w:type="dxa"/>
-              <w:end w:w="120" w:type="dxa"/>
-            </w:tcMar>
           </w:tcPr>
           <w:p>
             <w:pPr>
@@ -3878,26 +1933,20 @@
             <w:r/>
             <w:r>
               <w:rPr>
-                <w:rFonts w:ascii="PingFang SC" w:hAnsi="PingFang SC" w:eastAsia="PingFang SC"/>
+                <w:rFonts w:ascii="Arial" w:hAnsi="Arial" w:eastAsia="Microsoft YaHei"/>
                 <w:b/>
                 <w:color w:val="FFFFFF"/>
                 <w:sz w:val="19"/>
               </w:rPr>
-              <w:t>主要内容</w:t>
+              <w:t>必选内容</w:t>
             </w:r>
           </w:p>
         </w:tc>
         <w:tc>
           <w:tcPr>
-            <w:tcW w:type="dxa" w:w="2835"/>
+            <w:tcW w:type="dxa" w:w="3168"/>
             <w:vAlign w:val="center"/>
             <w:shd w:fill="1F4E79"/>
-            <w:tcMar>
-              <w:top w:w="110" w:type="dxa"/>
-              <w:start w:w="120" w:type="dxa"/>
-              <w:bottom w:w="110" w:type="dxa"/>
-              <w:end w:w="120" w:type="dxa"/>
-            </w:tcMar>
           </w:tcPr>
           <w:p>
             <w:pPr>
@@ -3906,12 +1955,12 @@
             <w:r/>
             <w:r>
               <w:rPr>
-                <w:rFonts w:ascii="PingFang SC" w:hAnsi="PingFang SC" w:eastAsia="PingFang SC"/>
+                <w:rFonts w:ascii="Arial" w:hAnsi="Arial" w:eastAsia="Microsoft YaHei"/>
                 <w:b/>
                 <w:color w:val="FFFFFF"/>
                 <w:sz w:val="19"/>
               </w:rPr>
-              <w:t>验收重点</w:t>
+              <w:t>可选/后续内容</w:t>
             </w:r>
           </w:p>
         </w:tc>
@@ -3919,14 +1968,8 @@
       <w:tr>
         <w:tc>
           <w:tcPr>
-            <w:tcW w:type="dxa" w:w="1701"/>
+            <w:tcW w:type="dxa" w:w="1296"/>
             <w:vAlign w:val="center"/>
-            <w:tcMar>
-              <w:top w:w="90" w:type="dxa"/>
-              <w:start w:w="120" w:type="dxa"/>
-              <w:bottom w:w="90" w:type="dxa"/>
-              <w:end w:w="120" w:type="dxa"/>
-            </w:tcMar>
           </w:tcPr>
           <w:p>
             <w:pPr>
@@ -3935,24 +1978,18 @@
             <w:r/>
             <w:r>
               <w:rPr>
-                <w:rFonts w:ascii="PingFang SC" w:hAnsi="PingFang SC" w:eastAsia="PingFang SC"/>
+                <w:rFonts w:ascii="Arial" w:hAnsi="Arial" w:eastAsia="Microsoft YaHei"/>
                 <w:b w:val="0"/>
                 <w:sz w:val="19"/>
               </w:rPr>
-              <w:t>V1 操作硬件化</w:t>
+              <w:t>V1</w:t>
             </w:r>
           </w:p>
         </w:tc>
         <w:tc>
           <w:tcPr>
-            <w:tcW w:type="dxa" w:w="2268"/>
+            <w:tcW w:type="dxa" w:w="2880"/>
             <w:vAlign w:val="center"/>
-            <w:tcMar>
-              <w:top w:w="90" w:type="dxa"/>
-              <w:start w:w="120" w:type="dxa"/>
-              <w:bottom w:w="90" w:type="dxa"/>
-              <w:end w:w="120" w:type="dxa"/>
-            </w:tcMar>
           </w:tcPr>
           <w:p>
             <w:pPr>
@@ -3961,50 +1998,18 @@
             <w:r/>
             <w:r>
               <w:rPr>
-                <w:rFonts w:ascii="PingFang SC" w:hAnsi="PingFang SC" w:eastAsia="PingFang SC"/>
+                <w:rFonts w:ascii="Arial" w:hAnsi="Arial" w:eastAsia="Microsoft YaHei"/>
                 <w:b w:val="0"/>
                 <w:sz w:val="19"/>
               </w:rPr>
-              <w:t>让实体输入驱动现有上位机流程</w:t>
+              <w:t>先完成真实操作与真实测量闭环。</w:t>
             </w:r>
           </w:p>
         </w:tc>
         <w:tc>
           <w:tcPr>
-            <w:tcW w:type="dxa" w:w="3572"/>
+            <w:tcW w:type="dxa" w:w="4032"/>
             <w:vAlign w:val="center"/>
-            <w:tcMar>
-              <w:top w:w="90" w:type="dxa"/>
-              <w:start w:w="120" w:type="dxa"/>
-              <w:bottom w:w="90" w:type="dxa"/>
-              <w:end w:w="120" w:type="dxa"/>
-            </w:tcMar>
-          </w:tcPr>
-          <w:p>
-            <w:pPr>
-              <w:spacing w:after="0" w:line="259" w:lineRule="auto"/>
-            </w:pPr>
-            <w:r/>
-            <w:r>
-              <w:rPr>
-                <w:rFonts w:ascii="PingFang SC" w:hAnsi="PingFang SC" w:eastAsia="PingFang SC"/>
-                <w:b w:val="0"/>
-                <w:sz w:val="18"/>
-              </w:rPr>
-              <w:t>操作面板、断路器位置、基础反馈、清晰标注端子、普通万用表测量入口、硬件/仿真模式切换</w:t>
-            </w:r>
-          </w:p>
-        </w:tc>
-        <w:tc>
-          <w:tcPr>
-            <w:tcW w:type="dxa" w:w="2835"/>
-            <w:vAlign w:val="center"/>
-            <w:tcMar>
-              <w:top w:w="90" w:type="dxa"/>
-              <w:start w:w="120" w:type="dxa"/>
-              <w:bottom w:w="90" w:type="dxa"/>
-              <w:end w:w="120" w:type="dxa"/>
-            </w:tcMar>
           </w:tcPr>
           <w:p>
             <w:pPr>
@@ -4013,26 +2018,18 @@
             <w:r/>
             <w:r>
               <w:rPr>
-                <w:rFonts w:ascii="PingFang SC" w:hAnsi="PingFang SC" w:eastAsia="PingFang SC"/>
+                <w:rFonts w:ascii="Arial" w:hAnsi="Arial" w:eastAsia="Microsoft YaHei"/>
                 <w:b w:val="0"/>
                 <w:sz w:val="19"/>
               </w:rPr>
-              <w:t>状态响应及时；日志正确；安全状态和通信稳定</w:t>
+              <w:t>实体操作面板、状态反馈、安全端子、普通万用表/相序仪、手动录入、上位机判定和日志。</w:t>
             </w:r>
           </w:p>
         </w:tc>
-      </w:tr>
-      <w:tr>
         <w:tc>
           <w:tcPr>
-            <w:tcW w:type="dxa" w:w="1701"/>
+            <w:tcW w:type="dxa" w:w="3168"/>
             <w:vAlign w:val="center"/>
-            <w:tcMar>
-              <w:top w:w="90" w:type="dxa"/>
-              <w:start w:w="120" w:type="dxa"/>
-              <w:bottom w:w="90" w:type="dxa"/>
-              <w:end w:w="120" w:type="dxa"/>
-            </w:tcMar>
           </w:tcPr>
           <w:p>
             <w:pPr>
@@ -4041,24 +2038,20 @@
             <w:r/>
             <w:r>
               <w:rPr>
-                <w:rFonts w:ascii="PingFang SC" w:hAnsi="PingFang SC" w:eastAsia="PingFang SC"/>
+                <w:rFonts w:ascii="Arial" w:hAnsi="Arial" w:eastAsia="Microsoft YaHei"/>
                 <w:b w:val="0"/>
                 <w:sz w:val="19"/>
               </w:rPr>
-              <w:t>V2 测量硬件化</w:t>
+              <w:t>自动采集、表笔识别、复杂故障矩阵、同步参数采集。</w:t>
             </w:r>
           </w:p>
         </w:tc>
+      </w:tr>
+      <w:tr>
         <w:tc>
           <w:tcPr>
-            <w:tcW w:type="dxa" w:w="2268"/>
+            <w:tcW w:type="dxa" w:w="1296"/>
             <w:vAlign w:val="center"/>
-            <w:tcMar>
-              <w:top w:w="90" w:type="dxa"/>
-              <w:start w:w="120" w:type="dxa"/>
-              <w:bottom w:w="90" w:type="dxa"/>
-              <w:end w:w="120" w:type="dxa"/>
-            </w:tcMar>
           </w:tcPr>
           <w:p>
             <w:pPr>
@@ -4067,50 +2060,18 @@
             <w:r/>
             <w:r>
               <w:rPr>
-                <w:rFonts w:ascii="PingFang SC" w:hAnsi="PingFang SC" w:eastAsia="PingFang SC"/>
+                <w:rFonts w:ascii="Arial" w:hAnsi="Arial" w:eastAsia="Microsoft YaHei"/>
                 <w:b w:val="0"/>
                 <w:sz w:val="19"/>
               </w:rPr>
-              <w:t>让五步流程前三/四步具备真实测量基础</w:t>
+              <w:t>V2</w:t>
             </w:r>
           </w:p>
         </w:tc>
         <w:tc>
           <w:tcPr>
-            <w:tcW w:type="dxa" w:w="3572"/>
+            <w:tcW w:type="dxa" w:w="2880"/>
             <w:vAlign w:val="center"/>
-            <w:tcMar>
-              <w:top w:w="90" w:type="dxa"/>
-              <w:start w:w="120" w:type="dxa"/>
-              <w:bottom w:w="90" w:type="dxa"/>
-              <w:end w:w="120" w:type="dxa"/>
-            </w:tcMar>
-          </w:tcPr>
-          <w:p>
-            <w:pPr>
-              <w:spacing w:after="0" w:line="259" w:lineRule="auto"/>
-            </w:pPr>
-            <w:r/>
-            <w:r>
-              <w:rPr>
-                <w:rFonts w:ascii="PingFang SC" w:hAnsi="PingFang SC" w:eastAsia="PingFang SC"/>
-                <w:b w:val="0"/>
-                <w:sz w:val="18"/>
-              </w:rPr>
-              <w:t>PT 低压信号源、端子压差训练、通断/相序检查、E01-E04 故障矩阵；自动采集作为后续增强项</w:t>
-            </w:r>
-          </w:p>
-        </w:tc>
-        <w:tc>
-          <w:tcPr>
-            <w:tcW w:type="dxa" w:w="2835"/>
-            <w:vAlign w:val="center"/>
-            <w:tcMar>
-              <w:top w:w="90" w:type="dxa"/>
-              <w:start w:w="120" w:type="dxa"/>
-              <w:bottom w:w="90" w:type="dxa"/>
-              <w:end w:w="120" w:type="dxa"/>
-            </w:tcMar>
           </w:tcPr>
           <w:p>
             <w:pPr>
@@ -4119,26 +2080,18 @@
             <w:r/>
             <w:r>
               <w:rPr>
-                <w:rFonts w:ascii="PingFang SC" w:hAnsi="PingFang SC" w:eastAsia="PingFang SC"/>
+                <w:rFonts w:ascii="Arial" w:hAnsi="Arial" w:eastAsia="Microsoft YaHei"/>
                 <w:b w:val="0"/>
                 <w:sz w:val="19"/>
               </w:rPr>
-              <w:t>测量值可判定正常/异常；故障现象和题库一致</w:t>
+              <w:t>在 V1 基础上选择性增强测量硬件化。</w:t>
             </w:r>
           </w:p>
         </w:tc>
-      </w:tr>
-      <w:tr>
         <w:tc>
           <w:tcPr>
-            <w:tcW w:type="dxa" w:w="1701"/>
+            <w:tcW w:type="dxa" w:w="4032"/>
             <w:vAlign w:val="center"/>
-            <w:tcMar>
-              <w:top w:w="90" w:type="dxa"/>
-              <w:start w:w="120" w:type="dxa"/>
-              <w:bottom w:w="90" w:type="dxa"/>
-              <w:end w:w="120" w:type="dxa"/>
-            </w:tcMar>
           </w:tcPr>
           <w:p>
             <w:pPr>
@@ -4147,24 +2100,18 @@
             <w:r/>
             <w:r>
               <w:rPr>
-                <w:rFonts w:ascii="PingFang SC" w:hAnsi="PingFang SC" w:eastAsia="PingFang SC"/>
+                <w:rFonts w:ascii="Arial" w:hAnsi="Arial" w:eastAsia="Microsoft YaHei"/>
                 <w:b w:val="0"/>
                 <w:sz w:val="19"/>
               </w:rPr>
-              <w:t>V3 同期与闭锁硬件化</w:t>
+              <w:t>PT 低压信号源稳定、PT 线电压与端子压差优先自动采集、硬件上传接口预留。</w:t>
             </w:r>
           </w:p>
         </w:tc>
         <w:tc>
           <w:tcPr>
-            <w:tcW w:type="dxa" w:w="2268"/>
+            <w:tcW w:type="dxa" w:w="3168"/>
             <w:vAlign w:val="center"/>
-            <w:tcMar>
-              <w:top w:w="90" w:type="dxa"/>
-              <w:start w:w="120" w:type="dxa"/>
-              <w:bottom w:w="90" w:type="dxa"/>
-              <w:end w:w="120" w:type="dxa"/>
-            </w:tcMar>
           </w:tcPr>
           <w:p>
             <w:pPr>
@@ -4173,24 +2120,88 @@
             <w:r/>
             <w:r>
               <w:rPr>
-                <w:rFonts w:ascii="PingFang SC" w:hAnsi="PingFang SC" w:eastAsia="PingFang SC"/>
+                <w:rFonts w:ascii="Arial" w:hAnsi="Arial" w:eastAsia="Microsoft YaHei"/>
                 <w:b w:val="0"/>
                 <w:sz w:val="19"/>
               </w:rPr>
-              <w:t>让第五步同步测试和合闸闭锁可验收</w:t>
+              <w:t>通断自动检测、相序自动识别、表笔插入检测、端子编码、防误填机制。</w:t>
             </w:r>
           </w:p>
         </w:tc>
+      </w:tr>
+    </w:tbl>
+    <w:p/>
+    <w:p>
+      <w:r>
+        <w:t>V2 可以继续按成本、风险和教学价值拆成若干子阶段，而不是一次性完成全部自动化：</w:t>
+      </w:r>
+    </w:p>
+    <w:p>
+      <w:pPr>
+        <w:pStyle w:val="ListNumber"/>
+        <w:spacing w:after="40"/>
+      </w:pPr>
+      <w:r>
+        <w:t>V2.1：优先实现 PT 线电压和 PT 二次端子压差的自动采集准备。</w:t>
+      </w:r>
+    </w:p>
+    <w:p>
+      <w:pPr>
+        <w:pStyle w:val="ListNumber"/>
+        <w:spacing w:after="40"/>
+      </w:pPr>
+      <w:r>
+        <w:t>V2.2：按需要加入通断自动检测。</w:t>
+      </w:r>
+    </w:p>
+    <w:p>
+      <w:pPr>
+        <w:pStyle w:val="ListNumber"/>
+        <w:spacing w:after="40"/>
+      </w:pPr>
+      <w:r>
+        <w:t>V2.3：按需要加入相序自动识别。</w:t>
+      </w:r>
+    </w:p>
+    <w:p>
+      <w:pPr>
+        <w:pStyle w:val="ListNumber"/>
+        <w:spacing w:after="40"/>
+      </w:pPr>
+      <w:r>
+        <w:t>V2.4：按考核严格程度决定是否加入表笔识别、端子编码和防误填。</w:t>
+      </w:r>
+    </w:p>
+    <w:p>
+      <w:pPr>
+        <w:pStyle w:val="Heading1"/>
+      </w:pPr>
+      <w:r>
+        <w:t>6. 提前界定的基本约束</w:t>
+      </w:r>
+    </w:p>
+    <w:p>
+      <w:r>
+        <w:t>即使本版不展开 L3/L4，以下约束也必须在 L1/L2 硬件化一开始就遵守，否则后续会返工。</w:t>
+      </w:r>
+    </w:p>
+    <w:tbl>
+      <w:tblPr>
+        <w:tblStyle w:val="TableGrid"/>
+        <w:tblW w:type="auto" w:w="0"/>
+        <w:jc w:val="center"/>
+        <w:tblLook w:firstColumn="1" w:firstRow="1" w:lastColumn="0" w:lastRow="0" w:noHBand="0" w:noVBand="1" w:val="04A0"/>
+      </w:tblPr>
+      <w:tblGrid>
+        <w:gridCol w:w="4896"/>
+        <w:gridCol w:w="4896"/>
+      </w:tblGrid>
+      <w:tr>
         <w:tc>
           <w:tcPr>
-            <w:tcW w:type="dxa" w:w="3572"/>
+            <w:tcW w:type="dxa" w:w="2160"/>
             <w:vAlign w:val="center"/>
-            <w:tcMar>
-              <w:top w:w="90" w:type="dxa"/>
-              <w:start w:w="120" w:type="dxa"/>
-              <w:bottom w:w="90" w:type="dxa"/>
-              <w:end w:w="120" w:type="dxa"/>
-            </w:tcMar>
+            <w:shd w:fill="1F4E79"/>
           </w:tcPr>
           <w:p>
             <w:pPr>
@@ -4199,24 +2210,20 @@
             <w:r/>
             <w:r>
               <w:rPr>
-                <w:rFonts w:ascii="PingFang SC" w:hAnsi="PingFang SC" w:eastAsia="PingFang SC"/>
-                <w:b w:val="0"/>
+                <w:rFonts w:ascii="Arial" w:hAnsi="Arial" w:eastAsia="Microsoft YaHei"/>
+                <w:b/>
+                <w:color w:val="FFFFFF"/>
                 <w:sz w:val="19"/>
               </w:rPr>
-              <w:t>sync_ok、ΔU/Δf/Δφ、断路器合闸闭锁、通信中断保护、故障未修复闭锁</w:t>
+              <w:t>约束类别</w:t>
             </w:r>
           </w:p>
         </w:tc>
         <w:tc>
           <w:tcPr>
-            <w:tcW w:type="dxa" w:w="2835"/>
+            <w:tcW w:type="dxa" w:w="8496"/>
             <w:vAlign w:val="center"/>
-            <w:tcMar>
-              <w:top w:w="90" w:type="dxa"/>
-              <w:start w:w="120" w:type="dxa"/>
-              <w:bottom w:w="90" w:type="dxa"/>
-              <w:end w:w="120" w:type="dxa"/>
-            </w:tcMar>
+            <w:shd w:fill="1F4E79"/>
           </w:tcPr>
           <w:p>
             <w:pPr>
@@ -4225,11 +2232,12 @@
             <w:r/>
             <w:r>
               <w:rPr>
-                <w:rFonts w:ascii="PingFang SC" w:hAnsi="PingFang SC" w:eastAsia="PingFang SC"/>
-                <w:b w:val="0"/>
+                <w:rFonts w:ascii="Arial" w:hAnsi="Arial" w:eastAsia="Microsoft YaHei"/>
+                <w:b/>
+                <w:color w:val="FFFFFF"/>
                 <w:sz w:val="19"/>
               </w:rPr>
-              <w:t>不同期不得合闸；闭锁原因可记录；反馈与实际一致</w:t>
+              <w:t>必须提前界定的要求</w:t>
             </w:r>
           </w:p>
         </w:tc>
@@ -4237,14 +2245,8 @@
       <w:tr>
         <w:tc>
           <w:tcPr>
-            <w:tcW w:type="dxa" w:w="1701"/>
+            <w:tcW w:type="dxa" w:w="2160"/>
             <w:vAlign w:val="center"/>
-            <w:tcMar>
-              <w:top w:w="90" w:type="dxa"/>
-              <w:start w:w="120" w:type="dxa"/>
-              <w:bottom w:w="90" w:type="dxa"/>
-              <w:end w:w="120" w:type="dxa"/>
-            </w:tcMar>
           </w:tcPr>
           <w:p>
             <w:pPr>
@@ -4253,24 +2255,18 @@
             <w:r/>
             <w:r>
               <w:rPr>
-                <w:rFonts w:ascii="PingFang SC" w:hAnsi="PingFang SC" w:eastAsia="PingFang SC"/>
+                <w:rFonts w:ascii="Arial" w:hAnsi="Arial" w:eastAsia="Microsoft YaHei"/>
                 <w:b w:val="0"/>
                 <w:sz w:val="19"/>
               </w:rPr>
-              <w:t>V4 高级扩展</w:t>
+              <w:t>安全约束</w:t>
             </w:r>
           </w:p>
         </w:tc>
         <w:tc>
           <w:tcPr>
-            <w:tcW w:type="dxa" w:w="2268"/>
+            <w:tcW w:type="dxa" w:w="8496"/>
             <w:vAlign w:val="center"/>
-            <w:tcMar>
-              <w:top w:w="90" w:type="dxa"/>
-              <w:start w:w="120" w:type="dxa"/>
-              <w:bottom w:w="90" w:type="dxa"/>
-              <w:end w:w="120" w:type="dxa"/>
-            </w:tcMar>
           </w:tcPr>
           <w:p>
             <w:pPr>
@@ -4279,24 +2275,20 @@
             <w:r/>
             <w:r>
               <w:rPr>
-                <w:rFonts w:ascii="PingFang SC" w:hAnsi="PingFang SC" w:eastAsia="PingFang SC"/>
+                <w:rFonts w:ascii="Arial" w:hAnsi="Arial" w:eastAsia="Microsoft YaHei"/>
                 <w:b w:val="0"/>
                 <w:sz w:val="19"/>
               </w:rPr>
-              <w:t>支持高级教学、科研或综合实训</w:t>
+              <w:t>学生可触及端子必须为安全低压或经隔离、限流、熔断保护；误插、跨相测量、端子短接时不得损坏设备。</w:t>
             </w:r>
           </w:p>
         </w:tc>
+      </w:tr>
+      <w:tr>
         <w:tc>
           <w:tcPr>
-            <w:tcW w:type="dxa" w:w="3572"/>
+            <w:tcW w:type="dxa" w:w="2160"/>
             <w:vAlign w:val="center"/>
-            <w:tcMar>
-              <w:top w:w="90" w:type="dxa"/>
-              <w:start w:w="120" w:type="dxa"/>
-              <w:bottom w:w="90" w:type="dxa"/>
-              <w:end w:w="120" w:type="dxa"/>
-            </w:tcMar>
           </w:tcPr>
           <w:p>
             <w:pPr>
@@ -4305,24 +2297,18 @@
             <w:r/>
             <w:r>
               <w:rPr>
-                <w:rFonts w:ascii="PingFang SC" w:hAnsi="PingFang SC" w:eastAsia="PingFang SC"/>
+                <w:rFonts w:ascii="Arial" w:hAnsi="Arial" w:eastAsia="Microsoft YaHei"/>
                 <w:b w:val="0"/>
                 <w:sz w:val="19"/>
               </w:rPr>
-              <w:t>电流测量、波形上传、事件录波、低压真实并联系统或 HIL 接入</w:t>
+              <w:t>急停约束</w:t>
             </w:r>
           </w:p>
         </w:tc>
         <w:tc>
           <w:tcPr>
-            <w:tcW w:type="dxa" w:w="2835"/>
+            <w:tcW w:type="dxa" w:w="8496"/>
             <w:vAlign w:val="center"/>
-            <w:tcMar>
-              <w:top w:w="90" w:type="dxa"/>
-              <w:start w:w="120" w:type="dxa"/>
-              <w:bottom w:w="90" w:type="dxa"/>
-              <w:end w:w="120" w:type="dxa"/>
-            </w:tcMar>
           </w:tcPr>
           <w:p>
             <w:pPr>
@@ -4331,136 +2317,20 @@
             <w:r/>
             <w:r>
               <w:rPr>
-                <w:rFonts w:ascii="PingFang SC" w:hAnsi="PingFang SC" w:eastAsia="PingFang SC"/>
+                <w:rFonts w:ascii="Arial" w:hAnsi="Arial" w:eastAsia="Microsoft YaHei"/>
                 <w:b w:val="0"/>
                 <w:sz w:val="19"/>
               </w:rPr>
-              <w:t>高级数据稳定，扩展不破坏 V1-V3 基础流程</w:t>
+              <w:t>急停必须独立于上位机和普通通信；急停后关键输出断开，未人工复位不得恢复。</w:t>
             </w:r>
           </w:p>
         </w:tc>
       </w:tr>
-    </w:tbl>
-    <w:p>
-      <w:pPr>
-        <w:spacing w:after="40"/>
-      </w:pPr>
-    </w:p>
-    <w:p>
-      <w:pPr>
-        <w:pStyle w:val="Heading2"/>
-        <w:keepNext/>
-      </w:pPr>
-      <w:r>
-        <w:t>近期推进重点</w:t>
-      </w:r>
-    </w:p>
-    <w:p>
-      <w:pPr>
-        <w:pStyle w:val="ListBullet"/>
-        <w:spacing w:after="60" w:line="269" w:lineRule="auto"/>
-      </w:pPr>
-      <w:r/>
-      <w:r>
-        <w:rPr>
-          <w:rFonts w:ascii="PingFang SC" w:hAnsi="PingFang SC" w:eastAsia="PingFang SC"/>
-          <w:sz w:val="20"/>
-        </w:rPr>
-        <w:t>优先冻结 V1：实体面板、端子名称与布局、普通万用表测量步骤、手动录入字段和判定范围；V2 再冻结自动采集、相序、端子压差和 E01-E04 的硬件等效形式。</w:t>
-      </w:r>
-    </w:p>
-    <w:p>
-      <w:pPr>
-        <w:pStyle w:val="ListBullet"/>
-        <w:spacing w:after="60" w:line="269" w:lineRule="auto"/>
-      </w:pPr>
-      <w:r/>
-      <w:r>
-        <w:rPr>
-          <w:rFonts w:ascii="PingFang SC" w:hAnsi="PingFang SC" w:eastAsia="PingFang SC"/>
-          <w:sz w:val="20"/>
-        </w:rPr>
-        <w:t>暂不急于确定具体开发板型号；先确认 IO 数量、测量能力、刷新周期、安全闭锁和通信语义。</w:t>
-      </w:r>
-    </w:p>
-    <w:p>
-      <w:pPr>
-        <w:pStyle w:val="ListBullet"/>
-        <w:spacing w:after="60" w:line="269" w:lineRule="auto"/>
-      </w:pPr>
-      <w:r/>
-      <w:r>
-        <w:rPr>
-          <w:rFonts w:ascii="PingFang SC" w:hAnsi="PingFang SC" w:eastAsia="PingFang SC"/>
-          <w:sz w:val="20"/>
-        </w:rPr>
-        <w:t>上位机先建立统一适配层，避免五步教学服务直接依赖具体串口字段、寄存器地址或开发板驱动实现。</w:t>
-      </w:r>
-    </w:p>
-    <w:p>
-      <w:pPr>
-        <w:pStyle w:val="ListBullet"/>
-        <w:spacing w:after="60" w:line="269" w:lineRule="auto"/>
-      </w:pPr>
-      <w:r>
-        <w:rPr>
-          <w:rFonts w:ascii="PingFang SC" w:hAnsi="PingFang SC" w:eastAsia="PingFang SC"/>
-        </w:rPr>
-        <w:t>每完成一个阶段，都用教学场景验收，而不是只验单个 IO 点是否动作。</w:t>
-      </w:r>
-    </w:p>
-    <w:p>
-      <w:r>
-        <w:br w:type="page"/>
-      </w:r>
-    </w:p>
-    <w:p>
-      <w:pPr>
-        <w:pStyle w:val="Heading1"/>
-        <w:keepNext/>
-      </w:pPr>
-      <w:r>
-        <w:t>6. 下一步设计输入与验收重点</w:t>
-      </w:r>
-    </w:p>
-    <w:p>
-      <w:pPr>
-        <w:spacing w:before="0" w:after="100" w:line="269" w:lineRule="auto"/>
-      </w:pPr>
-      <w:r/>
-      <w:r>
-        <w:rPr>
-          <w:rFonts w:ascii="PingFang SC" w:hAnsi="PingFang SC" w:eastAsia="PingFang SC"/>
-          <w:sz w:val="21"/>
-        </w:rPr>
-        <w:t>进入硬件详细设计前，需要把规划项转化为可画图、可接线、可编码、可验收的输入清单。以下内容建议先冻结，再比较不同嵌入式开发板、测量模块和通信方案的成本和风险。</w:t>
-      </w:r>
-    </w:p>
-    <w:tbl>
-      <w:tblPr>
-        <w:tblStyle w:val="TableGrid"/>
-        <w:tblW w:type="pct" w:w="5000"/>
-        <w:jc w:val="center"/>
-        <w:tblLayout w:type="fixed"/>
-        <w:tblLook w:firstColumn="1" w:firstRow="1" w:lastColumn="0" w:lastRow="0" w:noHBand="0" w:noVBand="1" w:val="04A0"/>
-      </w:tblPr>
-      <w:tblGrid>
-        <w:gridCol w:w="3324"/>
-        <w:gridCol w:w="3324"/>
-        <w:gridCol w:w="3324"/>
-      </w:tblGrid>
       <w:tr>
         <w:tc>
           <w:tcPr>
-            <w:tcW w:type="dxa" w:w="1814"/>
+            <w:tcW w:type="dxa" w:w="2160"/>
             <w:vAlign w:val="center"/>
-            <w:shd w:fill="1F4E79"/>
-            <w:tcMar>
-              <w:top w:w="110" w:type="dxa"/>
-              <w:start w:w="120" w:type="dxa"/>
-              <w:bottom w:w="110" w:type="dxa"/>
-              <w:end w:w="120" w:type="dxa"/>
-            </w:tcMar>
           </w:tcPr>
           <w:p>
             <w:pPr>
@@ -4469,26 +2339,18 @@
             <w:r/>
             <w:r>
               <w:rPr>
-                <w:rFonts w:ascii="PingFang SC" w:hAnsi="PingFang SC" w:eastAsia="PingFang SC"/>
-                <w:b/>
-                <w:color w:val="FFFFFF"/>
+                <w:rFonts w:ascii="Arial" w:hAnsi="Arial" w:eastAsia="Microsoft YaHei"/>
+                <w:b w:val="0"/>
                 <w:sz w:val="19"/>
               </w:rPr>
-              <w:t>设计输入</w:t>
+              <w:t>失效安全</w:t>
             </w:r>
           </w:p>
         </w:tc>
         <w:tc>
           <w:tcPr>
-            <w:tcW w:type="dxa" w:w="4706"/>
+            <w:tcW w:type="dxa" w:w="8496"/>
             <w:vAlign w:val="center"/>
-            <w:shd w:fill="1F4E79"/>
-            <w:tcMar>
-              <w:top w:w="110" w:type="dxa"/>
-              <w:start w:w="120" w:type="dxa"/>
-              <w:bottom w:w="110" w:type="dxa"/>
-              <w:end w:w="120" w:type="dxa"/>
-            </w:tcMar>
           </w:tcPr>
           <w:p>
             <w:pPr>
@@ -4497,26 +2359,20 @@
             <w:r/>
             <w:r>
               <w:rPr>
-                <w:rFonts w:ascii="PingFang SC" w:hAnsi="PingFang SC" w:eastAsia="PingFang SC"/>
-                <w:b/>
-                <w:color w:val="FFFFFF"/>
+                <w:rFonts w:ascii="Arial" w:hAnsi="Arial" w:eastAsia="Microsoft YaHei"/>
+                <w:b w:val="0"/>
                 <w:sz w:val="19"/>
               </w:rPr>
-              <w:t>需要冻结的内容</w:t>
+              <w:t>通信超时、下位机复位、掉电时 DO 默认断开，故障矩阵和输出回到无危险状态。</w:t>
             </w:r>
           </w:p>
         </w:tc>
+      </w:tr>
+      <w:tr>
         <w:tc>
           <w:tcPr>
-            <w:tcW w:type="dxa" w:w="2438"/>
+            <w:tcW w:type="dxa" w:w="2160"/>
             <w:vAlign w:val="center"/>
-            <w:shd w:fill="1F4E79"/>
-            <w:tcMar>
-              <w:top w:w="110" w:type="dxa"/>
-              <w:start w:w="120" w:type="dxa"/>
-              <w:bottom w:w="110" w:type="dxa"/>
-              <w:end w:w="120" w:type="dxa"/>
-            </w:tcMar>
           </w:tcPr>
           <w:p>
             <w:pPr>
@@ -4525,27 +2381,18 @@
             <w:r/>
             <w:r>
               <w:rPr>
-                <w:rFonts w:ascii="PingFang SC" w:hAnsi="PingFang SC" w:eastAsia="PingFang SC"/>
-                <w:b/>
-                <w:color w:val="FFFFFF"/>
+                <w:rFonts w:ascii="Arial" w:hAnsi="Arial" w:eastAsia="Microsoft YaHei"/>
+                <w:b w:val="0"/>
                 <w:sz w:val="19"/>
               </w:rPr>
-              <w:t>直接产物</w:t>
+              <w:t>反馈闭环</w:t>
             </w:r>
           </w:p>
         </w:tc>
-      </w:tr>
-      <w:tr>
         <w:tc>
           <w:tcPr>
-            <w:tcW w:type="dxa" w:w="1814"/>
+            <w:tcW w:type="dxa" w:w="8496"/>
             <w:vAlign w:val="center"/>
-            <w:tcMar>
-              <w:top w:w="90" w:type="dxa"/>
-              <w:start w:w="120" w:type="dxa"/>
-              <w:bottom w:w="90" w:type="dxa"/>
-              <w:end w:w="120" w:type="dxa"/>
-            </w:tcMar>
           </w:tcPr>
           <w:p>
             <w:pPr>
@@ -4554,50 +2401,20 @@
             <w:r/>
             <w:r>
               <w:rPr>
-                <w:rFonts w:ascii="PingFang SC" w:hAnsi="PingFang SC" w:eastAsia="PingFang SC"/>
+                <w:rFonts w:ascii="Arial" w:hAnsi="Arial" w:eastAsia="Microsoft YaHei"/>
                 <w:b w:val="0"/>
                 <w:sz w:val="19"/>
               </w:rPr>
-              <w:t>IO 点表</w:t>
+              <w:t>按钮、断路器、继电器、状态灯和测量通道都应有反馈或自检；上位机不能仅凭命令假定硬件动作完成。</w:t>
             </w:r>
           </w:p>
         </w:tc>
+      </w:tr>
+      <w:tr>
         <w:tc>
           <w:tcPr>
-            <w:tcW w:type="dxa" w:w="4706"/>
+            <w:tcW w:type="dxa" w:w="2160"/>
             <w:vAlign w:val="center"/>
-            <w:tcMar>
-              <w:top w:w="90" w:type="dxa"/>
-              <w:start w:w="120" w:type="dxa"/>
-              <w:bottom w:w="90" w:type="dxa"/>
-              <w:end w:w="120" w:type="dxa"/>
-            </w:tcMar>
-          </w:tcPr>
-          <w:p>
-            <w:pPr>
-              <w:spacing w:after="0" w:line="259" w:lineRule="auto"/>
-            </w:pPr>
-            <w:r/>
-            <w:r>
-              <w:rPr>
-                <w:rFonts w:ascii="PingFang SC" w:hAnsi="PingFang SC" w:eastAsia="PingFang SC"/>
-                <w:b w:val="0"/>
-                <w:sz w:val="18"/>
-              </w:rPr>
-              <w:t>按钮、旋钮、触点、继电器、灯、蜂鸣器的编号、常开/常闭和地址；表笔插孔检测作为后续扩展项</w:t>
-            </w:r>
-          </w:p>
-        </w:tc>
-        <w:tc>
-          <w:tcPr>
-            <w:tcW w:type="dxa" w:w="2438"/>
-            <w:vAlign w:val="center"/>
-            <w:tcMar>
-              <w:top w:w="90" w:type="dxa"/>
-              <w:start w:w="120" w:type="dxa"/>
-              <w:bottom w:w="90" w:type="dxa"/>
-              <w:end w:w="120" w:type="dxa"/>
-            </w:tcMar>
           </w:tcPr>
           <w:p>
             <w:pPr>
@@ -4606,25 +2423,18 @@
             <w:r/>
             <w:r>
               <w:rPr>
-                <w:rFonts w:ascii="PingFang SC" w:hAnsi="PingFang SC" w:eastAsia="PingFang SC"/>
-                <w:sz w:val="18"/>
+                <w:rFonts w:ascii="Arial" w:hAnsi="Arial" w:eastAsia="Microsoft YaHei"/>
+                <w:b w:val="0"/>
+                <w:sz w:val="19"/>
               </w:rPr>
-              <w:t>嵌入式 IO 清单</w:t>
+              <w:t>接口约束</w:t>
             </w:r>
           </w:p>
         </w:tc>
-      </w:tr>
-      <w:tr>
         <w:tc>
           <w:tcPr>
-            <w:tcW w:type="dxa" w:w="1814"/>
+            <w:tcW w:type="dxa" w:w="8496"/>
             <w:vAlign w:val="center"/>
-            <w:tcMar>
-              <w:top w:w="90" w:type="dxa"/>
-              <w:start w:w="120" w:type="dxa"/>
-              <w:bottom w:w="90" w:type="dxa"/>
-              <w:end w:w="120" w:type="dxa"/>
-            </w:tcMar>
           </w:tcPr>
           <w:p>
             <w:pPr>
@@ -4633,24 +2443,20 @@
             <w:r/>
             <w:r>
               <w:rPr>
-                <w:rFonts w:ascii="PingFang SC" w:hAnsi="PingFang SC" w:eastAsia="PingFang SC"/>
+                <w:rFonts w:ascii="Arial" w:hAnsi="Arial" w:eastAsia="Microsoft YaHei"/>
                 <w:b w:val="0"/>
                 <w:sz w:val="19"/>
               </w:rPr>
-              <w:t>端子排图</w:t>
+              <w:t>上位机 service 不直接依赖串口字段或寄存器；必须通过统一适配层映射 PlantSnapshot / PlantCommand。</w:t>
             </w:r>
           </w:p>
         </w:tc>
+      </w:tr>
+      <w:tr>
         <w:tc>
           <w:tcPr>
-            <w:tcW w:type="dxa" w:w="4706"/>
+            <w:tcW w:type="dxa" w:w="2160"/>
             <w:vAlign w:val="center"/>
-            <w:tcMar>
-              <w:top w:w="90" w:type="dxa"/>
-              <w:start w:w="120" w:type="dxa"/>
-              <w:bottom w:w="90" w:type="dxa"/>
-              <w:end w:w="120" w:type="dxa"/>
-            </w:tcMar>
           </w:tcPr>
           <w:p>
             <w:pPr>
@@ -4659,24 +2465,18 @@
             <w:r/>
             <w:r>
               <w:rPr>
-                <w:rFonts w:ascii="PingFang SC" w:hAnsi="PingFang SC" w:eastAsia="PingFang SC"/>
+                <w:rFonts w:ascii="Arial" w:hAnsi="Arial" w:eastAsia="Microsoft YaHei"/>
                 <w:b w:val="0"/>
                 <w:sz w:val="19"/>
               </w:rPr>
-              <w:t>LOOP、PT1/PT2/PT3、黑盒、N/G、测试公共端的名称、位置和安全标识</w:t>
+              <w:t>数据约束</w:t>
             </w:r>
           </w:p>
         </w:tc>
         <w:tc>
           <w:tcPr>
-            <w:tcW w:type="dxa" w:w="2438"/>
+            <w:tcW w:type="dxa" w:w="8496"/>
             <w:vAlign w:val="center"/>
-            <w:tcMar>
-              <w:top w:w="90" w:type="dxa"/>
-              <w:start w:w="120" w:type="dxa"/>
-              <w:bottom w:w="90" w:type="dxa"/>
-              <w:end w:w="120" w:type="dxa"/>
-            </w:tcMar>
           </w:tcPr>
           <w:p>
             <w:pPr>
@@ -4685,11 +2485,11 @@
             <w:r/>
             <w:r>
               <w:rPr>
-                <w:rFonts w:ascii="PingFang SC" w:hAnsi="PingFang SC" w:eastAsia="PingFang SC"/>
+                <w:rFonts w:ascii="Arial" w:hAnsi="Arial" w:eastAsia="Microsoft YaHei"/>
                 <w:b w:val="0"/>
                 <w:sz w:val="19"/>
               </w:rPr>
-              <w:t>端子排与面板布局</w:t>
+              <w:t>manual 和 hardware 测量共用同一 measurement schema；读数来源由 origin 区分，不另造记录结构。</w:t>
             </w:r>
           </w:p>
         </w:tc>
@@ -4697,14 +2497,8 @@
       <w:tr>
         <w:tc>
           <w:tcPr>
-            <w:tcW w:type="dxa" w:w="1814"/>
+            <w:tcW w:type="dxa" w:w="2160"/>
             <w:vAlign w:val="center"/>
-            <w:tcMar>
-              <w:top w:w="90" w:type="dxa"/>
-              <w:start w:w="120" w:type="dxa"/>
-              <w:bottom w:w="90" w:type="dxa"/>
-              <w:end w:w="120" w:type="dxa"/>
-            </w:tcMar>
           </w:tcPr>
           <w:p>
             <w:pPr>
@@ -4713,50 +2507,18 @@
             <w:r/>
             <w:r>
               <w:rPr>
-                <w:rFonts w:ascii="PingFang SC" w:hAnsi="PingFang SC" w:eastAsia="PingFang SC"/>
+                <w:rFonts w:ascii="Arial" w:hAnsi="Arial" w:eastAsia="Microsoft YaHei"/>
                 <w:b w:val="0"/>
                 <w:sz w:val="19"/>
               </w:rPr>
-              <w:t>测量通道表</w:t>
+              <w:t>教学约束</w:t>
             </w:r>
           </w:p>
         </w:tc>
         <w:tc>
           <w:tcPr>
-            <w:tcW w:type="dxa" w:w="4706"/>
+            <w:tcW w:type="dxa" w:w="8496"/>
             <w:vAlign w:val="center"/>
-            <w:tcMar>
-              <w:top w:w="90" w:type="dxa"/>
-              <w:start w:w="120" w:type="dxa"/>
-              <w:bottom w:w="90" w:type="dxa"/>
-              <w:end w:w="120" w:type="dxa"/>
-            </w:tcMar>
-          </w:tcPr>
-          <w:p>
-            <w:pPr>
-              <w:spacing w:after="0" w:line="259" w:lineRule="auto"/>
-            </w:pPr>
-            <w:r/>
-            <w:r>
-              <w:rPr>
-                <w:rFonts w:ascii="PingFang SC" w:hAnsi="PingFang SC" w:eastAsia="PingFang SC"/>
-                <w:b w:val="0"/>
-                <w:sz w:val="18"/>
-              </w:rPr>
-              <w:t>第一版冻结端子输出电压范围、普通万用表读数口径和软件录入/判定规则；自动电压、压差、通断、相序、同步参数采集作为后续通道表</w:t>
-            </w:r>
-          </w:p>
-        </w:tc>
-        <w:tc>
-          <w:tcPr>
-            <w:tcW w:type="dxa" w:w="2438"/>
-            <w:vAlign w:val="center"/>
-            <w:tcMar>
-              <w:top w:w="90" w:type="dxa"/>
-              <w:start w:w="120" w:type="dxa"/>
-              <w:bottom w:w="90" w:type="dxa"/>
-              <w:end w:w="120" w:type="dxa"/>
-            </w:tcMar>
           </w:tcPr>
           <w:p>
             <w:pPr>
@@ -4765,26 +2527,96 @@
             <w:r/>
             <w:r>
               <w:rPr>
-                <w:rFonts w:ascii="PingFang SC" w:hAnsi="PingFang SC" w:eastAsia="PingFang SC"/>
+                <w:rFonts w:ascii="Arial" w:hAnsi="Arial" w:eastAsia="Microsoft YaHei"/>
                 <w:b w:val="0"/>
                 <w:sz w:val="19"/>
               </w:rPr>
-              <w:t>采样/变送器选型依据</w:t>
+              <w:t>硬件端不保存题库隐藏答案和完整评分规则；端子指引可以告诉学生测哪里，不能泄露期望值。</w:t>
             </w:r>
           </w:p>
         </w:tc>
       </w:tr>
+    </w:tbl>
+    <w:p/>
+    <w:p>
+      <w:pPr>
+        <w:pStyle w:val="Heading1"/>
+      </w:pPr>
+      <w:r>
+        <w:t>7. 后续扩展边界（L3/L4，仅界定，不展开）</w:t>
+      </w:r>
+    </w:p>
+    <w:p>
+      <w:r>
+        <w:t>L3/L4 不作为本轮主文展开对象，但必须保留边界，避免 L1/L2 设计阻断后续升级。</w:t>
+      </w:r>
+    </w:p>
+    <w:p>
+      <w:pPr>
+        <w:pStyle w:val="ListBullet"/>
+        <w:spacing w:after="40"/>
+      </w:pPr>
+      <w:r>
+        <w:t>L3 可覆盖故障矩阵、sync_ok、合闸闭锁、故障未修复闭锁和闭锁原因上传。</w:t>
+      </w:r>
+    </w:p>
+    <w:p>
+      <w:pPr>
+        <w:pStyle w:val="ListBullet"/>
+        <w:spacing w:after="40"/>
+      </w:pPr>
+      <w:r>
+        <w:t>L4 可覆盖 ΔU、Δf、Δφ、波形采样、事件录波、过流/欠压等高级测量与保护。</w:t>
+      </w:r>
+    </w:p>
+    <w:p>
+      <w:pPr>
+        <w:pStyle w:val="ListBullet"/>
+        <w:spacing w:after="40"/>
+      </w:pPr>
+      <w:r>
+        <w:t>L1/L2 的 IO、端子和适配层字段命名，应避免与未来 L3/L4 冲突。</w:t>
+      </w:r>
+    </w:p>
+    <w:p>
+      <w:pPr>
+        <w:pStyle w:val="ListBullet"/>
+        <w:spacing w:after="40"/>
+      </w:pPr>
+      <w:r>
+        <w:t>后续是否实现 L3/L4，应在 V1/V2 验收后根据教学价值、成本和安全风险单独决策。</w:t>
+      </w:r>
+    </w:p>
+    <w:p>
+      <w:pPr>
+        <w:pStyle w:val="Heading1"/>
+      </w:pPr>
+      <w:r>
+        <w:t>8. 是否可以开始考虑硬件化</w:t>
+      </w:r>
+    </w:p>
+    <w:p>
+      <w:r>
+        <w:t>可以开始考虑硬件化，但建议先从“设计输入冻结”开始，而不是马上决定具体开发板型号或画板级原理图。</w:t>
+      </w:r>
+    </w:p>
+    <w:tbl>
+      <w:tblPr>
+        <w:tblStyle w:val="TableGrid"/>
+        <w:tblW w:type="auto" w:w="0"/>
+        <w:jc w:val="center"/>
+        <w:tblLook w:firstColumn="1" w:firstRow="1" w:lastColumn="0" w:lastRow="0" w:noHBand="0" w:noVBand="1" w:val="04A0"/>
+      </w:tblPr>
+      <w:tblGrid>
+        <w:gridCol w:w="4896"/>
+        <w:gridCol w:w="4896"/>
+      </w:tblGrid>
       <w:tr>
         <w:tc>
           <w:tcPr>
-            <w:tcW w:type="dxa" w:w="1814"/>
+            <w:tcW w:type="dxa" w:w="2160"/>
             <w:vAlign w:val="center"/>
-            <w:tcMar>
-              <w:top w:w="90" w:type="dxa"/>
-              <w:start w:w="120" w:type="dxa"/>
-              <w:bottom w:w="90" w:type="dxa"/>
-              <w:end w:w="120" w:type="dxa"/>
-            </w:tcMar>
+            <w:shd w:fill="1F4E79"/>
           </w:tcPr>
           <w:p>
             <w:pPr>
@@ -4793,24 +2625,20 @@
             <w:r/>
             <w:r>
               <w:rPr>
-                <w:rFonts w:ascii="PingFang SC" w:hAnsi="PingFang SC" w:eastAsia="PingFang SC"/>
-                <w:b w:val="0"/>
+                <w:rFonts w:ascii="Arial" w:hAnsi="Arial" w:eastAsia="Microsoft YaHei"/>
+                <w:b/>
+                <w:color w:val="FFFFFF"/>
                 <w:sz w:val="19"/>
               </w:rPr>
-              <w:t>故障矩阵图</w:t>
+              <w:t>下一步输入</w:t>
             </w:r>
           </w:p>
         </w:tc>
         <w:tc>
           <w:tcPr>
-            <w:tcW w:type="dxa" w:w="4706"/>
+            <w:tcW w:type="dxa" w:w="8496"/>
             <w:vAlign w:val="center"/>
-            <w:tcMar>
-              <w:top w:w="90" w:type="dxa"/>
-              <w:start w:w="120" w:type="dxa"/>
-              <w:bottom w:w="90" w:type="dxa"/>
-              <w:end w:w="120" w:type="dxa"/>
-            </w:tcMar>
+            <w:shd w:fill="1F4E79"/>
           </w:tcPr>
           <w:p>
             <w:pPr>
@@ -4819,24 +2647,21 @@
             <w:r/>
             <w:r>
               <w:rPr>
-                <w:rFonts w:ascii="PingFang SC" w:hAnsi="PingFang SC" w:eastAsia="PingFang SC"/>
-                <w:b w:val="0"/>
+                <w:rFonts w:ascii="Arial" w:hAnsi="Arial" w:eastAsia="Microsoft YaHei"/>
+                <w:b/>
+                <w:color w:val="FFFFFF"/>
                 <w:sz w:val="19"/>
               </w:rPr>
-              <w:t>E01-E04 的继电器动作、正常/故障/掉电状态和可维修方式</w:t>
+              <w:t>需要产出的内容</w:t>
             </w:r>
           </w:p>
         </w:tc>
+      </w:tr>
+      <w:tr>
         <w:tc>
           <w:tcPr>
-            <w:tcW w:type="dxa" w:w="2438"/>
+            <w:tcW w:type="dxa" w:w="2160"/>
             <w:vAlign w:val="center"/>
-            <w:tcMar>
-              <w:top w:w="90" w:type="dxa"/>
-              <w:start w:w="120" w:type="dxa"/>
-              <w:bottom w:w="90" w:type="dxa"/>
-              <w:end w:w="120" w:type="dxa"/>
-            </w:tcMar>
           </w:tcPr>
           <w:p>
             <w:pPr>
@@ -4845,26 +2670,18 @@
             <w:r/>
             <w:r>
               <w:rPr>
-                <w:rFonts w:ascii="PingFang SC" w:hAnsi="PingFang SC" w:eastAsia="PingFang SC"/>
+                <w:rFonts w:ascii="Arial" w:hAnsi="Arial" w:eastAsia="Microsoft YaHei"/>
                 <w:b w:val="0"/>
                 <w:sz w:val="19"/>
               </w:rPr>
-              <w:t>故障板原理图和接线表</w:t>
+              <w:t>L1 IO 点表</w:t>
             </w:r>
           </w:p>
         </w:tc>
-      </w:tr>
-      <w:tr>
         <w:tc>
           <w:tcPr>
-            <w:tcW w:type="dxa" w:w="1814"/>
+            <w:tcW w:type="dxa" w:w="8496"/>
             <w:vAlign w:val="center"/>
-            <w:tcMar>
-              <w:top w:w="90" w:type="dxa"/>
-              <w:start w:w="120" w:type="dxa"/>
-              <w:bottom w:w="90" w:type="dxa"/>
-              <w:end w:w="120" w:type="dxa"/>
-            </w:tcMar>
           </w:tcPr>
           <w:p>
             <w:pPr>
@@ -4873,24 +2690,20 @@
             <w:r/>
             <w:r>
               <w:rPr>
-                <w:rFonts w:ascii="PingFang SC" w:hAnsi="PingFang SC" w:eastAsia="PingFang SC"/>
+                <w:rFonts w:ascii="Arial" w:hAnsi="Arial" w:eastAsia="Microsoft YaHei"/>
                 <w:b w:val="0"/>
                 <w:sz w:val="19"/>
               </w:rPr>
-              <w:t>安全联锁表</w:t>
+              <w:t>按钮、旋钮、位置反馈、状态灯、急停、闭锁灯的编号、常开/常闭、反馈语义。</w:t>
             </w:r>
           </w:p>
         </w:tc>
+      </w:tr>
+      <w:tr>
         <w:tc>
           <w:tcPr>
-            <w:tcW w:type="dxa" w:w="4706"/>
+            <w:tcW w:type="dxa" w:w="2160"/>
             <w:vAlign w:val="center"/>
-            <w:tcMar>
-              <w:top w:w="90" w:type="dxa"/>
-              <w:start w:w="120" w:type="dxa"/>
-              <w:bottom w:w="90" w:type="dxa"/>
-              <w:end w:w="120" w:type="dxa"/>
-            </w:tcMar>
           </w:tcPr>
           <w:p>
             <w:pPr>
@@ -4899,24 +2712,18 @@
             <w:r/>
             <w:r>
               <w:rPr>
-                <w:rFonts w:ascii="PingFang SC" w:hAnsi="PingFang SC" w:eastAsia="PingFang SC"/>
+                <w:rFonts w:ascii="Arial" w:hAnsi="Arial" w:eastAsia="Microsoft YaHei"/>
                 <w:b w:val="0"/>
                 <w:sz w:val="19"/>
               </w:rPr>
-              <w:t>合闸、启动、故障注入、维护测试分别需要满足的硬件条件</w:t>
+              <w:t>L2 端子分组图</w:t>
             </w:r>
           </w:p>
         </w:tc>
         <w:tc>
           <w:tcPr>
-            <w:tcW w:type="dxa" w:w="2438"/>
+            <w:tcW w:type="dxa" w:w="8496"/>
             <w:vAlign w:val="center"/>
-            <w:tcMar>
-              <w:top w:w="90" w:type="dxa"/>
-              <w:start w:w="120" w:type="dxa"/>
-              <w:bottom w:w="90" w:type="dxa"/>
-              <w:end w:w="120" w:type="dxa"/>
-            </w:tcMar>
           </w:tcPr>
           <w:p>
             <w:pPr>
@@ -4925,11 +2732,11 @@
             <w:r/>
             <w:r>
               <w:rPr>
-                <w:rFonts w:ascii="PingFang SC" w:hAnsi="PingFang SC" w:eastAsia="PingFang SC"/>
+                <w:rFonts w:ascii="Arial" w:hAnsi="Arial" w:eastAsia="Microsoft YaHei"/>
                 <w:b w:val="0"/>
                 <w:sz w:val="19"/>
               </w:rPr>
-              <w:t>下位机逻辑和硬接线联锁</w:t>
+              <w:t>LOOP、PT1/PT2/PT3、测试公共端、端子标签、安全标识和仪表测量路径。</w:t>
             </w:r>
           </w:p>
         </w:tc>
@@ -4937,14 +2744,8 @@
       <w:tr>
         <w:tc>
           <w:tcPr>
-            <w:tcW w:type="dxa" w:w="1814"/>
+            <w:tcW w:type="dxa" w:w="2160"/>
             <w:vAlign w:val="center"/>
-            <w:tcMar>
-              <w:top w:w="90" w:type="dxa"/>
-              <w:start w:w="120" w:type="dxa"/>
-              <w:bottom w:w="90" w:type="dxa"/>
-              <w:end w:w="120" w:type="dxa"/>
-            </w:tcMar>
           </w:tcPr>
           <w:p>
             <w:pPr>
@@ -4953,24 +2754,18 @@
             <w:r/>
             <w:r>
               <w:rPr>
-                <w:rFonts w:ascii="PingFang SC" w:hAnsi="PingFang SC" w:eastAsia="PingFang SC"/>
+                <w:rFonts w:ascii="Arial" w:hAnsi="Arial" w:eastAsia="Microsoft YaHei"/>
                 <w:b w:val="0"/>
                 <w:sz w:val="19"/>
               </w:rPr>
-              <w:t>通信映射表</w:t>
+              <w:t>低压信号口径</w:t>
             </w:r>
           </w:p>
         </w:tc>
         <w:tc>
           <w:tcPr>
-            <w:tcW w:type="dxa" w:w="4706"/>
+            <w:tcW w:type="dxa" w:w="8496"/>
             <w:vAlign w:val="center"/>
-            <w:tcMar>
-              <w:top w:w="90" w:type="dxa"/>
-              <w:start w:w="120" w:type="dxa"/>
-              <w:bottom w:w="90" w:type="dxa"/>
-              <w:end w:w="120" w:type="dxa"/>
-            </w:tcMar>
           </w:tcPr>
           <w:p>
             <w:pPr>
@@ -4979,24 +2774,20 @@
             <w:r/>
             <w:r>
               <w:rPr>
-                <w:rFonts w:ascii="PingFang SC" w:hAnsi="PingFang SC" w:eastAsia="PingFang SC"/>
+                <w:rFonts w:ascii="Arial" w:hAnsi="Arial" w:eastAsia="Microsoft YaHei"/>
                 <w:b w:val="0"/>
                 <w:sz w:val="19"/>
               </w:rPr>
-              <w:t>PlantSnapshot/PlantCommand 的基础语义如何映射到实际协议</w:t>
+              <w:t>PT 低压信号范围、线电压读数口径、压差范围、通断与相序读数定义。</w:t>
             </w:r>
           </w:p>
         </w:tc>
+      </w:tr>
+      <w:tr>
         <w:tc>
           <w:tcPr>
-            <w:tcW w:type="dxa" w:w="2438"/>
+            <w:tcW w:type="dxa" w:w="2160"/>
             <w:vAlign w:val="center"/>
-            <w:tcMar>
-              <w:top w:w="90" w:type="dxa"/>
-              <w:start w:w="120" w:type="dxa"/>
-              <w:bottom w:w="90" w:type="dxa"/>
-              <w:end w:w="120" w:type="dxa"/>
-            </w:tcMar>
           </w:tcPr>
           <w:p>
             <w:pPr>
@@ -5005,26 +2796,18 @@
             <w:r/>
             <w:r>
               <w:rPr>
-                <w:rFonts w:ascii="PingFang SC" w:hAnsi="PingFang SC" w:eastAsia="PingFang SC"/>
+                <w:rFonts w:ascii="Arial" w:hAnsi="Arial" w:eastAsia="Microsoft YaHei"/>
                 <w:b w:val="0"/>
                 <w:sz w:val="19"/>
               </w:rPr>
-              <w:t>适配层字段表和驱动接口</w:t>
+              <w:t>适配层字段表</w:t>
             </w:r>
           </w:p>
         </w:tc>
-      </w:tr>
-      <w:tr>
         <w:tc>
           <w:tcPr>
-            <w:tcW w:type="dxa" w:w="1814"/>
+            <w:tcW w:type="dxa" w:w="8496"/>
             <w:vAlign w:val="center"/>
-            <w:tcMar>
-              <w:top w:w="90" w:type="dxa"/>
-              <w:start w:w="120" w:type="dxa"/>
-              <w:bottom w:w="90" w:type="dxa"/>
-              <w:end w:w="120" w:type="dxa"/>
-            </w:tcMar>
           </w:tcPr>
           <w:p>
             <w:pPr>
@@ -5033,50 +2816,20 @@
             <w:r/>
             <w:r>
               <w:rPr>
-                <w:rFonts w:ascii="PingFang SC" w:hAnsi="PingFang SC" w:eastAsia="PingFang SC"/>
+                <w:rFonts w:ascii="Arial" w:hAnsi="Arial" w:eastAsia="Microsoft YaHei"/>
                 <w:b w:val="0"/>
                 <w:sz w:val="19"/>
               </w:rPr>
-              <w:t>验收用例</w:t>
+              <w:t>PlantSnapshot / PlantCommand 的最小字段集合，manual/hardware 数据如何进入统一 schema。</w:t>
             </w:r>
           </w:p>
         </w:tc>
+      </w:tr>
+      <w:tr>
         <w:tc>
           <w:tcPr>
-            <w:tcW w:type="dxa" w:w="4706"/>
+            <w:tcW w:type="dxa" w:w="2160"/>
             <w:vAlign w:val="center"/>
-            <w:tcMar>
-              <w:top w:w="90" w:type="dxa"/>
-              <w:start w:w="120" w:type="dxa"/>
-              <w:bottom w:w="90" w:type="dxa"/>
-              <w:end w:w="120" w:type="dxa"/>
-            </w:tcMar>
-          </w:tcPr>
-          <w:p>
-            <w:pPr>
-              <w:spacing w:after="0" w:line="259" w:lineRule="auto"/>
-            </w:pPr>
-            <w:r/>
-            <w:r>
-              <w:rPr>
-                <w:rFonts w:ascii="PingFang SC" w:hAnsi="PingFang SC" w:eastAsia="PingFang SC"/>
-                <w:b w:val="0"/>
-                <w:sz w:val="18"/>
-              </w:rPr>
-              <w:t>功能、安全、普通万用表测量录入、通信和整体验收的步骤与通过标准；自动采集验收后续补充</w:t>
-            </w:r>
-          </w:p>
-        </w:tc>
-        <w:tc>
-          <w:tcPr>
-            <w:tcW w:type="dxa" w:w="2438"/>
-            <w:vAlign w:val="center"/>
-            <w:tcMar>
-              <w:top w:w="90" w:type="dxa"/>
-              <w:start w:w="120" w:type="dxa"/>
-              <w:bottom w:w="90" w:type="dxa"/>
-              <w:end w:w="120" w:type="dxa"/>
-            </w:tcMar>
           </w:tcPr>
           <w:p>
             <w:pPr>
@@ -5085,47 +2838,123 @@
             <w:r/>
             <w:r>
               <w:rPr>
-                <w:rFonts w:ascii="PingFang SC" w:hAnsi="PingFang SC" w:eastAsia="PingFang SC"/>
+                <w:rFonts w:ascii="Arial" w:hAnsi="Arial" w:eastAsia="Microsoft YaHei"/>
                 <w:b w:val="0"/>
                 <w:sz w:val="19"/>
               </w:rPr>
-              <w:t>阶段验收记录模板</w:t>
+              <w:t>安全联锁清单</w:t>
+            </w:r>
+          </w:p>
+        </w:tc>
+        <w:tc>
+          <w:tcPr>
+            <w:tcW w:type="dxa" w:w="8496"/>
+            <w:vAlign w:val="center"/>
+          </w:tcPr>
+          <w:p>
+            <w:pPr>
+              <w:spacing w:after="0"/>
+            </w:pPr>
+            <w:r/>
+            <w:r>
+              <w:rPr>
+                <w:rFonts w:ascii="Arial" w:hAnsi="Arial" w:eastAsia="Microsoft YaHei"/>
+                <w:b w:val="0"/>
+                <w:sz w:val="19"/>
+              </w:rPr>
+              <w:t>急停、合闸、通信超时、复位、掉电、维护模式的硬件/下位机约束。</w:t>
+            </w:r>
+          </w:p>
+        </w:tc>
+      </w:tr>
+      <w:tr>
+        <w:tc>
+          <w:tcPr>
+            <w:tcW w:type="dxa" w:w="2160"/>
+            <w:vAlign w:val="center"/>
+          </w:tcPr>
+          <w:p>
+            <w:pPr>
+              <w:spacing w:after="0"/>
+            </w:pPr>
+            <w:r/>
+            <w:r>
+              <w:rPr>
+                <w:rFonts w:ascii="Arial" w:hAnsi="Arial" w:eastAsia="Microsoft YaHei"/>
+                <w:b w:val="0"/>
+                <w:sz w:val="19"/>
+              </w:rPr>
+              <w:t>V1 验收用例</w:t>
+            </w:r>
+          </w:p>
+        </w:tc>
+        <w:tc>
+          <w:tcPr>
+            <w:tcW w:type="dxa" w:w="8496"/>
+            <w:vAlign w:val="center"/>
+          </w:tcPr>
+          <w:p>
+            <w:pPr>
+              <w:spacing w:after="0"/>
+            </w:pPr>
+            <w:r/>
+            <w:r>
+              <w:rPr>
+                <w:rFonts w:ascii="Arial" w:hAnsi="Arial" w:eastAsia="Microsoft YaHei"/>
+                <w:b w:val="0"/>
+                <w:sz w:val="19"/>
+              </w:rPr>
+              <w:t>实体操作响应、手动测量录入、日志记录、安全状态和通信稳定性。</w:t>
             </w:r>
           </w:p>
         </w:tc>
       </w:tr>
     </w:tbl>
-    <w:p>
-      <w:pPr>
-        <w:spacing w:after="40"/>
-      </w:pPr>
-    </w:p>
-    <w:p>
-      <w:pPr>
-        <w:pStyle w:val="Heading2"/>
-        <w:keepNext/>
-      </w:pPr>
-      <w:r>
-        <w:t>规划结论</w:t>
-      </w:r>
-    </w:p>
-    <w:p>
-      <w:pPr>
-        <w:spacing w:before="0" w:after="100" w:line="269" w:lineRule="auto"/>
-      </w:pPr>
-      <w:r/>
-      <w:r>
-        <w:rPr>
-          <w:rFonts w:ascii="PingFang SC" w:hAnsi="PingFang SC" w:eastAsia="PingFang SC"/>
-          <w:sz w:val="21"/>
-        </w:rPr>
-        <w:t>本项目下一阶段的关键，不是立即决定具体开发板型号，而是先冻结软硬边界、低压安全原则、硬件替代层级、统一通信语义和 V1/V2 的近期落地范围。只要这些输入稳定，后续围绕嵌入式开发板、测量模块和通信接口逐步细化，就可以复用现有上位机教学系统，并逐步把虚拟操作替换成真实硬件实训。</w:t>
-      </w:r>
-    </w:p>
+    <w:p/>
+    <w:tbl>
+      <w:tblPr>
+        <w:tblStyle w:val="TableGrid"/>
+        <w:tblW w:type="auto" w:w="0"/>
+        <w:tblLook w:firstColumn="1" w:firstRow="1" w:lastColumn="0" w:lastRow="0" w:noHBand="0" w:noVBand="1" w:val="04A0"/>
+      </w:tblPr>
+      <w:tblGrid>
+        <w:gridCol w:w="9792"/>
+      </w:tblGrid>
+      <w:tr>
+        <w:tc>
+          <w:tcPr>
+            <w:tcW w:type="dxa" w:w="9792"/>
+            <w:shd w:fill="E2F0D9"/>
+            <w:top w:val="single" w:sz="8" w:space="0" w:color="82B366"/>
+            <w:left w:val="single" w:sz="8" w:space="0" w:color="82B366"/>
+            <w:bottom w:val="single" w:sz="8" w:space="0" w:color="82B366"/>
+            <w:right w:val="single" w:sz="8" w:space="0" w:color="82B366"/>
+          </w:tcPr>
+          <w:p>
+            <w:pPr>
+              <w:spacing w:after="60"/>
+            </w:pPr>
+            <w:r>
+              <w:rPr>
+                <w:rFonts w:ascii="Arial" w:hAnsi="Arial" w:eastAsia="Microsoft YaHei"/>
+                <w:b/>
+                <w:sz w:val="21"/>
+              </w:rPr>
+              <w:t>规划结论</w:t>
+            </w:r>
+            <w:r>
+              <w:br/>
+              <w:t>本项目可以进入 L1/L2 硬件化设计准备阶段。优先冻结 V1 的实体操作和手动测量闭环；V2 保持为选择性自动采集增强层。开发板选型应在 IO 点表、端子分组、安全联锁和适配层字段初步稳定后再进行。</w:t>
+            </w:r>
+          </w:p>
+        </w:tc>
+      </w:tr>
+    </w:tbl>
+    <w:p/>
     <w:sectPr>
       <w:footerReference w:type="default" r:id="rId9"/>
       <w:pgSz w:w="12240" w:h="15840"/>
-      <w:pgMar w:top="1049" w:right="1134" w:bottom="992" w:left="1134" w:header="720" w:footer="720" w:gutter="0"/>
+      <w:pgMar w:top="1080" w:right="1224" w:bottom="1080" w:left="1224" w:header="720" w:footer="720" w:gutter="0"/>
       <w:cols w:space="720"/>
       <w:docGrid w:linePitch="360"/>
     </w:sectPr>
@@ -5142,11 +2971,10 @@
     </w:pPr>
     <w:r>
       <w:rPr>
-        <w:rFonts w:ascii="PingFang SC" w:hAnsi="PingFang SC" w:eastAsia="PingFang SC"/>
-        <w:color w:val="666666"/>
+        <w:color w:val="808080"/>
         <w:sz w:val="16"/>
       </w:rPr>
-      <w:t>三相电并网仿真教学系统硬件替代计划（精简版）</w:t>
+      <w:t>ThreePhase Hardware Replacement Plan · L1/L2 Focus</w:t>
     </w:r>
   </w:p>
 </w:ftr>
@@ -5515,11 +3343,8 @@
     <w:name w:val="Normal"/>
     <w:qFormat/>
     <w:rsid w:val="00FC693F"/>
-    <w:pPr>
-      <w:spacing w:line="276" w:lineRule="auto" w:after="100"/>
-    </w:pPr>
     <w:rPr>
-      <w:rFonts w:ascii="PingFang SC" w:hAnsi="PingFang SC" w:eastAsia="PingFang SC"/>
+      <w:rFonts w:ascii="Arial" w:hAnsi="Arial" w:eastAsia="Microsoft YaHei"/>
       <w:sz w:val="21"/>
     </w:rPr>
   </w:style>
@@ -5582,7 +3407,7 @@
       <w:outlineLvl w:val="0"/>
     </w:pPr>
     <w:rPr>
-      <w:rFonts w:asciiTheme="majorHAnsi" w:eastAsiaTheme="majorEastAsia" w:hAnsiTheme="majorHAnsi" w:cstheme="majorBidi" w:ascii="PingFang SC" w:hAnsi="PingFang SC" w:eastAsia="PingFang SC"/>
+      <w:rFonts w:asciiTheme="majorHAnsi" w:eastAsiaTheme="majorEastAsia" w:hAnsiTheme="majorHAnsi" w:cstheme="majorBidi" w:ascii="Arial" w:hAnsi="Arial" w:eastAsia="Microsoft YaHei"/>
       <w:b/>
       <w:bCs/>
       <w:color w:val="1F4E79"/>
@@ -5606,10 +3431,10 @@
       <w:outlineLvl w:val="1"/>
     </w:pPr>
     <w:rPr>
-      <w:rFonts w:asciiTheme="majorHAnsi" w:eastAsiaTheme="majorEastAsia" w:hAnsiTheme="majorHAnsi" w:cstheme="majorBidi" w:ascii="PingFang SC" w:hAnsi="PingFang SC" w:eastAsia="PingFang SC"/>
+      <w:rFonts w:asciiTheme="majorHAnsi" w:eastAsiaTheme="majorEastAsia" w:hAnsiTheme="majorHAnsi" w:cstheme="majorBidi" w:ascii="Arial" w:hAnsi="Arial" w:eastAsia="Microsoft YaHei"/>
       <w:b/>
       <w:bCs/>
-      <w:color w:val="2E74B5"/>
+      <w:color w:val="2F5496"/>
       <w:sz w:val="25"/>
       <w:szCs w:val="26"/>
     </w:rPr>
@@ -5871,12 +3696,12 @@
       <w:contextualSpacing/>
     </w:pPr>
     <w:rPr>
-      <w:rFonts w:asciiTheme="majorHAnsi" w:eastAsiaTheme="majorEastAsia" w:hAnsiTheme="majorHAnsi" w:cstheme="majorBidi" w:ascii="PingFang SC" w:hAnsi="PingFang SC" w:eastAsia="PingFang SC"/>
+      <w:rFonts w:asciiTheme="majorHAnsi" w:eastAsiaTheme="majorEastAsia" w:hAnsiTheme="majorHAnsi" w:cstheme="majorBidi" w:ascii="Arial" w:hAnsi="Arial" w:eastAsia="Microsoft YaHei"/>
       <w:b/>
-      <w:color w:val="1F4E79"/>
+      <w:color w:val="17365D" w:themeColor="text2" w:themeShade="BF"/>
       <w:spacing w:val="5"/>
       <w:kern w:val="28"/>
-      <w:sz w:val="44"/>
+      <w:sz w:val="40"/>
       <w:szCs w:val="52"/>
     </w:rPr>
   </w:style>
@@ -6052,10 +3877,6 @@
       </w:numPr>
       <w:contextualSpacing/>
     </w:pPr>
-    <w:rPr>
-      <w:rFonts w:ascii="PingFang SC" w:hAnsi="PingFang SC" w:eastAsia="PingFang SC"/>
-      <w:sz w:val="20"/>
-    </w:rPr>
   </w:style>
   <w:style w:type="paragraph" w:styleId="ListBullet2">
     <w:name w:val="List Bullet 2"/>

--- a/three_phase_hw_replacement_plan_simplified.docx
+++ b/three_phase_hw_replacement_plan_simplified.docx
@@ -20,13 +20,7 @@
         <w:jc w:val="center"/>
       </w:pPr>
       <w:r>
-        <w:rPr>
-          <w:rFonts w:ascii="Arial" w:hAnsi="Arial" w:eastAsia="Microsoft YaHei"/>
-          <w:b/>
-          <w:color w:val="1F4E79"/>
-          <w:sz w:val="36"/>
-        </w:rPr>
-        <w:t>硬件替代计划（L1/L2 与 V1/V2 聚焦版）</w:t>
+        <w:t>硬件替代计划（L1/L2 手动硬件化聚焦版）</w:t>
       </w:r>
     </w:p>
     <w:tbl>
@@ -70,17 +64,8 @@
             <w:vAlign w:val="center"/>
           </w:tcPr>
           <w:p>
-            <w:pPr>
-              <w:spacing w:after="0"/>
-            </w:pPr>
-            <w:r/>
             <w:r>
-              <w:rPr>
-                <w:rFonts w:ascii="Arial" w:hAnsi="Arial" w:eastAsia="Microsoft YaHei"/>
-                <w:b w:val="0"/>
-                <w:sz w:val="19"/>
-              </w:rPr>
-              <w:t>V0.3 L1/L2 聚焦更新版</w:t>
+              <w:t>V0.4 L1/L2 手动硬件化聚焦版</w:t>
             </w:r>
           </w:p>
         </w:tc>
@@ -205,14 +190,15 @@
             <w:pPr>
               <w:spacing w:after="0"/>
             </w:pPr>
-            <w:r/>
+            <w:r>
+              <w:t>只展开 L1 操作硬件化、L2 测量硬件化，以及 V1/V2 阶段边界；自动采集统一归入后续扩展功能。</w:t>
+            </w:r>
             <w:r>
               <w:rPr>
                 <w:rFonts w:ascii="Arial" w:hAnsi="Arial" w:eastAsia="Microsoft YaHei"/>
                 <w:b w:val="0"/>
                 <w:sz w:val="19"/>
               </w:rPr>
-              <w:t>只展开 L1 操作硬件化、L2 测量硬件化，以及 V1/V2 阶段边界。</w:t>
             </w:r>
           </w:p>
         </w:tc>
@@ -293,11 +279,10 @@
                 <w:sz w:val="21"/>
               </w:rPr>
               <w:t>本版定位</w:t>
+              <w:br/>
+              <w:t>本文件用于冻结硬件化的近期讨论边界。V1/V2 的核心目标是实体操作与真实端子手动测量闭环；这已经可以大致满足硬件化训练需求。自动采集主要用于提升便利性和考核严谨性，统一放入后续扩展功能。主文不展开 L3/L4 的详细方案；L3/L4 仅在后续扩展边界中说明必须提前遵守的约束。硬件开发可以从 L1/L2 的 IO 点、端子布局、安全约束和适配层语义开始。</w:t>
             </w:r>
-            <w:r>
-              <w:br/>
-              <w:t>本文件用于冻结硬件化的近期讨论边界。主文不展开 L3/L4 的详细方案；L3/L4 仅在后续扩展边界中说明必须提前遵守的约束。硬件开发可以从 L1/L2 的 IO 点、端子布局、安全约束和适配层语义开始。</w:t>
-            </w:r>
+            <w:r/>
           </w:p>
         </w:tc>
       </w:tr>
@@ -349,7 +334,7 @@
         <w:spacing w:after="40"/>
       </w:pPr>
       <w:r>
-        <w:t>V2 是测量硬件化增强层，不等于一次性完成所有自动采集。</w:t>
+        <w:t>V2 是测量硬件化完善层，重点仍是低压端子、测量指引、手动录入口径和故障现象可测；自动采集不作为 V2 必选项。</w:t>
       </w:r>
     </w:p>
     <w:tbl>
@@ -668,14 +653,15 @@
             <w:pPr>
               <w:spacing w:after="0"/>
             </w:pPr>
-            <w:r/>
+            <w:r>
+              <w:t>自动采集、表笔识别和状态码上传统一归入后续扩展功能，不作为 V1/V2 的前置条件。</w:t>
+            </w:r>
             <w:r>
               <w:rPr>
                 <w:rFonts w:ascii="Arial" w:hAnsi="Arial" w:eastAsia="Microsoft YaHei"/>
                 <w:b w:val="0"/>
                 <w:sz w:val="19"/>
               </w:rPr>
-              <w:t>不要求 V2 一次性实现通断、线电压、相序、压差和表笔识别全部自动化。</w:t>
             </w:r>
           </w:p>
         </w:tc>
@@ -1445,7 +1431,7 @@
     </w:p>
     <w:p>
       <w:r>
-        <w:t>L2 的目标是让学生面对真实标注端子，使用普通万用表或相序仪完成测量动作，并由上位机保存结构化测量记录。L2 不等于一开始就实现全自动采集；V1 的重点是手动测量闭环，V2 才选择性增强自动采集。</w:t>
+        <w:t>L2 的目标是让学生面对真实标注端子，使用普通万用表或相序仪完成测量动作，并由上位机保存结构化测量记录。L2 不等于一开始就实现全自动采集；V1 的重点是手动测量闭环，自动采集转入后续扩展功能。</w:t>
       </w:r>
     </w:p>
     <w:tbl>
@@ -1808,11 +1794,10 @@
                 <w:sz w:val="21"/>
               </w:rPr>
               <w:t>V2 新表述</w:t>
+              <w:br/>
+              <w:t>V2 定义为“测量硬件化完善”：在 V1 手动测量闭环基础上，继续完善低压端子、测量指引、手动录入口径和故障现象可测性。自动采集、通断自动检测、相序自动识别和表笔识别统一归入后续扩展功能，不作为 V2 必选项。</w:t>
             </w:r>
-            <w:r>
-              <w:br/>
-              <w:t>V2 定义为“测量硬件化增强”：在 V1 手动测量闭环基础上，选择性加入自动采集能力。优先对象为 PT 线电压和 PT 二次端子压差；通断检测、相序自动识别和表笔识别作为可选增强，不作为 V2 必选项。</w:t>
-            </w:r>
+            <w:r/>
           </w:p>
         </w:tc>
       </w:tr>
@@ -1842,7 +1827,7 @@
         <w:spacing w:after="40"/>
       </w:pPr>
       <w:r>
-        <w:t>V2 自动上传时使用 origin="hardware"，但不能破坏 V1 的 origin="manual" 闭环。</w:t>
+        <w:t>后续自动上传时使用 origin="hardware"，但不能破坏 V1/V2 的 origin="manual" 手动测量闭环。</w:t>
       </w:r>
     </w:p>
     <w:p>
@@ -1851,7 +1836,7 @@
         <w:spacing w:after="40"/>
       </w:pPr>
       <w:r>
-        <w:t>自动采集只增强考核严谨性，不应成为 V1 落地的前置条件。</w:t>
+        <w:t>自动采集只增强便利性和考核严谨性，不应成为 V1/V2 硬件化闭环的前置条件。</w:t>
       </w:r>
     </w:p>
     <w:p>
@@ -2077,14 +2062,15 @@
             <w:pPr>
               <w:spacing w:after="0"/>
             </w:pPr>
-            <w:r/>
+            <w:r>
+              <w:t>在 V1 基础上完善真实端子测量和手动录入闭环。</w:t>
+            </w:r>
             <w:r>
               <w:rPr>
                 <w:rFonts w:ascii="Arial" w:hAnsi="Arial" w:eastAsia="Microsoft YaHei"/>
                 <w:b w:val="0"/>
                 <w:sz w:val="19"/>
               </w:rPr>
-              <w:t>在 V1 基础上选择性增强测量硬件化。</w:t>
             </w:r>
           </w:p>
         </w:tc>
@@ -2097,14 +2083,15 @@
             <w:pPr>
               <w:spacing w:after="0"/>
             </w:pPr>
-            <w:r/>
+            <w:r>
+              <w:t>PT 低压信号源稳定、测量端子清晰、手动录入口径明确、故障现象可由普通仪表测得。</w:t>
+            </w:r>
             <w:r>
               <w:rPr>
                 <w:rFonts w:ascii="Arial" w:hAnsi="Arial" w:eastAsia="Microsoft YaHei"/>
                 <w:b w:val="0"/>
                 <w:sz w:val="19"/>
               </w:rPr>
-              <w:t>PT 低压信号源稳定、PT 线电压与端子压差优先自动采集、硬件上传接口预留。</w:t>
             </w:r>
           </w:p>
         </w:tc>
@@ -2117,14 +2104,15 @@
             <w:pPr>
               <w:spacing w:after="0"/>
             </w:pPr>
-            <w:r/>
+            <w:r>
+              <w:t>自动采集、通断自动检测、相序自动识别、表笔插入检测、端子编码、防误填机制。</w:t>
+            </w:r>
             <w:r>
               <w:rPr>
                 <w:rFonts w:ascii="Arial" w:hAnsi="Arial" w:eastAsia="Microsoft YaHei"/>
                 <w:b w:val="0"/>
                 <w:sz w:val="19"/>
               </w:rPr>
-              <w:t>通断自动检测、相序自动识别、表笔插入检测、端子编码、防误填机制。</w:t>
             </w:r>
           </w:p>
         </w:tc>
@@ -2133,7 +2121,7 @@
     <w:p/>
     <w:p>
       <w:r>
-        <w:t>V2 可以继续按成本、风险和教学价值拆成若干子阶段，而不是一次性完成全部自动化：</w:t>
+        <w:t>后续扩展功能可以继续按成本、风险和教学价值拆成若干子阶段，而不是一次性完成全部自动化：</w:t>
       </w:r>
     </w:p>
     <w:p>
@@ -2142,7 +2130,7 @@
         <w:spacing w:after="40"/>
       </w:pPr>
       <w:r>
-        <w:t>V2.1：优先实现 PT 线电压和 PT 二次端子压差的自动采集准备。</w:t>
+        <w:t>扩展 1：优先评估 PT 线电压和 PT 二次端子压差的自动采集。</w:t>
       </w:r>
     </w:p>
     <w:p>
@@ -2151,7 +2139,7 @@
         <w:spacing w:after="40"/>
       </w:pPr>
       <w:r>
-        <w:t>V2.2：按需要加入通断自动检测。</w:t>
+        <w:t>扩展 2：按需要加入通断自动检测。</w:t>
       </w:r>
     </w:p>
     <w:p>
@@ -2160,7 +2148,7 @@
         <w:spacing w:after="40"/>
       </w:pPr>
       <w:r>
-        <w:t>V2.3：按需要加入相序自动识别。</w:t>
+        <w:t>扩展 3：按需要加入相序自动识别。</w:t>
       </w:r>
     </w:p>
     <w:p>
@@ -2169,7 +2157,7 @@
         <w:spacing w:after="40"/>
       </w:pPr>
       <w:r>
-        <w:t>V2.4：按考核严格程度决定是否加入表笔识别、端子编码和防误填。</w:t>
+        <w:t>扩展 4：按考核严格程度决定是否加入表笔识别、端子编码和防误填。</w:t>
       </w:r>
     </w:p>
     <w:p>
@@ -2584,7 +2572,7 @@
         <w:spacing w:after="40"/>
       </w:pPr>
       <w:r>
-        <w:t>后续是否实现 L3/L4，应在 V1/V2 验收后根据教学价值、成本和安全风险单独决策。</w:t>
+        <w:t>后续是否实现自动采集、L3/L4，应在 V1/V2 手动硬件化闭环验收后，根据教学价值、成本和安全风险单独决策。</w:t>
       </w:r>
     </w:p>
     <w:p>
@@ -2597,7 +2585,7 @@
     </w:p>
     <w:p>
       <w:r>
-        <w:t>可以开始考虑硬件化，但建议先从“设计输入冻结”开始，而不是马上决定具体开发板型号或画板级原理图。</w:t>
+        <w:t>可以开始考虑硬件化。当前判断是：手动测量闭环已经可以大致满足硬件化训练需求，因此建议先冻结 L1/L2 的设计输入，而不是马上决定具体开发板型号、自动采集模块或板级原理图。</w:t>
       </w:r>
     </w:p>
     <w:tbl>
@@ -2941,11 +2929,10 @@
                 <w:sz w:val="21"/>
               </w:rPr>
               <w:t>规划结论</w:t>
+              <w:br/>
+              <w:t>本项目可以进入 L1/L2 硬件化设计准备阶段。优先冻结实体操作、低压端子、普通仪表测量和手动录入闭环；自动采集作为后续扩展功能处理。开发板选型应在 IO 点表、端子分组、安全联锁和适配层字段初步稳定后再进行。</w:t>
             </w:r>
-            <w:r>
-              <w:br/>
-              <w:t>本项目可以进入 L1/L2 硬件化设计准备阶段。优先冻结 V1 的实体操作和手动测量闭环；V2 保持为选择性自动采集增强层。开发板选型应在 IO 点表、端子分组、安全联锁和适配层字段初步稳定后再进行。</w:t>
-            </w:r>
+            <w:r/>
           </w:p>
         </w:tc>
       </w:tr>
@@ -2970,11 +2957,7 @@
       <w:jc w:val="center"/>
     </w:pPr>
     <w:r>
-      <w:rPr>
-        <w:color w:val="808080"/>
-        <w:sz w:val="16"/>
-      </w:rPr>
-      <w:t>ThreePhase Hardware Replacement Plan · L1/L2 Focus</w:t>
+      <w:t>ThreePhase Hardware Replacement Plan · L1/L2 Manual Hardware Focus</w:t>
     </w:r>
   </w:p>
 </w:ftr>
